--- a/SRS_QuanLyPhongKhamNhaKhoa.docx
+++ b/SRS_QuanLyPhongKhamNhaKhoa.docx
@@ -4219,12 +4219,6 @@
         <w:gridCol w:w="6300"/>
       </w:tblGrid>
       <w:tr>
-        <w:tblPrEx>
-          <w:tblCellMar>
-            <w:top w:w="0" w:type="dxa"/>
-            <w:bottom w:w="0" w:type="dxa"/>
-          </w:tblCellMar>
-        </w:tblPrEx>
         <w:trPr>
           <w:tblHeader/>
         </w:trPr>
@@ -4286,12 +4280,6 @@
         </w:tc>
       </w:tr>
       <w:tr>
-        <w:tblPrEx>
-          <w:tblCellMar>
-            <w:top w:w="0" w:type="dxa"/>
-            <w:bottom w:w="0" w:type="dxa"/>
-          </w:tblCellMar>
-        </w:tblPrEx>
         <w:tc>
           <w:tcPr>
             <w:tcW w:w="3200" w:type="dxa"/>
@@ -4336,12 +4324,6 @@
         </w:tc>
       </w:tr>
       <w:tr>
-        <w:tblPrEx>
-          <w:tblCellMar>
-            <w:top w:w="0" w:type="dxa"/>
-            <w:bottom w:w="0" w:type="dxa"/>
-          </w:tblCellMar>
-        </w:tblPrEx>
         <w:tc>
           <w:tcPr>
             <w:tcW w:w="3200" w:type="dxa"/>
@@ -4388,12 +4370,6 @@
         </w:tc>
       </w:tr>
       <w:tr>
-        <w:tblPrEx>
-          <w:tblCellMar>
-            <w:top w:w="0" w:type="dxa"/>
-            <w:bottom w:w="0" w:type="dxa"/>
-          </w:tblCellMar>
-        </w:tblPrEx>
         <w:tc>
           <w:tcPr>
             <w:tcW w:w="3200" w:type="dxa"/>
@@ -4438,12 +4414,6 @@
         </w:tc>
       </w:tr>
       <w:tr>
-        <w:tblPrEx>
-          <w:tblCellMar>
-            <w:top w:w="0" w:type="dxa"/>
-            <w:bottom w:w="0" w:type="dxa"/>
-          </w:tblCellMar>
-        </w:tblPrEx>
         <w:tc>
           <w:tcPr>
             <w:tcW w:w="3200" w:type="dxa"/>
@@ -4490,12 +4460,6 @@
         </w:tc>
       </w:tr>
       <w:tr>
-        <w:tblPrEx>
-          <w:tblCellMar>
-            <w:top w:w="0" w:type="dxa"/>
-            <w:bottom w:w="0" w:type="dxa"/>
-          </w:tblCellMar>
-        </w:tblPrEx>
         <w:tc>
           <w:tcPr>
             <w:tcW w:w="3200" w:type="dxa"/>
@@ -4620,12 +4584,6 @@
         <w:gridCol w:w="2600"/>
       </w:tblGrid>
       <w:tr>
-        <w:tblPrEx>
-          <w:tblCellMar>
-            <w:top w:w="0" w:type="dxa"/>
-            <w:bottom w:w="0" w:type="dxa"/>
-          </w:tblCellMar>
-        </w:tblPrEx>
         <w:trPr>
           <w:tblHeader/>
         </w:trPr>
@@ -4715,12 +4673,6 @@
         </w:tc>
       </w:tr>
       <w:tr>
-        <w:tblPrEx>
-          <w:tblCellMar>
-            <w:top w:w="0" w:type="dxa"/>
-            <w:bottom w:w="0" w:type="dxa"/>
-          </w:tblCellMar>
-        </w:tblPrEx>
         <w:tc>
           <w:tcPr>
             <w:tcW w:w="700" w:type="dxa"/>
@@ -4786,12 +4738,6 @@
         </w:tc>
       </w:tr>
       <w:tr>
-        <w:tblPrEx>
-          <w:tblCellMar>
-            <w:top w:w="0" w:type="dxa"/>
-            <w:bottom w:w="0" w:type="dxa"/>
-          </w:tblCellMar>
-        </w:tblPrEx>
         <w:tc>
           <w:tcPr>
             <w:tcW w:w="700" w:type="dxa"/>
@@ -4860,12 +4806,6 @@
         </w:tc>
       </w:tr>
       <w:tr>
-        <w:tblPrEx>
-          <w:tblCellMar>
-            <w:top w:w="0" w:type="dxa"/>
-            <w:bottom w:w="0" w:type="dxa"/>
-          </w:tblCellMar>
-        </w:tblPrEx>
         <w:tc>
           <w:tcPr>
             <w:tcW w:w="700" w:type="dxa"/>
@@ -4931,12 +4871,6 @@
         </w:tc>
       </w:tr>
       <w:tr>
-        <w:tblPrEx>
-          <w:tblCellMar>
-            <w:top w:w="0" w:type="dxa"/>
-            <w:bottom w:w="0" w:type="dxa"/>
-          </w:tblCellMar>
-        </w:tblPrEx>
         <w:tc>
           <w:tcPr>
             <w:tcW w:w="700" w:type="dxa"/>
@@ -5005,12 +4939,6 @@
         </w:tc>
       </w:tr>
       <w:tr>
-        <w:tblPrEx>
-          <w:tblCellMar>
-            <w:top w:w="0" w:type="dxa"/>
-            <w:bottom w:w="0" w:type="dxa"/>
-          </w:tblCellMar>
-        </w:tblPrEx>
         <w:tc>
           <w:tcPr>
             <w:tcW w:w="700" w:type="dxa"/>
@@ -5201,12 +5129,6 @@
         <w:gridCol w:w="2400"/>
       </w:tblGrid>
       <w:tr>
-        <w:tblPrEx>
-          <w:tblCellMar>
-            <w:top w:w="0" w:type="dxa"/>
-            <w:bottom w:w="0" w:type="dxa"/>
-          </w:tblCellMar>
-        </w:tblPrEx>
         <w:trPr>
           <w:tblHeader/>
         </w:trPr>
@@ -5296,12 +5218,6 @@
         </w:tc>
       </w:tr>
       <w:tr>
-        <w:tblPrEx>
-          <w:tblCellMar>
-            <w:top w:w="0" w:type="dxa"/>
-            <w:bottom w:w="0" w:type="dxa"/>
-          </w:tblCellMar>
-        </w:tblPrEx>
         <w:tc>
           <w:tcPr>
             <w:tcW w:w="2400" w:type="dxa"/>
@@ -5367,12 +5283,6 @@
         </w:tc>
       </w:tr>
       <w:tr>
-        <w:tblPrEx>
-          <w:tblCellMar>
-            <w:top w:w="0" w:type="dxa"/>
-            <w:bottom w:w="0" w:type="dxa"/>
-          </w:tblCellMar>
-        </w:tblPrEx>
         <w:tc>
           <w:tcPr>
             <w:tcW w:w="2400" w:type="dxa"/>
@@ -5441,12 +5351,6 @@
         </w:tc>
       </w:tr>
       <w:tr>
-        <w:tblPrEx>
-          <w:tblCellMar>
-            <w:top w:w="0" w:type="dxa"/>
-            <w:bottom w:w="0" w:type="dxa"/>
-          </w:tblCellMar>
-        </w:tblPrEx>
         <w:tc>
           <w:tcPr>
             <w:tcW w:w="2400" w:type="dxa"/>
@@ -5512,12 +5416,6 @@
         </w:tc>
       </w:tr>
       <w:tr>
-        <w:tblPrEx>
-          <w:tblCellMar>
-            <w:top w:w="0" w:type="dxa"/>
-            <w:bottom w:w="0" w:type="dxa"/>
-          </w:tblCellMar>
-        </w:tblPrEx>
         <w:tc>
           <w:tcPr>
             <w:tcW w:w="2400" w:type="dxa"/>
@@ -5586,12 +5484,6 @@
         </w:tc>
       </w:tr>
       <w:tr>
-        <w:tblPrEx>
-          <w:tblCellMar>
-            <w:top w:w="0" w:type="dxa"/>
-            <w:bottom w:w="0" w:type="dxa"/>
-          </w:tblCellMar>
-        </w:tblPrEx>
         <w:tc>
           <w:tcPr>
             <w:tcW w:w="2400" w:type="dxa"/>
@@ -5778,6 +5670,7 @@
         <w:spacing w:after="80"/>
       </w:pPr>
       <w:r>
+        <w:lastRenderedPageBreak/>
         <w:t>Bắt buộc sử dụng SQL Server làm hệ quản trị cơ sở dữ liệu, truy cập thông qua JDBC (PreparedStatement) — không dùng ORM trong phạm vi phiên bản 1.0, trừ khi có quyết định thay đổi kiến trúc.</w:t>
       </w:r>
     </w:p>
@@ -5929,10 +5822,7 @@
         <w:t>2.6.</w:t>
       </w:r>
       <w:r>
-        <w:t xml:space="preserve"> </w:t>
-      </w:r>
-      <w:r>
-        <w:t>Tổng quan Use Case</w:t>
+        <w:t xml:space="preserve"> Tổng quan Use Case</w:t>
       </w:r>
     </w:p>
     <w:p>
@@ -5952,6 +5842,9 @@
         <w:t xml:space="preserve"> </w:t>
       </w:r>
       <w:r>
+        <w:rPr>
+          <w:noProof/>
+        </w:rPr>
         <w:drawing>
           <wp:inline distT="0" distB="0" distL="0" distR="0" wp14:anchorId="1C65EAD2" wp14:editId="2C7C4560">
             <wp:extent cx="6120130" cy="2303145"/>
@@ -5994,6 +5887,9 @@
         <w:spacing w:after="80"/>
       </w:pPr>
       <w:r>
+        <w:rPr>
+          <w:noProof/>
+        </w:rPr>
         <w:lastRenderedPageBreak/>
         <w:drawing>
           <wp:inline distT="0" distB="0" distL="0" distR="0" wp14:anchorId="221F7189" wp14:editId="5E61AC97">
@@ -6037,6 +5933,9 @@
         <w:spacing w:after="80"/>
       </w:pPr>
       <w:r>
+        <w:rPr>
+          <w:noProof/>
+        </w:rPr>
         <w:lastRenderedPageBreak/>
         <w:drawing>
           <wp:inline distT="0" distB="0" distL="0" distR="0" wp14:anchorId="353BEE48" wp14:editId="300010ED">
@@ -6080,6 +5979,9 @@
         <w:spacing w:after="80"/>
       </w:pPr>
       <w:r>
+        <w:rPr>
+          <w:noProof/>
+        </w:rPr>
         <w:lastRenderedPageBreak/>
         <w:drawing>
           <wp:inline distT="0" distB="0" distL="0" distR="0" wp14:anchorId="43C82954" wp14:editId="588219D0">
@@ -6123,6 +6025,9 @@
         <w:spacing w:after="80"/>
       </w:pPr>
       <w:r>
+        <w:rPr>
+          <w:noProof/>
+        </w:rPr>
         <w:drawing>
           <wp:inline distT="0" distB="0" distL="0" distR="0" wp14:anchorId="182B421A" wp14:editId="14CEF9E7">
             <wp:extent cx="6120130" cy="3639185"/>
@@ -6165,6 +6070,9 @@
         <w:spacing w:after="80"/>
       </w:pPr>
       <w:r>
+        <w:rPr>
+          <w:noProof/>
+        </w:rPr>
         <w:lastRenderedPageBreak/>
         <w:drawing>
           <wp:inline distT="0" distB="0" distL="0" distR="0" wp14:anchorId="0C321B3A" wp14:editId="57A166AF">
@@ -6218,7 +6126,7 @@
       <w:tblGrid>
         <w:gridCol w:w="686"/>
         <w:gridCol w:w="3282"/>
-        <w:gridCol w:w="1920"/>
+        <w:gridCol w:w="1331"/>
         <w:gridCol w:w="1619"/>
       </w:tblGrid>
       <w:tr>
@@ -6819,7 +6727,10 @@
               <w:spacing w:after="80"/>
             </w:pPr>
             <w:r>
-              <w:t>Patient, Receptionist</w:t>
+              <w:t xml:space="preserve">Patient, </w:t>
+            </w:r>
+            <w:r>
+              <w:t>Staff</w:t>
             </w:r>
           </w:p>
         </w:tc>
@@ -7535,12 +7446,6 @@
         <w:gridCol w:w="8100"/>
       </w:tblGrid>
       <w:tr>
-        <w:tblPrEx>
-          <w:tblCellMar>
-            <w:top w:w="0" w:type="dxa"/>
-            <w:bottom w:w="0" w:type="dxa"/>
-          </w:tblCellMar>
-        </w:tblPrEx>
         <w:trPr>
           <w:tblHeader/>
         </w:trPr>
@@ -7599,12 +7504,6 @@
         </w:tc>
       </w:tr>
       <w:tr>
-        <w:tblPrEx>
-          <w:tblCellMar>
-            <w:top w:w="0" w:type="dxa"/>
-            <w:bottom w:w="0" w:type="dxa"/>
-          </w:tblCellMar>
-        </w:tblPrEx>
         <w:tc>
           <w:tcPr>
             <w:tcW w:w="1400" w:type="dxa"/>
@@ -7652,12 +7551,6 @@
         </w:tc>
       </w:tr>
       <w:tr>
-        <w:tblPrEx>
-          <w:tblCellMar>
-            <w:top w:w="0" w:type="dxa"/>
-            <w:bottom w:w="0" w:type="dxa"/>
-          </w:tblCellMar>
-        </w:tblPrEx>
         <w:tc>
           <w:tcPr>
             <w:tcW w:w="1400" w:type="dxa"/>
@@ -7707,12 +7600,6 @@
         </w:tc>
       </w:tr>
       <w:tr>
-        <w:tblPrEx>
-          <w:tblCellMar>
-            <w:top w:w="0" w:type="dxa"/>
-            <w:bottom w:w="0" w:type="dxa"/>
-          </w:tblCellMar>
-        </w:tblPrEx>
         <w:tc>
           <w:tcPr>
             <w:tcW w:w="1400" w:type="dxa"/>
@@ -7760,12 +7647,6 @@
         </w:tc>
       </w:tr>
       <w:tr>
-        <w:tblPrEx>
-          <w:tblCellMar>
-            <w:top w:w="0" w:type="dxa"/>
-            <w:bottom w:w="0" w:type="dxa"/>
-          </w:tblCellMar>
-        </w:tblPrEx>
         <w:tc>
           <w:tcPr>
             <w:tcW w:w="1400" w:type="dxa"/>
@@ -7894,12 +7775,6 @@
         <w:gridCol w:w="8100"/>
       </w:tblGrid>
       <w:tr>
-        <w:tblPrEx>
-          <w:tblCellMar>
-            <w:top w:w="0" w:type="dxa"/>
-            <w:bottom w:w="0" w:type="dxa"/>
-          </w:tblCellMar>
-        </w:tblPrEx>
         <w:trPr>
           <w:tblHeader/>
         </w:trPr>
@@ -7958,12 +7833,6 @@
         </w:tc>
       </w:tr>
       <w:tr>
-        <w:tblPrEx>
-          <w:tblCellMar>
-            <w:top w:w="0" w:type="dxa"/>
-            <w:bottom w:w="0" w:type="dxa"/>
-          </w:tblCellMar>
-        </w:tblPrEx>
         <w:tc>
           <w:tcPr>
             <w:tcW w:w="1400" w:type="dxa"/>
@@ -8011,12 +7880,6 @@
         </w:tc>
       </w:tr>
       <w:tr>
-        <w:tblPrEx>
-          <w:tblCellMar>
-            <w:top w:w="0" w:type="dxa"/>
-            <w:bottom w:w="0" w:type="dxa"/>
-          </w:tblCellMar>
-        </w:tblPrEx>
         <w:tc>
           <w:tcPr>
             <w:tcW w:w="1400" w:type="dxa"/>
@@ -8066,12 +7929,6 @@
         </w:tc>
       </w:tr>
       <w:tr>
-        <w:tblPrEx>
-          <w:tblCellMar>
-            <w:top w:w="0" w:type="dxa"/>
-            <w:bottom w:w="0" w:type="dxa"/>
-          </w:tblCellMar>
-        </w:tblPrEx>
         <w:tc>
           <w:tcPr>
             <w:tcW w:w="1400" w:type="dxa"/>
@@ -8119,12 +7976,6 @@
         </w:tc>
       </w:tr>
       <w:tr>
-        <w:tblPrEx>
-          <w:tblCellMar>
-            <w:top w:w="0" w:type="dxa"/>
-            <w:bottom w:w="0" w:type="dxa"/>
-          </w:tblCellMar>
-        </w:tblPrEx>
         <w:tc>
           <w:tcPr>
             <w:tcW w:w="1400" w:type="dxa"/>
@@ -8253,12 +8104,6 @@
         <w:gridCol w:w="8100"/>
       </w:tblGrid>
       <w:tr>
-        <w:tblPrEx>
-          <w:tblCellMar>
-            <w:top w:w="0" w:type="dxa"/>
-            <w:bottom w:w="0" w:type="dxa"/>
-          </w:tblCellMar>
-        </w:tblPrEx>
         <w:trPr>
           <w:tblHeader/>
         </w:trPr>
@@ -8317,12 +8162,6 @@
         </w:tc>
       </w:tr>
       <w:tr>
-        <w:tblPrEx>
-          <w:tblCellMar>
-            <w:top w:w="0" w:type="dxa"/>
-            <w:bottom w:w="0" w:type="dxa"/>
-          </w:tblCellMar>
-        </w:tblPrEx>
         <w:tc>
           <w:tcPr>
             <w:tcW w:w="1400" w:type="dxa"/>
@@ -8370,12 +8209,6 @@
         </w:tc>
       </w:tr>
       <w:tr>
-        <w:tblPrEx>
-          <w:tblCellMar>
-            <w:top w:w="0" w:type="dxa"/>
-            <w:bottom w:w="0" w:type="dxa"/>
-          </w:tblCellMar>
-        </w:tblPrEx>
         <w:tc>
           <w:tcPr>
             <w:tcW w:w="1400" w:type="dxa"/>
@@ -8426,12 +8259,6 @@
         </w:tc>
       </w:tr>
       <w:tr>
-        <w:tblPrEx>
-          <w:tblCellMar>
-            <w:top w:w="0" w:type="dxa"/>
-            <w:bottom w:w="0" w:type="dxa"/>
-          </w:tblCellMar>
-        </w:tblPrEx>
         <w:tc>
           <w:tcPr>
             <w:tcW w:w="1400" w:type="dxa"/>
@@ -8479,12 +8306,6 @@
         </w:tc>
       </w:tr>
       <w:tr>
-        <w:tblPrEx>
-          <w:tblCellMar>
-            <w:top w:w="0" w:type="dxa"/>
-            <w:bottom w:w="0" w:type="dxa"/>
-          </w:tblCellMar>
-        </w:tblPrEx>
         <w:tc>
           <w:tcPr>
             <w:tcW w:w="1400" w:type="dxa"/>
@@ -8534,12 +8355,6 @@
         </w:tc>
       </w:tr>
       <w:tr>
-        <w:tblPrEx>
-          <w:tblCellMar>
-            <w:top w:w="0" w:type="dxa"/>
-            <w:bottom w:w="0" w:type="dxa"/>
-          </w:tblCellMar>
-        </w:tblPrEx>
         <w:tc>
           <w:tcPr>
             <w:tcW w:w="1400" w:type="dxa"/>
@@ -8587,12 +8402,6 @@
         </w:tc>
       </w:tr>
       <w:tr>
-        <w:tblPrEx>
-          <w:tblCellMar>
-            <w:top w:w="0" w:type="dxa"/>
-            <w:bottom w:w="0" w:type="dxa"/>
-          </w:tblCellMar>
-        </w:tblPrEx>
         <w:tc>
           <w:tcPr>
             <w:tcW w:w="1400" w:type="dxa"/>
@@ -8642,12 +8451,6 @@
         </w:tc>
       </w:tr>
       <w:tr>
-        <w:tblPrEx>
-          <w:tblCellMar>
-            <w:top w:w="0" w:type="dxa"/>
-            <w:bottom w:w="0" w:type="dxa"/>
-          </w:tblCellMar>
-        </w:tblPrEx>
         <w:tc>
           <w:tcPr>
             <w:tcW w:w="1400" w:type="dxa"/>
@@ -8900,12 +8703,6 @@
         <w:gridCol w:w="8100"/>
       </w:tblGrid>
       <w:tr>
-        <w:tblPrEx>
-          <w:tblCellMar>
-            <w:top w:w="0" w:type="dxa"/>
-            <w:bottom w:w="0" w:type="dxa"/>
-          </w:tblCellMar>
-        </w:tblPrEx>
         <w:trPr>
           <w:tblHeader/>
         </w:trPr>
@@ -8964,12 +8761,6 @@
         </w:tc>
       </w:tr>
       <w:tr>
-        <w:tblPrEx>
-          <w:tblCellMar>
-            <w:top w:w="0" w:type="dxa"/>
-            <w:bottom w:w="0" w:type="dxa"/>
-          </w:tblCellMar>
-        </w:tblPrEx>
         <w:tc>
           <w:tcPr>
             <w:tcW w:w="1400" w:type="dxa"/>
@@ -9017,12 +8808,6 @@
         </w:tc>
       </w:tr>
       <w:tr>
-        <w:tblPrEx>
-          <w:tblCellMar>
-            <w:top w:w="0" w:type="dxa"/>
-            <w:bottom w:w="0" w:type="dxa"/>
-          </w:tblCellMar>
-        </w:tblPrEx>
         <w:tc>
           <w:tcPr>
             <w:tcW w:w="1400" w:type="dxa"/>
@@ -9072,12 +8857,6 @@
         </w:tc>
       </w:tr>
       <w:tr>
-        <w:tblPrEx>
-          <w:tblCellMar>
-            <w:top w:w="0" w:type="dxa"/>
-            <w:bottom w:w="0" w:type="dxa"/>
-          </w:tblCellMar>
-        </w:tblPrEx>
         <w:tc>
           <w:tcPr>
             <w:tcW w:w="1400" w:type="dxa"/>
@@ -9125,12 +8904,6 @@
         </w:tc>
       </w:tr>
       <w:tr>
-        <w:tblPrEx>
-          <w:tblCellMar>
-            <w:top w:w="0" w:type="dxa"/>
-            <w:bottom w:w="0" w:type="dxa"/>
-          </w:tblCellMar>
-        </w:tblPrEx>
         <w:tc>
           <w:tcPr>
             <w:tcW w:w="1400" w:type="dxa"/>
@@ -9180,12 +8953,6 @@
         </w:tc>
       </w:tr>
       <w:tr>
-        <w:tblPrEx>
-          <w:tblCellMar>
-            <w:top w:w="0" w:type="dxa"/>
-            <w:bottom w:w="0" w:type="dxa"/>
-          </w:tblCellMar>
-        </w:tblPrEx>
         <w:tc>
           <w:tcPr>
             <w:tcW w:w="1400" w:type="dxa"/>
@@ -9233,12 +9000,6 @@
         </w:tc>
       </w:tr>
       <w:tr>
-        <w:tblPrEx>
-          <w:tblCellMar>
-            <w:top w:w="0" w:type="dxa"/>
-            <w:bottom w:w="0" w:type="dxa"/>
-          </w:tblCellMar>
-        </w:tblPrEx>
         <w:tc>
           <w:tcPr>
             <w:tcW w:w="1400" w:type="dxa"/>
@@ -9288,12 +9049,6 @@
         </w:tc>
       </w:tr>
       <w:tr>
-        <w:tblPrEx>
-          <w:tblCellMar>
-            <w:top w:w="0" w:type="dxa"/>
-            <w:bottom w:w="0" w:type="dxa"/>
-          </w:tblCellMar>
-        </w:tblPrEx>
         <w:tc>
           <w:tcPr>
             <w:tcW w:w="1400" w:type="dxa"/>
@@ -9420,12 +9175,6 @@
         <w:gridCol w:w="8100"/>
       </w:tblGrid>
       <w:tr>
-        <w:tblPrEx>
-          <w:tblCellMar>
-            <w:top w:w="0" w:type="dxa"/>
-            <w:bottom w:w="0" w:type="dxa"/>
-          </w:tblCellMar>
-        </w:tblPrEx>
         <w:trPr>
           <w:tblHeader/>
         </w:trPr>
@@ -9484,12 +9233,6 @@
         </w:tc>
       </w:tr>
       <w:tr>
-        <w:tblPrEx>
-          <w:tblCellMar>
-            <w:top w:w="0" w:type="dxa"/>
-            <w:bottom w:w="0" w:type="dxa"/>
-          </w:tblCellMar>
-        </w:tblPrEx>
         <w:tc>
           <w:tcPr>
             <w:tcW w:w="1400" w:type="dxa"/>
@@ -9537,12 +9280,6 @@
         </w:tc>
       </w:tr>
       <w:tr>
-        <w:tblPrEx>
-          <w:tblCellMar>
-            <w:top w:w="0" w:type="dxa"/>
-            <w:bottom w:w="0" w:type="dxa"/>
-          </w:tblCellMar>
-        </w:tblPrEx>
         <w:tc>
           <w:tcPr>
             <w:tcW w:w="1400" w:type="dxa"/>
@@ -9774,12 +9511,6 @@
         <w:gridCol w:w="8100"/>
       </w:tblGrid>
       <w:tr>
-        <w:tblPrEx>
-          <w:tblCellMar>
-            <w:top w:w="0" w:type="dxa"/>
-            <w:bottom w:w="0" w:type="dxa"/>
-          </w:tblCellMar>
-        </w:tblPrEx>
         <w:trPr>
           <w:tblHeader/>
         </w:trPr>
@@ -9838,12 +9569,6 @@
         </w:tc>
       </w:tr>
       <w:tr>
-        <w:tblPrEx>
-          <w:tblCellMar>
-            <w:top w:w="0" w:type="dxa"/>
-            <w:bottom w:w="0" w:type="dxa"/>
-          </w:tblCellMar>
-        </w:tblPrEx>
         <w:tc>
           <w:tcPr>
             <w:tcW w:w="1400" w:type="dxa"/>
@@ -9891,12 +9616,6 @@
         </w:tc>
       </w:tr>
       <w:tr>
-        <w:tblPrEx>
-          <w:tblCellMar>
-            <w:top w:w="0" w:type="dxa"/>
-            <w:bottom w:w="0" w:type="dxa"/>
-          </w:tblCellMar>
-        </w:tblPrEx>
         <w:tc>
           <w:tcPr>
             <w:tcW w:w="1400" w:type="dxa"/>
@@ -9946,12 +9665,6 @@
         </w:tc>
       </w:tr>
       <w:tr>
-        <w:tblPrEx>
-          <w:tblCellMar>
-            <w:top w:w="0" w:type="dxa"/>
-            <w:bottom w:w="0" w:type="dxa"/>
-          </w:tblCellMar>
-        </w:tblPrEx>
         <w:tc>
           <w:tcPr>
             <w:tcW w:w="1400" w:type="dxa"/>
@@ -9999,12 +9712,6 @@
         </w:tc>
       </w:tr>
       <w:tr>
-        <w:tblPrEx>
-          <w:tblCellMar>
-            <w:top w:w="0" w:type="dxa"/>
-            <w:bottom w:w="0" w:type="dxa"/>
-          </w:tblCellMar>
-        </w:tblPrEx>
         <w:tc>
           <w:tcPr>
             <w:tcW w:w="1400" w:type="dxa"/>
@@ -10054,12 +9761,6 @@
         </w:tc>
       </w:tr>
       <w:tr>
-        <w:tblPrEx>
-          <w:tblCellMar>
-            <w:top w:w="0" w:type="dxa"/>
-            <w:bottom w:w="0" w:type="dxa"/>
-          </w:tblCellMar>
-        </w:tblPrEx>
         <w:tc>
           <w:tcPr>
             <w:tcW w:w="1400" w:type="dxa"/>
@@ -10107,12 +9808,6 @@
         </w:tc>
       </w:tr>
       <w:tr>
-        <w:tblPrEx>
-          <w:tblCellMar>
-            <w:top w:w="0" w:type="dxa"/>
-            <w:bottom w:w="0" w:type="dxa"/>
-          </w:tblCellMar>
-        </w:tblPrEx>
         <w:tc>
           <w:tcPr>
             <w:tcW w:w="1400" w:type="dxa"/>
@@ -10241,12 +9936,6 @@
         <w:gridCol w:w="8100"/>
       </w:tblGrid>
       <w:tr>
-        <w:tblPrEx>
-          <w:tblCellMar>
-            <w:top w:w="0" w:type="dxa"/>
-            <w:bottom w:w="0" w:type="dxa"/>
-          </w:tblCellMar>
-        </w:tblPrEx>
         <w:trPr>
           <w:tblHeader/>
         </w:trPr>
@@ -10305,12 +9994,6 @@
         </w:tc>
       </w:tr>
       <w:tr>
-        <w:tblPrEx>
-          <w:tblCellMar>
-            <w:top w:w="0" w:type="dxa"/>
-            <w:bottom w:w="0" w:type="dxa"/>
-          </w:tblCellMar>
-        </w:tblPrEx>
         <w:tc>
           <w:tcPr>
             <w:tcW w:w="1400" w:type="dxa"/>
@@ -10358,12 +10041,6 @@
         </w:tc>
       </w:tr>
       <w:tr>
-        <w:tblPrEx>
-          <w:tblCellMar>
-            <w:top w:w="0" w:type="dxa"/>
-            <w:bottom w:w="0" w:type="dxa"/>
-          </w:tblCellMar>
-        </w:tblPrEx>
         <w:tc>
           <w:tcPr>
             <w:tcW w:w="1400" w:type="dxa"/>
@@ -10413,12 +10090,6 @@
         </w:tc>
       </w:tr>
       <w:tr>
-        <w:tblPrEx>
-          <w:tblCellMar>
-            <w:top w:w="0" w:type="dxa"/>
-            <w:bottom w:w="0" w:type="dxa"/>
-          </w:tblCellMar>
-        </w:tblPrEx>
         <w:tc>
           <w:tcPr>
             <w:tcW w:w="1400" w:type="dxa"/>
@@ -10466,12 +10137,6 @@
         </w:tc>
       </w:tr>
       <w:tr>
-        <w:tblPrEx>
-          <w:tblCellMar>
-            <w:top w:w="0" w:type="dxa"/>
-            <w:bottom w:w="0" w:type="dxa"/>
-          </w:tblCellMar>
-        </w:tblPrEx>
         <w:tc>
           <w:tcPr>
             <w:tcW w:w="1400" w:type="dxa"/>
@@ -10521,12 +10186,6 @@
         </w:tc>
       </w:tr>
       <w:tr>
-        <w:tblPrEx>
-          <w:tblCellMar>
-            <w:top w:w="0" w:type="dxa"/>
-            <w:bottom w:w="0" w:type="dxa"/>
-          </w:tblCellMar>
-        </w:tblPrEx>
         <w:tc>
           <w:tcPr>
             <w:tcW w:w="1400" w:type="dxa"/>
@@ -10663,12 +10322,6 @@
         <w:gridCol w:w="8100"/>
       </w:tblGrid>
       <w:tr>
-        <w:tblPrEx>
-          <w:tblCellMar>
-            <w:top w:w="0" w:type="dxa"/>
-            <w:bottom w:w="0" w:type="dxa"/>
-          </w:tblCellMar>
-        </w:tblPrEx>
         <w:trPr>
           <w:tblHeader/>
         </w:trPr>
@@ -10727,12 +10380,6 @@
         </w:tc>
       </w:tr>
       <w:tr>
-        <w:tblPrEx>
-          <w:tblCellMar>
-            <w:top w:w="0" w:type="dxa"/>
-            <w:bottom w:w="0" w:type="dxa"/>
-          </w:tblCellMar>
-        </w:tblPrEx>
         <w:tc>
           <w:tcPr>
             <w:tcW w:w="1400" w:type="dxa"/>
@@ -10780,12 +10427,6 @@
         </w:tc>
       </w:tr>
       <w:tr>
-        <w:tblPrEx>
-          <w:tblCellMar>
-            <w:top w:w="0" w:type="dxa"/>
-            <w:bottom w:w="0" w:type="dxa"/>
-          </w:tblCellMar>
-        </w:tblPrEx>
         <w:tc>
           <w:tcPr>
             <w:tcW w:w="1400" w:type="dxa"/>
@@ -10835,12 +10476,6 @@
         </w:tc>
       </w:tr>
       <w:tr>
-        <w:tblPrEx>
-          <w:tblCellMar>
-            <w:top w:w="0" w:type="dxa"/>
-            <w:bottom w:w="0" w:type="dxa"/>
-          </w:tblCellMar>
-        </w:tblPrEx>
         <w:tc>
           <w:tcPr>
             <w:tcW w:w="1400" w:type="dxa"/>
@@ -10888,12 +10523,6 @@
         </w:tc>
       </w:tr>
       <w:tr>
-        <w:tblPrEx>
-          <w:tblCellMar>
-            <w:top w:w="0" w:type="dxa"/>
-            <w:bottom w:w="0" w:type="dxa"/>
-          </w:tblCellMar>
-        </w:tblPrEx>
         <w:tc>
           <w:tcPr>
             <w:tcW w:w="1400" w:type="dxa"/>
@@ -10943,12 +10572,6 @@
         </w:tc>
       </w:tr>
       <w:tr>
-        <w:tblPrEx>
-          <w:tblCellMar>
-            <w:top w:w="0" w:type="dxa"/>
-            <w:bottom w:w="0" w:type="dxa"/>
-          </w:tblCellMar>
-        </w:tblPrEx>
         <w:tc>
           <w:tcPr>
             <w:tcW w:w="1400" w:type="dxa"/>
@@ -10996,12 +10619,6 @@
         </w:tc>
       </w:tr>
       <w:tr>
-        <w:tblPrEx>
-          <w:tblCellMar>
-            <w:top w:w="0" w:type="dxa"/>
-            <w:bottom w:w="0" w:type="dxa"/>
-          </w:tblCellMar>
-        </w:tblPrEx>
         <w:tc>
           <w:tcPr>
             <w:tcW w:w="1400" w:type="dxa"/>
@@ -11131,12 +10748,6 @@
         <w:gridCol w:w="8100"/>
       </w:tblGrid>
       <w:tr>
-        <w:tblPrEx>
-          <w:tblCellMar>
-            <w:top w:w="0" w:type="dxa"/>
-            <w:bottom w:w="0" w:type="dxa"/>
-          </w:tblCellMar>
-        </w:tblPrEx>
         <w:trPr>
           <w:tblHeader/>
         </w:trPr>
@@ -11195,12 +10806,6 @@
         </w:tc>
       </w:tr>
       <w:tr>
-        <w:tblPrEx>
-          <w:tblCellMar>
-            <w:top w:w="0" w:type="dxa"/>
-            <w:bottom w:w="0" w:type="dxa"/>
-          </w:tblCellMar>
-        </w:tblPrEx>
         <w:tc>
           <w:tcPr>
             <w:tcW w:w="1400" w:type="dxa"/>
@@ -11248,12 +10853,6 @@
         </w:tc>
       </w:tr>
       <w:tr>
-        <w:tblPrEx>
-          <w:tblCellMar>
-            <w:top w:w="0" w:type="dxa"/>
-            <w:bottom w:w="0" w:type="dxa"/>
-          </w:tblCellMar>
-        </w:tblPrEx>
         <w:tc>
           <w:tcPr>
             <w:tcW w:w="1400" w:type="dxa"/>
@@ -11303,12 +10902,6 @@
         </w:tc>
       </w:tr>
       <w:tr>
-        <w:tblPrEx>
-          <w:tblCellMar>
-            <w:top w:w="0" w:type="dxa"/>
-            <w:bottom w:w="0" w:type="dxa"/>
-          </w:tblCellMar>
-        </w:tblPrEx>
         <w:tc>
           <w:tcPr>
             <w:tcW w:w="1400" w:type="dxa"/>
@@ -11356,12 +10949,6 @@
         </w:tc>
       </w:tr>
       <w:tr>
-        <w:tblPrEx>
-          <w:tblCellMar>
-            <w:top w:w="0" w:type="dxa"/>
-            <w:bottom w:w="0" w:type="dxa"/>
-          </w:tblCellMar>
-        </w:tblPrEx>
         <w:tc>
           <w:tcPr>
             <w:tcW w:w="1400" w:type="dxa"/>
@@ -11500,12 +11087,6 @@
         <w:gridCol w:w="8100"/>
       </w:tblGrid>
       <w:tr>
-        <w:tblPrEx>
-          <w:tblCellMar>
-            <w:top w:w="0" w:type="dxa"/>
-            <w:bottom w:w="0" w:type="dxa"/>
-          </w:tblCellMar>
-        </w:tblPrEx>
         <w:trPr>
           <w:tblHeader/>
         </w:trPr>
@@ -11564,12 +11145,6 @@
         </w:tc>
       </w:tr>
       <w:tr>
-        <w:tblPrEx>
-          <w:tblCellMar>
-            <w:top w:w="0" w:type="dxa"/>
-            <w:bottom w:w="0" w:type="dxa"/>
-          </w:tblCellMar>
-        </w:tblPrEx>
         <w:tc>
           <w:tcPr>
             <w:tcW w:w="1400" w:type="dxa"/>
@@ -11617,12 +11192,6 @@
         </w:tc>
       </w:tr>
       <w:tr>
-        <w:tblPrEx>
-          <w:tblCellMar>
-            <w:top w:w="0" w:type="dxa"/>
-            <w:bottom w:w="0" w:type="dxa"/>
-          </w:tblCellMar>
-        </w:tblPrEx>
         <w:tc>
           <w:tcPr>
             <w:tcW w:w="1400" w:type="dxa"/>
@@ -11672,12 +11241,6 @@
         </w:tc>
       </w:tr>
       <w:tr>
-        <w:tblPrEx>
-          <w:tblCellMar>
-            <w:top w:w="0" w:type="dxa"/>
-            <w:bottom w:w="0" w:type="dxa"/>
-          </w:tblCellMar>
-        </w:tblPrEx>
         <w:tc>
           <w:tcPr>
             <w:tcW w:w="1400" w:type="dxa"/>
@@ -11725,12 +11288,6 @@
         </w:tc>
       </w:tr>
       <w:tr>
-        <w:tblPrEx>
-          <w:tblCellMar>
-            <w:top w:w="0" w:type="dxa"/>
-            <w:bottom w:w="0" w:type="dxa"/>
-          </w:tblCellMar>
-        </w:tblPrEx>
         <w:tc>
           <w:tcPr>
             <w:tcW w:w="1400" w:type="dxa"/>
@@ -11937,12 +11494,6 @@
         <w:gridCol w:w="8100"/>
       </w:tblGrid>
       <w:tr>
-        <w:tblPrEx>
-          <w:tblCellMar>
-            <w:top w:w="0" w:type="dxa"/>
-            <w:bottom w:w="0" w:type="dxa"/>
-          </w:tblCellMar>
-        </w:tblPrEx>
         <w:trPr>
           <w:tblHeader/>
         </w:trPr>
@@ -12001,12 +11552,6 @@
         </w:tc>
       </w:tr>
       <w:tr>
-        <w:tblPrEx>
-          <w:tblCellMar>
-            <w:top w:w="0" w:type="dxa"/>
-            <w:bottom w:w="0" w:type="dxa"/>
-          </w:tblCellMar>
-        </w:tblPrEx>
         <w:tc>
           <w:tcPr>
             <w:tcW w:w="1400" w:type="dxa"/>
@@ -12054,12 +11599,6 @@
         </w:tc>
       </w:tr>
       <w:tr>
-        <w:tblPrEx>
-          <w:tblCellMar>
-            <w:top w:w="0" w:type="dxa"/>
-            <w:bottom w:w="0" w:type="dxa"/>
-          </w:tblCellMar>
-        </w:tblPrEx>
         <w:tc>
           <w:tcPr>
             <w:tcW w:w="1400" w:type="dxa"/>
@@ -12109,12 +11648,6 @@
         </w:tc>
       </w:tr>
       <w:tr>
-        <w:tblPrEx>
-          <w:tblCellMar>
-            <w:top w:w="0" w:type="dxa"/>
-            <w:bottom w:w="0" w:type="dxa"/>
-          </w:tblCellMar>
-        </w:tblPrEx>
         <w:tc>
           <w:tcPr>
             <w:tcW w:w="1400" w:type="dxa"/>
@@ -12162,12 +11695,6 @@
         </w:tc>
       </w:tr>
       <w:tr>
-        <w:tblPrEx>
-          <w:tblCellMar>
-            <w:top w:w="0" w:type="dxa"/>
-            <w:bottom w:w="0" w:type="dxa"/>
-          </w:tblCellMar>
-        </w:tblPrEx>
         <w:tc>
           <w:tcPr>
             <w:tcW w:w="1400" w:type="dxa"/>
@@ -12217,12 +11744,6 @@
         </w:tc>
       </w:tr>
       <w:tr>
-        <w:tblPrEx>
-          <w:tblCellMar>
-            <w:top w:w="0" w:type="dxa"/>
-            <w:bottom w:w="0" w:type="dxa"/>
-          </w:tblCellMar>
-        </w:tblPrEx>
         <w:tc>
           <w:tcPr>
             <w:tcW w:w="1400" w:type="dxa"/>
@@ -12270,12 +11791,6 @@
         </w:tc>
       </w:tr>
       <w:tr>
-        <w:tblPrEx>
-          <w:tblCellMar>
-            <w:top w:w="0" w:type="dxa"/>
-            <w:bottom w:w="0" w:type="dxa"/>
-          </w:tblCellMar>
-        </w:tblPrEx>
         <w:tc>
           <w:tcPr>
             <w:tcW w:w="1400" w:type="dxa"/>
@@ -12404,12 +11919,6 @@
         <w:gridCol w:w="8100"/>
       </w:tblGrid>
       <w:tr>
-        <w:tblPrEx>
-          <w:tblCellMar>
-            <w:top w:w="0" w:type="dxa"/>
-            <w:bottom w:w="0" w:type="dxa"/>
-          </w:tblCellMar>
-        </w:tblPrEx>
         <w:trPr>
           <w:tblHeader/>
         </w:trPr>
@@ -12468,12 +11977,6 @@
         </w:tc>
       </w:tr>
       <w:tr>
-        <w:tblPrEx>
-          <w:tblCellMar>
-            <w:top w:w="0" w:type="dxa"/>
-            <w:bottom w:w="0" w:type="dxa"/>
-          </w:tblCellMar>
-        </w:tblPrEx>
         <w:tc>
           <w:tcPr>
             <w:tcW w:w="1400" w:type="dxa"/>
@@ -12521,12 +12024,6 @@
         </w:tc>
       </w:tr>
       <w:tr>
-        <w:tblPrEx>
-          <w:tblCellMar>
-            <w:top w:w="0" w:type="dxa"/>
-            <w:bottom w:w="0" w:type="dxa"/>
-          </w:tblCellMar>
-        </w:tblPrEx>
         <w:tc>
           <w:tcPr>
             <w:tcW w:w="1400" w:type="dxa"/>
@@ -12576,12 +12073,6 @@
         </w:tc>
       </w:tr>
       <w:tr>
-        <w:tblPrEx>
-          <w:tblCellMar>
-            <w:top w:w="0" w:type="dxa"/>
-            <w:bottom w:w="0" w:type="dxa"/>
-          </w:tblCellMar>
-        </w:tblPrEx>
         <w:tc>
           <w:tcPr>
             <w:tcW w:w="1400" w:type="dxa"/>
@@ -12629,12 +12120,6 @@
         </w:tc>
       </w:tr>
       <w:tr>
-        <w:tblPrEx>
-          <w:tblCellMar>
-            <w:top w:w="0" w:type="dxa"/>
-            <w:bottom w:w="0" w:type="dxa"/>
-          </w:tblCellMar>
-        </w:tblPrEx>
         <w:tc>
           <w:tcPr>
             <w:tcW w:w="1400" w:type="dxa"/>
@@ -12684,12 +12169,6 @@
         </w:tc>
       </w:tr>
       <w:tr>
-        <w:tblPrEx>
-          <w:tblCellMar>
-            <w:top w:w="0" w:type="dxa"/>
-            <w:bottom w:w="0" w:type="dxa"/>
-          </w:tblCellMar>
-        </w:tblPrEx>
         <w:tc>
           <w:tcPr>
             <w:tcW w:w="1400" w:type="dxa"/>
@@ -12826,12 +12305,6 @@
         <w:gridCol w:w="8100"/>
       </w:tblGrid>
       <w:tr>
-        <w:tblPrEx>
-          <w:tblCellMar>
-            <w:top w:w="0" w:type="dxa"/>
-            <w:bottom w:w="0" w:type="dxa"/>
-          </w:tblCellMar>
-        </w:tblPrEx>
         <w:trPr>
           <w:tblHeader/>
         </w:trPr>
@@ -12890,12 +12363,6 @@
         </w:tc>
       </w:tr>
       <w:tr>
-        <w:tblPrEx>
-          <w:tblCellMar>
-            <w:top w:w="0" w:type="dxa"/>
-            <w:bottom w:w="0" w:type="dxa"/>
-          </w:tblCellMar>
-        </w:tblPrEx>
         <w:tc>
           <w:tcPr>
             <w:tcW w:w="1400" w:type="dxa"/>
@@ -12943,12 +12410,6 @@
         </w:tc>
       </w:tr>
       <w:tr>
-        <w:tblPrEx>
-          <w:tblCellMar>
-            <w:top w:w="0" w:type="dxa"/>
-            <w:bottom w:w="0" w:type="dxa"/>
-          </w:tblCellMar>
-        </w:tblPrEx>
         <w:tc>
           <w:tcPr>
             <w:tcW w:w="1400" w:type="dxa"/>
@@ -12999,12 +12460,6 @@
         </w:tc>
       </w:tr>
       <w:tr>
-        <w:tblPrEx>
-          <w:tblCellMar>
-            <w:top w:w="0" w:type="dxa"/>
-            <w:bottom w:w="0" w:type="dxa"/>
-          </w:tblCellMar>
-        </w:tblPrEx>
         <w:tc>
           <w:tcPr>
             <w:tcW w:w="1400" w:type="dxa"/>
@@ -13052,12 +12507,6 @@
         </w:tc>
       </w:tr>
       <w:tr>
-        <w:tblPrEx>
-          <w:tblCellMar>
-            <w:top w:w="0" w:type="dxa"/>
-            <w:bottom w:w="0" w:type="dxa"/>
-          </w:tblCellMar>
-        </w:tblPrEx>
         <w:tc>
           <w:tcPr>
             <w:tcW w:w="1400" w:type="dxa"/>
@@ -13107,12 +12556,6 @@
         </w:tc>
       </w:tr>
       <w:tr>
-        <w:tblPrEx>
-          <w:tblCellMar>
-            <w:top w:w="0" w:type="dxa"/>
-            <w:bottom w:w="0" w:type="dxa"/>
-          </w:tblCellMar>
-        </w:tblPrEx>
         <w:tc>
           <w:tcPr>
             <w:tcW w:w="1400" w:type="dxa"/>
@@ -13239,12 +12682,6 @@
         <w:gridCol w:w="8100"/>
       </w:tblGrid>
       <w:tr>
-        <w:tblPrEx>
-          <w:tblCellMar>
-            <w:top w:w="0" w:type="dxa"/>
-            <w:bottom w:w="0" w:type="dxa"/>
-          </w:tblCellMar>
-        </w:tblPrEx>
         <w:trPr>
           <w:tblHeader/>
         </w:trPr>
@@ -13303,12 +12740,6 @@
         </w:tc>
       </w:tr>
       <w:tr>
-        <w:tblPrEx>
-          <w:tblCellMar>
-            <w:top w:w="0" w:type="dxa"/>
-            <w:bottom w:w="0" w:type="dxa"/>
-          </w:tblCellMar>
-        </w:tblPrEx>
         <w:tc>
           <w:tcPr>
             <w:tcW w:w="1400" w:type="dxa"/>
@@ -13356,12 +12787,6 @@
         </w:tc>
       </w:tr>
       <w:tr>
-        <w:tblPrEx>
-          <w:tblCellMar>
-            <w:top w:w="0" w:type="dxa"/>
-            <w:bottom w:w="0" w:type="dxa"/>
-          </w:tblCellMar>
-        </w:tblPrEx>
         <w:tc>
           <w:tcPr>
             <w:tcW w:w="1400" w:type="dxa"/>
@@ -13411,12 +12836,6 @@
         </w:tc>
       </w:tr>
       <w:tr>
-        <w:tblPrEx>
-          <w:tblCellMar>
-            <w:top w:w="0" w:type="dxa"/>
-            <w:bottom w:w="0" w:type="dxa"/>
-          </w:tblCellMar>
-        </w:tblPrEx>
         <w:tc>
           <w:tcPr>
             <w:tcW w:w="1400" w:type="dxa"/>
@@ -13464,12 +12883,6 @@
         </w:tc>
       </w:tr>
       <w:tr>
-        <w:tblPrEx>
-          <w:tblCellMar>
-            <w:top w:w="0" w:type="dxa"/>
-            <w:bottom w:w="0" w:type="dxa"/>
-          </w:tblCellMar>
-        </w:tblPrEx>
         <w:tc>
           <w:tcPr>
             <w:tcW w:w="1400" w:type="dxa"/>
@@ -13598,12 +13011,6 @@
         <w:gridCol w:w="8100"/>
       </w:tblGrid>
       <w:tr>
-        <w:tblPrEx>
-          <w:tblCellMar>
-            <w:top w:w="0" w:type="dxa"/>
-            <w:bottom w:w="0" w:type="dxa"/>
-          </w:tblCellMar>
-        </w:tblPrEx>
         <w:trPr>
           <w:tblHeader/>
         </w:trPr>
@@ -13662,12 +13069,6 @@
         </w:tc>
       </w:tr>
       <w:tr>
-        <w:tblPrEx>
-          <w:tblCellMar>
-            <w:top w:w="0" w:type="dxa"/>
-            <w:bottom w:w="0" w:type="dxa"/>
-          </w:tblCellMar>
-        </w:tblPrEx>
         <w:tc>
           <w:tcPr>
             <w:tcW w:w="1400" w:type="dxa"/>
@@ -13715,12 +13116,6 @@
         </w:tc>
       </w:tr>
       <w:tr>
-        <w:tblPrEx>
-          <w:tblCellMar>
-            <w:top w:w="0" w:type="dxa"/>
-            <w:bottom w:w="0" w:type="dxa"/>
-          </w:tblCellMar>
-        </w:tblPrEx>
         <w:tc>
           <w:tcPr>
             <w:tcW w:w="1400" w:type="dxa"/>
@@ -13770,12 +13165,6 @@
         </w:tc>
       </w:tr>
       <w:tr>
-        <w:tblPrEx>
-          <w:tblCellMar>
-            <w:top w:w="0" w:type="dxa"/>
-            <w:bottom w:w="0" w:type="dxa"/>
-          </w:tblCellMar>
-        </w:tblPrEx>
         <w:tc>
           <w:tcPr>
             <w:tcW w:w="1400" w:type="dxa"/>
@@ -13823,12 +13212,6 @@
         </w:tc>
       </w:tr>
       <w:tr>
-        <w:tblPrEx>
-          <w:tblCellMar>
-            <w:top w:w="0" w:type="dxa"/>
-            <w:bottom w:w="0" w:type="dxa"/>
-          </w:tblCellMar>
-        </w:tblPrEx>
         <w:tc>
           <w:tcPr>
             <w:tcW w:w="1400" w:type="dxa"/>
@@ -13957,12 +13340,6 @@
         <w:gridCol w:w="8100"/>
       </w:tblGrid>
       <w:tr>
-        <w:tblPrEx>
-          <w:tblCellMar>
-            <w:top w:w="0" w:type="dxa"/>
-            <w:bottom w:w="0" w:type="dxa"/>
-          </w:tblCellMar>
-        </w:tblPrEx>
         <w:trPr>
           <w:tblHeader/>
         </w:trPr>
@@ -14022,12 +13399,6 @@
         </w:tc>
       </w:tr>
       <w:tr>
-        <w:tblPrEx>
-          <w:tblCellMar>
-            <w:top w:w="0" w:type="dxa"/>
-            <w:bottom w:w="0" w:type="dxa"/>
-          </w:tblCellMar>
-        </w:tblPrEx>
         <w:tc>
           <w:tcPr>
             <w:tcW w:w="1400" w:type="dxa"/>
@@ -14075,12 +13446,6 @@
         </w:tc>
       </w:tr>
       <w:tr>
-        <w:tblPrEx>
-          <w:tblCellMar>
-            <w:top w:w="0" w:type="dxa"/>
-            <w:bottom w:w="0" w:type="dxa"/>
-          </w:tblCellMar>
-        </w:tblPrEx>
         <w:tc>
           <w:tcPr>
             <w:tcW w:w="1400" w:type="dxa"/>
@@ -14130,12 +13495,6 @@
         </w:tc>
       </w:tr>
       <w:tr>
-        <w:tblPrEx>
-          <w:tblCellMar>
-            <w:top w:w="0" w:type="dxa"/>
-            <w:bottom w:w="0" w:type="dxa"/>
-          </w:tblCellMar>
-        </w:tblPrEx>
         <w:tc>
           <w:tcPr>
             <w:tcW w:w="1400" w:type="dxa"/>
@@ -14183,12 +13542,6 @@
         </w:tc>
       </w:tr>
       <w:tr>
-        <w:tblPrEx>
-          <w:tblCellMar>
-            <w:top w:w="0" w:type="dxa"/>
-            <w:bottom w:w="0" w:type="dxa"/>
-          </w:tblCellMar>
-        </w:tblPrEx>
         <w:tc>
           <w:tcPr>
             <w:tcW w:w="1400" w:type="dxa"/>
@@ -14381,12 +13734,6 @@
         <w:gridCol w:w="6300"/>
       </w:tblGrid>
       <w:tr>
-        <w:tblPrEx>
-          <w:tblCellMar>
-            <w:top w:w="0" w:type="dxa"/>
-            <w:bottom w:w="0" w:type="dxa"/>
-          </w:tblCellMar>
-        </w:tblPrEx>
         <w:trPr>
           <w:tblHeader/>
         </w:trPr>
@@ -14448,12 +13795,6 @@
         </w:tc>
       </w:tr>
       <w:tr>
-        <w:tblPrEx>
-          <w:tblCellMar>
-            <w:top w:w="0" w:type="dxa"/>
-            <w:bottom w:w="0" w:type="dxa"/>
-          </w:tblCellMar>
-        </w:tblPrEx>
         <w:tc>
           <w:tcPr>
             <w:tcW w:w="3200" w:type="dxa"/>
@@ -14498,12 +13839,6 @@
         </w:tc>
       </w:tr>
       <w:tr>
-        <w:tblPrEx>
-          <w:tblCellMar>
-            <w:top w:w="0" w:type="dxa"/>
-            <w:bottom w:w="0" w:type="dxa"/>
-          </w:tblCellMar>
-        </w:tblPrEx>
         <w:tc>
           <w:tcPr>
             <w:tcW w:w="3200" w:type="dxa"/>
@@ -14550,12 +13885,6 @@
         </w:tc>
       </w:tr>
       <w:tr>
-        <w:tblPrEx>
-          <w:tblCellMar>
-            <w:top w:w="0" w:type="dxa"/>
-            <w:bottom w:w="0" w:type="dxa"/>
-          </w:tblCellMar>
-        </w:tblPrEx>
         <w:tc>
           <w:tcPr>
             <w:tcW w:w="3200" w:type="dxa"/>
@@ -14600,12 +13929,6 @@
         </w:tc>
       </w:tr>
       <w:tr>
-        <w:tblPrEx>
-          <w:tblCellMar>
-            <w:top w:w="0" w:type="dxa"/>
-            <w:bottom w:w="0" w:type="dxa"/>
-          </w:tblCellMar>
-        </w:tblPrEx>
         <w:tc>
           <w:tcPr>
             <w:tcW w:w="3200" w:type="dxa"/>
@@ -14652,12 +13975,6 @@
         </w:tc>
       </w:tr>
       <w:tr>
-        <w:tblPrEx>
-          <w:tblCellMar>
-            <w:top w:w="0" w:type="dxa"/>
-            <w:bottom w:w="0" w:type="dxa"/>
-          </w:tblCellMar>
-        </w:tblPrEx>
         <w:tc>
           <w:tcPr>
             <w:tcW w:w="3200" w:type="dxa"/>
@@ -14795,12 +14112,6 @@
         <w:gridCol w:w="8100"/>
       </w:tblGrid>
       <w:tr>
-        <w:tblPrEx>
-          <w:tblCellMar>
-            <w:top w:w="0" w:type="dxa"/>
-            <w:bottom w:w="0" w:type="dxa"/>
-          </w:tblCellMar>
-        </w:tblPrEx>
         <w:trPr>
           <w:tblHeader/>
         </w:trPr>
@@ -14859,12 +14170,6 @@
         </w:tc>
       </w:tr>
       <w:tr>
-        <w:tblPrEx>
-          <w:tblCellMar>
-            <w:top w:w="0" w:type="dxa"/>
-            <w:bottom w:w="0" w:type="dxa"/>
-          </w:tblCellMar>
-        </w:tblPrEx>
         <w:tc>
           <w:tcPr>
             <w:tcW w:w="1400" w:type="dxa"/>
@@ -14912,12 +14217,6 @@
         </w:tc>
       </w:tr>
       <w:tr>
-        <w:tblPrEx>
-          <w:tblCellMar>
-            <w:top w:w="0" w:type="dxa"/>
-            <w:bottom w:w="0" w:type="dxa"/>
-          </w:tblCellMar>
-        </w:tblPrEx>
         <w:tc>
           <w:tcPr>
             <w:tcW w:w="1400" w:type="dxa"/>
@@ -14967,12 +14266,6 @@
         </w:tc>
       </w:tr>
       <w:tr>
-        <w:tblPrEx>
-          <w:tblCellMar>
-            <w:top w:w="0" w:type="dxa"/>
-            <w:bottom w:w="0" w:type="dxa"/>
-          </w:tblCellMar>
-        </w:tblPrEx>
         <w:tc>
           <w:tcPr>
             <w:tcW w:w="1400" w:type="dxa"/>
@@ -15052,12 +14345,6 @@
         <w:gridCol w:w="8100"/>
       </w:tblGrid>
       <w:tr>
-        <w:tblPrEx>
-          <w:tblCellMar>
-            <w:top w:w="0" w:type="dxa"/>
-            <w:bottom w:w="0" w:type="dxa"/>
-          </w:tblCellMar>
-        </w:tblPrEx>
         <w:trPr>
           <w:tblHeader/>
         </w:trPr>
@@ -15116,12 +14403,6 @@
         </w:tc>
       </w:tr>
       <w:tr>
-        <w:tblPrEx>
-          <w:tblCellMar>
-            <w:top w:w="0" w:type="dxa"/>
-            <w:bottom w:w="0" w:type="dxa"/>
-          </w:tblCellMar>
-        </w:tblPrEx>
         <w:tc>
           <w:tcPr>
             <w:tcW w:w="1400" w:type="dxa"/>
@@ -15169,12 +14450,6 @@
         </w:tc>
       </w:tr>
       <w:tr>
-        <w:tblPrEx>
-          <w:tblCellMar>
-            <w:top w:w="0" w:type="dxa"/>
-            <w:bottom w:w="0" w:type="dxa"/>
-          </w:tblCellMar>
-        </w:tblPrEx>
         <w:tc>
           <w:tcPr>
             <w:tcW w:w="1400" w:type="dxa"/>
@@ -15224,12 +14499,6 @@
         </w:tc>
       </w:tr>
       <w:tr>
-        <w:tblPrEx>
-          <w:tblCellMar>
-            <w:top w:w="0" w:type="dxa"/>
-            <w:bottom w:w="0" w:type="dxa"/>
-          </w:tblCellMar>
-        </w:tblPrEx>
         <w:tc>
           <w:tcPr>
             <w:tcW w:w="1400" w:type="dxa"/>
@@ -15277,12 +14546,6 @@
         </w:tc>
       </w:tr>
       <w:tr>
-        <w:tblPrEx>
-          <w:tblCellMar>
-            <w:top w:w="0" w:type="dxa"/>
-            <w:bottom w:w="0" w:type="dxa"/>
-          </w:tblCellMar>
-        </w:tblPrEx>
         <w:tc>
           <w:tcPr>
             <w:tcW w:w="1400" w:type="dxa"/>
@@ -15332,12 +14595,6 @@
         </w:tc>
       </w:tr>
       <w:tr>
-        <w:tblPrEx>
-          <w:tblCellMar>
-            <w:top w:w="0" w:type="dxa"/>
-            <w:bottom w:w="0" w:type="dxa"/>
-          </w:tblCellMar>
-        </w:tblPrEx>
         <w:tc>
           <w:tcPr>
             <w:tcW w:w="1400" w:type="dxa"/>
@@ -15385,12 +14642,6 @@
         </w:tc>
       </w:tr>
       <w:tr>
-        <w:tblPrEx>
-          <w:tblCellMar>
-            <w:top w:w="0" w:type="dxa"/>
-            <w:bottom w:w="0" w:type="dxa"/>
-          </w:tblCellMar>
-        </w:tblPrEx>
         <w:tc>
           <w:tcPr>
             <w:tcW w:w="1400" w:type="dxa"/>
@@ -15440,12 +14691,6 @@
         </w:tc>
       </w:tr>
       <w:tr>
-        <w:tblPrEx>
-          <w:tblCellMar>
-            <w:top w:w="0" w:type="dxa"/>
-            <w:bottom w:w="0" w:type="dxa"/>
-          </w:tblCellMar>
-        </w:tblPrEx>
         <w:tc>
           <w:tcPr>
             <w:tcW w:w="1400" w:type="dxa"/>
@@ -15525,12 +14770,6 @@
         <w:gridCol w:w="8100"/>
       </w:tblGrid>
       <w:tr>
-        <w:tblPrEx>
-          <w:tblCellMar>
-            <w:top w:w="0" w:type="dxa"/>
-            <w:bottom w:w="0" w:type="dxa"/>
-          </w:tblCellMar>
-        </w:tblPrEx>
         <w:trPr>
           <w:tblHeader/>
         </w:trPr>
@@ -15589,12 +14828,6 @@
         </w:tc>
       </w:tr>
       <w:tr>
-        <w:tblPrEx>
-          <w:tblCellMar>
-            <w:top w:w="0" w:type="dxa"/>
-            <w:bottom w:w="0" w:type="dxa"/>
-          </w:tblCellMar>
-        </w:tblPrEx>
         <w:tc>
           <w:tcPr>
             <w:tcW w:w="1400" w:type="dxa"/>
@@ -15642,12 +14875,6 @@
         </w:tc>
       </w:tr>
       <w:tr>
-        <w:tblPrEx>
-          <w:tblCellMar>
-            <w:top w:w="0" w:type="dxa"/>
-            <w:bottom w:w="0" w:type="dxa"/>
-          </w:tblCellMar>
-        </w:tblPrEx>
         <w:tc>
           <w:tcPr>
             <w:tcW w:w="1400" w:type="dxa"/>
@@ -15697,12 +14924,6 @@
         </w:tc>
       </w:tr>
       <w:tr>
-        <w:tblPrEx>
-          <w:tblCellMar>
-            <w:top w:w="0" w:type="dxa"/>
-            <w:bottom w:w="0" w:type="dxa"/>
-          </w:tblCellMar>
-        </w:tblPrEx>
         <w:tc>
           <w:tcPr>
             <w:tcW w:w="1400" w:type="dxa"/>
@@ -15750,12 +14971,6 @@
         </w:tc>
       </w:tr>
       <w:tr>
-        <w:tblPrEx>
-          <w:tblCellMar>
-            <w:top w:w="0" w:type="dxa"/>
-            <w:bottom w:w="0" w:type="dxa"/>
-          </w:tblCellMar>
-        </w:tblPrEx>
         <w:tc>
           <w:tcPr>
             <w:tcW w:w="1400" w:type="dxa"/>
@@ -15837,12 +15052,6 @@
         <w:gridCol w:w="8100"/>
       </w:tblGrid>
       <w:tr>
-        <w:tblPrEx>
-          <w:tblCellMar>
-            <w:top w:w="0" w:type="dxa"/>
-            <w:bottom w:w="0" w:type="dxa"/>
-          </w:tblCellMar>
-        </w:tblPrEx>
         <w:trPr>
           <w:tblHeader/>
         </w:trPr>
@@ -15902,12 +15111,6 @@
         </w:tc>
       </w:tr>
       <w:tr>
-        <w:tblPrEx>
-          <w:tblCellMar>
-            <w:top w:w="0" w:type="dxa"/>
-            <w:bottom w:w="0" w:type="dxa"/>
-          </w:tblCellMar>
-        </w:tblPrEx>
         <w:tc>
           <w:tcPr>
             <w:tcW w:w="1400" w:type="dxa"/>
@@ -15955,12 +15158,6 @@
         </w:tc>
       </w:tr>
       <w:tr>
-        <w:tblPrEx>
-          <w:tblCellMar>
-            <w:top w:w="0" w:type="dxa"/>
-            <w:bottom w:w="0" w:type="dxa"/>
-          </w:tblCellMar>
-        </w:tblPrEx>
         <w:tc>
           <w:tcPr>
             <w:tcW w:w="1400" w:type="dxa"/>
@@ -16010,12 +15207,6 @@
         </w:tc>
       </w:tr>
       <w:tr>
-        <w:tblPrEx>
-          <w:tblCellMar>
-            <w:top w:w="0" w:type="dxa"/>
-            <w:bottom w:w="0" w:type="dxa"/>
-          </w:tblCellMar>
-        </w:tblPrEx>
         <w:tc>
           <w:tcPr>
             <w:tcW w:w="1400" w:type="dxa"/>
@@ -16095,12 +15286,6 @@
         <w:gridCol w:w="8100"/>
       </w:tblGrid>
       <w:tr>
-        <w:tblPrEx>
-          <w:tblCellMar>
-            <w:top w:w="0" w:type="dxa"/>
-            <w:bottom w:w="0" w:type="dxa"/>
-          </w:tblCellMar>
-        </w:tblPrEx>
         <w:trPr>
           <w:tblHeader/>
         </w:trPr>
@@ -16159,12 +15344,6 @@
         </w:tc>
       </w:tr>
       <w:tr>
-        <w:tblPrEx>
-          <w:tblCellMar>
-            <w:top w:w="0" w:type="dxa"/>
-            <w:bottom w:w="0" w:type="dxa"/>
-          </w:tblCellMar>
-        </w:tblPrEx>
         <w:tc>
           <w:tcPr>
             <w:tcW w:w="1400" w:type="dxa"/>
@@ -16212,12 +15391,6 @@
         </w:tc>
       </w:tr>
       <w:tr>
-        <w:tblPrEx>
-          <w:tblCellMar>
-            <w:top w:w="0" w:type="dxa"/>
-            <w:bottom w:w="0" w:type="dxa"/>
-          </w:tblCellMar>
-        </w:tblPrEx>
         <w:tc>
           <w:tcPr>
             <w:tcW w:w="1400" w:type="dxa"/>
@@ -16267,12 +15440,6 @@
         </w:tc>
       </w:tr>
       <w:tr>
-        <w:tblPrEx>
-          <w:tblCellMar>
-            <w:top w:w="0" w:type="dxa"/>
-            <w:bottom w:w="0" w:type="dxa"/>
-          </w:tblCellMar>
-        </w:tblPrEx>
         <w:tc>
           <w:tcPr>
             <w:tcW w:w="1400" w:type="dxa"/>
@@ -16352,12 +15519,6 @@
         <w:gridCol w:w="8100"/>
       </w:tblGrid>
       <w:tr>
-        <w:tblPrEx>
-          <w:tblCellMar>
-            <w:top w:w="0" w:type="dxa"/>
-            <w:bottom w:w="0" w:type="dxa"/>
-          </w:tblCellMar>
-        </w:tblPrEx>
         <w:trPr>
           <w:tblHeader/>
         </w:trPr>
@@ -16416,12 +15577,6 @@
         </w:tc>
       </w:tr>
       <w:tr>
-        <w:tblPrEx>
-          <w:tblCellMar>
-            <w:top w:w="0" w:type="dxa"/>
-            <w:bottom w:w="0" w:type="dxa"/>
-          </w:tblCellMar>
-        </w:tblPrEx>
         <w:tc>
           <w:tcPr>
             <w:tcW w:w="1400" w:type="dxa"/>
@@ -16469,12 +15624,6 @@
         </w:tc>
       </w:tr>
       <w:tr>
-        <w:tblPrEx>
-          <w:tblCellMar>
-            <w:top w:w="0" w:type="dxa"/>
-            <w:bottom w:w="0" w:type="dxa"/>
-          </w:tblCellMar>
-        </w:tblPrEx>
         <w:tc>
           <w:tcPr>
             <w:tcW w:w="1400" w:type="dxa"/>
@@ -16685,18 +15834,1112 @@
     </w:p>
     <w:tbl>
       <w:tblPr>
-        <w:tblW w:type="auto" w:w="0"/>
-        <w:tblLook w:firstColumn="1" w:firstRow="1" w:lastColumn="0" w:lastRow="0" w:noHBand="0" w:noVBand="1" w:val="04A0"/>
+        <w:tblW w:w="0" w:type="auto"/>
+        <w:tblLook w:val="04A0" w:firstRow="1" w:lastRow="0" w:firstColumn="1" w:lastColumn="0" w:noHBand="0" w:noVBand="1"/>
+      </w:tblPr>
+      <w:tblGrid>
+        <w:gridCol w:w="3212"/>
+        <w:gridCol w:w="3213"/>
+        <w:gridCol w:w="3213"/>
+      </w:tblGrid>
+      <w:tr>
+        <w:tc>
+          <w:tcPr>
+            <w:tcW w:w="3213" w:type="dxa"/>
+            <w:shd w:val="clear" w:color="auto" w:fill="1F3864"/>
+          </w:tcPr>
+          <w:p>
+            <w:pPr>
+              <w:jc w:val="center"/>
+            </w:pPr>
+            <w:r>
+              <w:rPr>
+                <w:b/>
+                <w:color w:val="FFFFFF"/>
+              </w:rPr>
+              <w:t>Thuộc tính</w:t>
+            </w:r>
+          </w:p>
+        </w:tc>
+        <w:tc>
+          <w:tcPr>
+            <w:tcW w:w="3213" w:type="dxa"/>
+            <w:shd w:val="clear" w:color="auto" w:fill="1F3864"/>
+          </w:tcPr>
+          <w:p>
+            <w:pPr>
+              <w:jc w:val="center"/>
+            </w:pPr>
+            <w:r>
+              <w:rPr>
+                <w:b/>
+                <w:color w:val="FFFFFF"/>
+              </w:rPr>
+              <w:t>Kiểu dữ liệu</w:t>
+            </w:r>
+          </w:p>
+        </w:tc>
+        <w:tc>
+          <w:tcPr>
+            <w:tcW w:w="3213" w:type="dxa"/>
+            <w:shd w:val="clear" w:color="auto" w:fill="1F3864"/>
+          </w:tcPr>
+          <w:p>
+            <w:pPr>
+              <w:jc w:val="center"/>
+            </w:pPr>
+            <w:r>
+              <w:rPr>
+                <w:b/>
+                <w:color w:val="FFFFFF"/>
+              </w:rPr>
+              <w:t>Mô tả / Ràng buộc</w:t>
+            </w:r>
+          </w:p>
+        </w:tc>
+      </w:tr>
+      <w:tr>
+        <w:tc>
+          <w:tcPr>
+            <w:tcW w:w="3213" w:type="dxa"/>
+          </w:tcPr>
+          <w:p>
+            <w:r>
+              <w:t>user_id</w:t>
+            </w:r>
+          </w:p>
+        </w:tc>
+        <w:tc>
+          <w:tcPr>
+            <w:tcW w:w="3213" w:type="dxa"/>
+          </w:tcPr>
+          <w:p>
+            <w:r>
+              <w:t>INT (khóa chính)</w:t>
+            </w:r>
+          </w:p>
+        </w:tc>
+        <w:tc>
+          <w:tcPr>
+            <w:tcW w:w="3213" w:type="dxa"/>
+          </w:tcPr>
+          <w:p>
+            <w:r>
+              <w:t>Định danh duy nhất của người dùng, tự động tăng (IDENTITY).</w:t>
+            </w:r>
+          </w:p>
+        </w:tc>
+      </w:tr>
+      <w:tr>
+        <w:tc>
+          <w:tcPr>
+            <w:tcW w:w="3213" w:type="dxa"/>
+            <w:shd w:val="clear" w:color="auto" w:fill="F2F2F2"/>
+          </w:tcPr>
+          <w:p>
+            <w:r>
+              <w:t>full_name</w:t>
+            </w:r>
+          </w:p>
+        </w:tc>
+        <w:tc>
+          <w:tcPr>
+            <w:tcW w:w="3213" w:type="dxa"/>
+            <w:shd w:val="clear" w:color="auto" w:fill="F2F2F2"/>
+          </w:tcPr>
+          <w:p>
+            <w:r>
+              <w:t>NVARCHAR(100)</w:t>
+            </w:r>
+          </w:p>
+        </w:tc>
+        <w:tc>
+          <w:tcPr>
+            <w:tcW w:w="3213" w:type="dxa"/>
+            <w:shd w:val="clear" w:color="auto" w:fill="F2F2F2"/>
+          </w:tcPr>
+          <w:p>
+            <w:r>
+              <w:t>Họ và tên đầy đủ. Bắt buộc nhập.</w:t>
+            </w:r>
+          </w:p>
+        </w:tc>
+      </w:tr>
+      <w:tr>
+        <w:tc>
+          <w:tcPr>
+            <w:tcW w:w="3213" w:type="dxa"/>
+          </w:tcPr>
+          <w:p>
+            <w:r>
+              <w:t>email</w:t>
+            </w:r>
+          </w:p>
+        </w:tc>
+        <w:tc>
+          <w:tcPr>
+            <w:tcW w:w="3213" w:type="dxa"/>
+          </w:tcPr>
+          <w:p>
+            <w:r>
+              <w:t>VARCHAR(100)</w:t>
+            </w:r>
+          </w:p>
+        </w:tc>
+        <w:tc>
+          <w:tcPr>
+            <w:tcW w:w="3213" w:type="dxa"/>
+          </w:tcPr>
+          <w:p>
+            <w:r>
+              <w:t>Địa chỉ email; duy nhất trong hệ thống, bắt buộc.</w:t>
+            </w:r>
+          </w:p>
+        </w:tc>
+      </w:tr>
+      <w:tr>
+        <w:tc>
+          <w:tcPr>
+            <w:tcW w:w="3213" w:type="dxa"/>
+            <w:shd w:val="clear" w:color="auto" w:fill="F2F2F2"/>
+          </w:tcPr>
+          <w:p>
+            <w:r>
+              <w:t>password</w:t>
+            </w:r>
+          </w:p>
+        </w:tc>
+        <w:tc>
+          <w:tcPr>
+            <w:tcW w:w="3213" w:type="dxa"/>
+            <w:shd w:val="clear" w:color="auto" w:fill="F2F2F2"/>
+          </w:tcPr>
+          <w:p>
+            <w:r>
+              <w:t>VARCHAR(255)</w:t>
+            </w:r>
+          </w:p>
+        </w:tc>
+        <w:tc>
+          <w:tcPr>
+            <w:tcW w:w="3213" w:type="dxa"/>
+            <w:shd w:val="clear" w:color="auto" w:fill="F2F2F2"/>
+          </w:tcPr>
+          <w:p>
+            <w:r>
+              <w:t>Mật khẩu đã được mã hóa băm (BCrypt). Bắt buộc.</w:t>
+            </w:r>
+          </w:p>
+        </w:tc>
+      </w:tr>
+      <w:tr>
+        <w:tc>
+          <w:tcPr>
+            <w:tcW w:w="3213" w:type="dxa"/>
+          </w:tcPr>
+          <w:p>
+            <w:r>
+              <w:t>phone</w:t>
+            </w:r>
+          </w:p>
+        </w:tc>
+        <w:tc>
+          <w:tcPr>
+            <w:tcW w:w="3213" w:type="dxa"/>
+          </w:tcPr>
+          <w:p>
+            <w:r>
+              <w:t>VARCHAR(20)</w:t>
+            </w:r>
+          </w:p>
+        </w:tc>
+        <w:tc>
+          <w:tcPr>
+            <w:tcW w:w="3213" w:type="dxa"/>
+          </w:tcPr>
+          <w:p>
+            <w:r>
+              <w:t>Số điện thoại liên hệ; duy nhất, có thể NULL.</w:t>
+            </w:r>
+          </w:p>
+        </w:tc>
+      </w:tr>
+      <w:tr>
+        <w:tc>
+          <w:tcPr>
+            <w:tcW w:w="3213" w:type="dxa"/>
+            <w:shd w:val="clear" w:color="auto" w:fill="F2F2F2"/>
+          </w:tcPr>
+          <w:p>
+            <w:r>
+              <w:t>role_id</w:t>
+            </w:r>
+          </w:p>
+        </w:tc>
+        <w:tc>
+          <w:tcPr>
+            <w:tcW w:w="3213" w:type="dxa"/>
+            <w:shd w:val="clear" w:color="auto" w:fill="F2F2F2"/>
+          </w:tcPr>
+          <w:p>
+            <w:r>
+              <w:t>INT (khóa ngoại)</w:t>
+            </w:r>
+          </w:p>
+        </w:tc>
+        <w:tc>
+          <w:tcPr>
+            <w:tcW w:w="3213" w:type="dxa"/>
+            <w:shd w:val="clear" w:color="auto" w:fill="F2F2F2"/>
+          </w:tcPr>
+          <w:p>
+            <w:r>
+              <w:t>Liên kết với roles.role_id để xác định vai trò của người dùng.</w:t>
+            </w:r>
+          </w:p>
+        </w:tc>
+      </w:tr>
+      <w:tr>
+        <w:tc>
+          <w:tcPr>
+            <w:tcW w:w="3213" w:type="dxa"/>
+          </w:tcPr>
+          <w:p>
+            <w:r>
+              <w:t>gender</w:t>
+            </w:r>
+          </w:p>
+        </w:tc>
+        <w:tc>
+          <w:tcPr>
+            <w:tcW w:w="3213" w:type="dxa"/>
+          </w:tcPr>
+          <w:p>
+            <w:r>
+              <w:t>NVARCHAR(10)</w:t>
+            </w:r>
+          </w:p>
+        </w:tc>
+        <w:tc>
+          <w:tcPr>
+            <w:tcW w:w="3213" w:type="dxa"/>
+          </w:tcPr>
+          <w:p>
+            <w:r>
+              <w:t>Giới tính (Nam, Nữ, Khác).</w:t>
+            </w:r>
+          </w:p>
+        </w:tc>
+      </w:tr>
+      <w:tr>
+        <w:tc>
+          <w:tcPr>
+            <w:tcW w:w="3213" w:type="dxa"/>
+            <w:shd w:val="clear" w:color="auto" w:fill="F2F2F2"/>
+          </w:tcPr>
+          <w:p>
+            <w:r>
+              <w:t>dob</w:t>
+            </w:r>
+          </w:p>
+        </w:tc>
+        <w:tc>
+          <w:tcPr>
+            <w:tcW w:w="3213" w:type="dxa"/>
+            <w:shd w:val="clear" w:color="auto" w:fill="F2F2F2"/>
+          </w:tcPr>
+          <w:p>
+            <w:r>
+              <w:t>DATE</w:t>
+            </w:r>
+          </w:p>
+        </w:tc>
+        <w:tc>
+          <w:tcPr>
+            <w:tcW w:w="3213" w:type="dxa"/>
+            <w:shd w:val="clear" w:color="auto" w:fill="F2F2F2"/>
+          </w:tcPr>
+          <w:p>
+            <w:r>
+              <w:t>Ngày sinh.</w:t>
+            </w:r>
+          </w:p>
+        </w:tc>
+      </w:tr>
+      <w:tr>
+        <w:tc>
+          <w:tcPr>
+            <w:tcW w:w="3213" w:type="dxa"/>
+          </w:tcPr>
+          <w:p>
+            <w:r>
+              <w:t>address</w:t>
+            </w:r>
+          </w:p>
+        </w:tc>
+        <w:tc>
+          <w:tcPr>
+            <w:tcW w:w="3213" w:type="dxa"/>
+          </w:tcPr>
+          <w:p>
+            <w:r>
+              <w:t>NVARCHAR(255)</w:t>
+            </w:r>
+          </w:p>
+        </w:tc>
+        <w:tc>
+          <w:tcPr>
+            <w:tcW w:w="3213" w:type="dxa"/>
+          </w:tcPr>
+          <w:p>
+            <w:r>
+              <w:t>Địa chỉ thường trú.</w:t>
+            </w:r>
+          </w:p>
+        </w:tc>
+      </w:tr>
+      <w:tr>
+        <w:tc>
+          <w:tcPr>
+            <w:tcW w:w="3213" w:type="dxa"/>
+            <w:shd w:val="clear" w:color="auto" w:fill="F2F2F2"/>
+          </w:tcPr>
+          <w:p>
+            <w:r>
+              <w:t>created_at</w:t>
+            </w:r>
+          </w:p>
+        </w:tc>
+        <w:tc>
+          <w:tcPr>
+            <w:tcW w:w="3213" w:type="dxa"/>
+            <w:shd w:val="clear" w:color="auto" w:fill="F2F2F2"/>
+          </w:tcPr>
+          <w:p>
+            <w:r>
+              <w:t>DATETIME</w:t>
+            </w:r>
+          </w:p>
+        </w:tc>
+        <w:tc>
+          <w:tcPr>
+            <w:tcW w:w="3213" w:type="dxa"/>
+            <w:shd w:val="clear" w:color="auto" w:fill="F2F2F2"/>
+          </w:tcPr>
+          <w:p>
+            <w:r>
+              <w:t>Thời điểm tạo tài khoản (Mặc định GETDATE()).</w:t>
+            </w:r>
+          </w:p>
+        </w:tc>
+      </w:tr>
+      <w:tr>
+        <w:tc>
+          <w:tcPr>
+            <w:tcW w:w="3213" w:type="dxa"/>
+          </w:tcPr>
+          <w:p>
+            <w:r>
+              <w:lastRenderedPageBreak/>
+              <w:t>display_order</w:t>
+            </w:r>
+          </w:p>
+        </w:tc>
+        <w:tc>
+          <w:tcPr>
+            <w:tcW w:w="3213" w:type="dxa"/>
+          </w:tcPr>
+          <w:p>
+            <w:r>
+              <w:t>INT</w:t>
+            </w:r>
+          </w:p>
+        </w:tc>
+        <w:tc>
+          <w:tcPr>
+            <w:tcW w:w="3213" w:type="dxa"/>
+          </w:tcPr>
+          <w:p>
+            <w:r>
+              <w:t>Thứ tự hiển thị (tùy chọn).</w:t>
+            </w:r>
+          </w:p>
+        </w:tc>
+      </w:tr>
+    </w:tbl>
+    <w:p>
+      <w:pPr>
+        <w:spacing w:after="120"/>
+      </w:pPr>
+    </w:p>
+    <w:p>
+      <w:pPr>
+        <w:pStyle w:val="Heading3"/>
+        <w:spacing w:before="240" w:after="120"/>
+      </w:pPr>
+      <w:r>
+        <w:t>6.2.2 Bảng roles (Vai trò hệ thống)</w:t>
+      </w:r>
+    </w:p>
+    <w:tbl>
+      <w:tblPr>
+        <w:tblW w:w="0" w:type="auto"/>
+        <w:tblLook w:val="04A0" w:firstRow="1" w:lastRow="0" w:firstColumn="1" w:lastColumn="0" w:noHBand="0" w:noVBand="1"/>
+      </w:tblPr>
+      <w:tblGrid>
+        <w:gridCol w:w="3212"/>
+        <w:gridCol w:w="3213"/>
+        <w:gridCol w:w="3213"/>
+      </w:tblGrid>
+      <w:tr>
+        <w:tc>
+          <w:tcPr>
+            <w:tcW w:w="3213" w:type="dxa"/>
+            <w:shd w:val="clear" w:color="auto" w:fill="1F3864"/>
+          </w:tcPr>
+          <w:p>
+            <w:pPr>
+              <w:jc w:val="center"/>
+            </w:pPr>
+            <w:r>
+              <w:rPr>
+                <w:b/>
+                <w:color w:val="FFFFFF"/>
+              </w:rPr>
+              <w:t>Thuộc tính</w:t>
+            </w:r>
+          </w:p>
+        </w:tc>
+        <w:tc>
+          <w:tcPr>
+            <w:tcW w:w="3213" w:type="dxa"/>
+            <w:shd w:val="clear" w:color="auto" w:fill="1F3864"/>
+          </w:tcPr>
+          <w:p>
+            <w:pPr>
+              <w:jc w:val="center"/>
+            </w:pPr>
+            <w:r>
+              <w:rPr>
+                <w:b/>
+                <w:color w:val="FFFFFF"/>
+              </w:rPr>
+              <w:t>Kiểu dữ liệu</w:t>
+            </w:r>
+          </w:p>
+        </w:tc>
+        <w:tc>
+          <w:tcPr>
+            <w:tcW w:w="3213" w:type="dxa"/>
+            <w:shd w:val="clear" w:color="auto" w:fill="1F3864"/>
+          </w:tcPr>
+          <w:p>
+            <w:pPr>
+              <w:jc w:val="center"/>
+            </w:pPr>
+            <w:r>
+              <w:rPr>
+                <w:b/>
+                <w:color w:val="FFFFFF"/>
+              </w:rPr>
+              <w:t>Mô tả / Ràng buộc</w:t>
+            </w:r>
+          </w:p>
+        </w:tc>
+      </w:tr>
+      <w:tr>
+        <w:tc>
+          <w:tcPr>
+            <w:tcW w:w="3213" w:type="dxa"/>
+          </w:tcPr>
+          <w:p>
+            <w:r>
+              <w:t>role_id</w:t>
+            </w:r>
+          </w:p>
+        </w:tc>
+        <w:tc>
+          <w:tcPr>
+            <w:tcW w:w="3213" w:type="dxa"/>
+          </w:tcPr>
+          <w:p>
+            <w:r>
+              <w:t>INT (khóa chính)</w:t>
+            </w:r>
+          </w:p>
+        </w:tc>
+        <w:tc>
+          <w:tcPr>
+            <w:tcW w:w="3213" w:type="dxa"/>
+          </w:tcPr>
+          <w:p>
+            <w:r>
+              <w:t>Mã định danh vai trò, tự động tăng.</w:t>
+            </w:r>
+          </w:p>
+        </w:tc>
+      </w:tr>
+      <w:tr>
+        <w:tc>
+          <w:tcPr>
+            <w:tcW w:w="3213" w:type="dxa"/>
+            <w:shd w:val="clear" w:color="auto" w:fill="F2F2F2"/>
+          </w:tcPr>
+          <w:p>
+            <w:r>
+              <w:t>role_name</w:t>
+            </w:r>
+          </w:p>
+        </w:tc>
+        <w:tc>
+          <w:tcPr>
+            <w:tcW w:w="3213" w:type="dxa"/>
+            <w:shd w:val="clear" w:color="auto" w:fill="F2F2F2"/>
+          </w:tcPr>
+          <w:p>
+            <w:r>
+              <w:t>NVARCHAR(50)</w:t>
+            </w:r>
+          </w:p>
+        </w:tc>
+        <w:tc>
+          <w:tcPr>
+            <w:tcW w:w="3213" w:type="dxa"/>
+            <w:shd w:val="clear" w:color="auto" w:fill="F2F2F2"/>
+          </w:tcPr>
+          <w:p>
+            <w:r>
+              <w:t>Tên vai trò người dùng (ADMIN, DOCTOR, STAFF, CUSTOMER). Bắt buộc.</w:t>
+            </w:r>
+          </w:p>
+        </w:tc>
+      </w:tr>
+    </w:tbl>
+    <w:p>
+      <w:pPr>
+        <w:spacing w:after="120"/>
+      </w:pPr>
+    </w:p>
+    <w:p>
+      <w:pPr>
+        <w:pStyle w:val="Heading3"/>
+        <w:spacing w:before="240" w:after="120"/>
+      </w:pPr>
+      <w:r>
+        <w:t>6.2.3 Bảng appointments (Lịch hẹn khám)</w:t>
+      </w:r>
+    </w:p>
+    <w:tbl>
+      <w:tblPr>
+        <w:tblW w:w="0" w:type="auto"/>
+        <w:tblLook w:val="04A0" w:firstRow="1" w:lastRow="0" w:firstColumn="1" w:lastColumn="0" w:noHBand="0" w:noVBand="1"/>
+      </w:tblPr>
+      <w:tblGrid>
+        <w:gridCol w:w="3212"/>
+        <w:gridCol w:w="3213"/>
+        <w:gridCol w:w="3213"/>
+      </w:tblGrid>
+      <w:tr>
+        <w:tc>
+          <w:tcPr>
+            <w:tcW w:w="3213" w:type="dxa"/>
+            <w:shd w:val="clear" w:color="auto" w:fill="1F3864"/>
+          </w:tcPr>
+          <w:p>
+            <w:pPr>
+              <w:jc w:val="center"/>
+            </w:pPr>
+            <w:r>
+              <w:rPr>
+                <w:b/>
+                <w:color w:val="FFFFFF"/>
+              </w:rPr>
+              <w:t>Thuộc tính</w:t>
+            </w:r>
+          </w:p>
+        </w:tc>
+        <w:tc>
+          <w:tcPr>
+            <w:tcW w:w="3213" w:type="dxa"/>
+            <w:shd w:val="clear" w:color="auto" w:fill="1F3864"/>
+          </w:tcPr>
+          <w:p>
+            <w:pPr>
+              <w:jc w:val="center"/>
+            </w:pPr>
+            <w:r>
+              <w:rPr>
+                <w:b/>
+                <w:color w:val="FFFFFF"/>
+              </w:rPr>
+              <w:t>Kiểu dữ liệu</w:t>
+            </w:r>
+          </w:p>
+        </w:tc>
+        <w:tc>
+          <w:tcPr>
+            <w:tcW w:w="3213" w:type="dxa"/>
+            <w:shd w:val="clear" w:color="auto" w:fill="1F3864"/>
+          </w:tcPr>
+          <w:p>
+            <w:pPr>
+              <w:jc w:val="center"/>
+            </w:pPr>
+            <w:r>
+              <w:rPr>
+                <w:b/>
+                <w:color w:val="FFFFFF"/>
+              </w:rPr>
+              <w:t>Mô tả / Ràng buộc</w:t>
+            </w:r>
+          </w:p>
+        </w:tc>
+      </w:tr>
+      <w:tr>
+        <w:tc>
+          <w:tcPr>
+            <w:tcW w:w="3213" w:type="dxa"/>
+          </w:tcPr>
+          <w:p>
+            <w:r>
+              <w:t>appointment_id</w:t>
+            </w:r>
+          </w:p>
+        </w:tc>
+        <w:tc>
+          <w:tcPr>
+            <w:tcW w:w="3213" w:type="dxa"/>
+          </w:tcPr>
+          <w:p>
+            <w:r>
+              <w:t>INT (khóa chính)</w:t>
+            </w:r>
+          </w:p>
+        </w:tc>
+        <w:tc>
+          <w:tcPr>
+            <w:tcW w:w="3213" w:type="dxa"/>
+          </w:tcPr>
+          <w:p>
+            <w:r>
+              <w:t>Mã định danh lịch hẹn, tự động tăng.</w:t>
+            </w:r>
+          </w:p>
+        </w:tc>
+      </w:tr>
+      <w:tr>
+        <w:tc>
+          <w:tcPr>
+            <w:tcW w:w="3213" w:type="dxa"/>
+            <w:shd w:val="clear" w:color="auto" w:fill="F2F2F2"/>
+          </w:tcPr>
+          <w:p>
+            <w:r>
+              <w:t>patient_id</w:t>
+            </w:r>
+          </w:p>
+        </w:tc>
+        <w:tc>
+          <w:tcPr>
+            <w:tcW w:w="3213" w:type="dxa"/>
+            <w:shd w:val="clear" w:color="auto" w:fill="F2F2F2"/>
+          </w:tcPr>
+          <w:p>
+            <w:r>
+              <w:t>INT (khóa ngoại)</w:t>
+            </w:r>
+          </w:p>
+        </w:tc>
+        <w:tc>
+          <w:tcPr>
+            <w:tcW w:w="3213" w:type="dxa"/>
+            <w:shd w:val="clear" w:color="auto" w:fill="F2F2F2"/>
+          </w:tcPr>
+          <w:p>
+            <w:r>
+              <w:t>Mã bệnh nhân đặt lịch, liên kết users.user_id.</w:t>
+            </w:r>
+          </w:p>
+        </w:tc>
+      </w:tr>
+      <w:tr>
+        <w:tc>
+          <w:tcPr>
+            <w:tcW w:w="3213" w:type="dxa"/>
+          </w:tcPr>
+          <w:p>
+            <w:r>
+              <w:t>doctor_id</w:t>
+            </w:r>
+          </w:p>
+        </w:tc>
+        <w:tc>
+          <w:tcPr>
+            <w:tcW w:w="3213" w:type="dxa"/>
+          </w:tcPr>
+          <w:p>
+            <w:r>
+              <w:t>INT (khóa ngoại)</w:t>
+            </w:r>
+          </w:p>
+        </w:tc>
+        <w:tc>
+          <w:tcPr>
+            <w:tcW w:w="3213" w:type="dxa"/>
+          </w:tcPr>
+          <w:p>
+            <w:r>
+              <w:t>Mã bác sĩ phụ trách khám, liên kết users.user_id.</w:t>
+            </w:r>
+          </w:p>
+        </w:tc>
+      </w:tr>
+      <w:tr>
+        <w:tc>
+          <w:tcPr>
+            <w:tcW w:w="3213" w:type="dxa"/>
+            <w:shd w:val="clear" w:color="auto" w:fill="F2F2F2"/>
+          </w:tcPr>
+          <w:p>
+            <w:r>
+              <w:t>appointment_date</w:t>
+            </w:r>
+          </w:p>
+        </w:tc>
+        <w:tc>
+          <w:tcPr>
+            <w:tcW w:w="3213" w:type="dxa"/>
+            <w:shd w:val="clear" w:color="auto" w:fill="F2F2F2"/>
+          </w:tcPr>
+          <w:p>
+            <w:r>
+              <w:t>DATE</w:t>
+            </w:r>
+          </w:p>
+        </w:tc>
+        <w:tc>
+          <w:tcPr>
+            <w:tcW w:w="3213" w:type="dxa"/>
+            <w:shd w:val="clear" w:color="auto" w:fill="F2F2F2"/>
+          </w:tcPr>
+          <w:p>
+            <w:r>
+              <w:t>Ngày hẹn khám bệnh. Bắt buộc.</w:t>
+            </w:r>
+          </w:p>
+        </w:tc>
+      </w:tr>
+      <w:tr>
+        <w:tc>
+          <w:tcPr>
+            <w:tcW w:w="3213" w:type="dxa"/>
+          </w:tcPr>
+          <w:p>
+            <w:r>
+              <w:t>appointment_time</w:t>
+            </w:r>
+          </w:p>
+        </w:tc>
+        <w:tc>
+          <w:tcPr>
+            <w:tcW w:w="3213" w:type="dxa"/>
+          </w:tcPr>
+          <w:p>
+            <w:r>
+              <w:t>TIME(7)</w:t>
+            </w:r>
+          </w:p>
+        </w:tc>
+        <w:tc>
+          <w:tcPr>
+            <w:tcW w:w="3213" w:type="dxa"/>
+          </w:tcPr>
+          <w:p>
+            <w:r>
+              <w:t>Giờ hẹn khám bệnh. Bắt buộc.</w:t>
+            </w:r>
+          </w:p>
+        </w:tc>
+      </w:tr>
+      <w:tr>
+        <w:tc>
+          <w:tcPr>
+            <w:tcW w:w="3213" w:type="dxa"/>
+            <w:shd w:val="clear" w:color="auto" w:fill="F2F2F2"/>
+          </w:tcPr>
+          <w:p>
+            <w:r>
+              <w:t>status</w:t>
+            </w:r>
+          </w:p>
+        </w:tc>
+        <w:tc>
+          <w:tcPr>
+            <w:tcW w:w="3213" w:type="dxa"/>
+            <w:shd w:val="clear" w:color="auto" w:fill="F2F2F2"/>
+          </w:tcPr>
+          <w:p>
+            <w:r>
+              <w:t>NVARCHAR(50)</w:t>
+            </w:r>
+          </w:p>
+        </w:tc>
+        <w:tc>
+          <w:tcPr>
+            <w:tcW w:w="3213" w:type="dxa"/>
+            <w:shd w:val="clear" w:color="auto" w:fill="F2F2F2"/>
+          </w:tcPr>
+          <w:p>
+            <w:r>
+              <w:t>Trạng thái (Pending, Confirmed, Checked In, Completed, Cancelled).</w:t>
+            </w:r>
+          </w:p>
+        </w:tc>
+      </w:tr>
+      <w:tr>
+        <w:tc>
+          <w:tcPr>
+            <w:tcW w:w="3213" w:type="dxa"/>
+          </w:tcPr>
+          <w:p>
+            <w:r>
+              <w:t>notes</w:t>
+            </w:r>
+          </w:p>
+        </w:tc>
+        <w:tc>
+          <w:tcPr>
+            <w:tcW w:w="3213" w:type="dxa"/>
+          </w:tcPr>
+          <w:p>
+            <w:r>
+              <w:t>NVARCHAR(MAX)</w:t>
+            </w:r>
+          </w:p>
+        </w:tc>
+        <w:tc>
+          <w:tcPr>
+            <w:tcW w:w="3213" w:type="dxa"/>
+          </w:tcPr>
+          <w:p>
+            <w:r>
+              <w:t>Ghi chú thêm về triệu chứng hoặc yêu cầu từ người bệnh.</w:t>
+            </w:r>
+          </w:p>
+        </w:tc>
+      </w:tr>
+      <w:tr>
+        <w:tc>
+          <w:tcPr>
+            <w:tcW w:w="3213" w:type="dxa"/>
+            <w:shd w:val="clear" w:color="auto" w:fill="F2F2F2"/>
+          </w:tcPr>
+          <w:p>
+            <w:r>
+              <w:t>room</w:t>
+            </w:r>
+          </w:p>
+        </w:tc>
+        <w:tc>
+          <w:tcPr>
+            <w:tcW w:w="3213" w:type="dxa"/>
+            <w:shd w:val="clear" w:color="auto" w:fill="F2F2F2"/>
+          </w:tcPr>
+          <w:p>
+            <w:r>
+              <w:t>NVARCHAR(50)</w:t>
+            </w:r>
+          </w:p>
+        </w:tc>
+        <w:tc>
+          <w:tcPr>
+            <w:tcW w:w="3213" w:type="dxa"/>
+            <w:shd w:val="clear" w:color="auto" w:fill="F2F2F2"/>
+          </w:tcPr>
+          <w:p>
+            <w:r>
+              <w:t>Phòng khám được chỉ định lúc check-in.</w:t>
+            </w:r>
+          </w:p>
+        </w:tc>
+      </w:tr>
+    </w:tbl>
+    <w:p>
+      <w:pPr>
+        <w:spacing w:after="120"/>
+      </w:pPr>
+    </w:p>
+    <w:p>
+      <w:pPr>
+        <w:pStyle w:val="Heading3"/>
+        <w:spacing w:before="240" w:after="120"/>
+      </w:pPr>
+      <w:r>
+        <w:t>6.2.4 Bảng appointment_services (Dịch vụ đặt trước trong lịch hẹn)</w:t>
+      </w:r>
+    </w:p>
+    <w:tbl>
+      <w:tblPr>
+        <w:tblW w:w="0" w:type="auto"/>
+        <w:tblLook w:val="04A0" w:firstRow="1" w:lastRow="0" w:firstColumn="1" w:lastColumn="0" w:noHBand="0" w:noVBand="1"/>
       </w:tblPr>
       <w:tblGrid>
         <w:gridCol w:w="3213"/>
+        <w:gridCol w:w="3212"/>
+        <w:gridCol w:w="3213"/>
+      </w:tblGrid>
+      <w:tr>
+        <w:tc>
+          <w:tcPr>
+            <w:tcW w:w="3213" w:type="dxa"/>
+            <w:shd w:val="clear" w:color="auto" w:fill="1F3864"/>
+          </w:tcPr>
+          <w:p>
+            <w:pPr>
+              <w:jc w:val="center"/>
+            </w:pPr>
+            <w:r>
+              <w:rPr>
+                <w:b/>
+                <w:color w:val="FFFFFF"/>
+              </w:rPr>
+              <w:t>Thuộc tính</w:t>
+            </w:r>
+          </w:p>
+        </w:tc>
+        <w:tc>
+          <w:tcPr>
+            <w:tcW w:w="3213" w:type="dxa"/>
+            <w:shd w:val="clear" w:color="auto" w:fill="1F3864"/>
+          </w:tcPr>
+          <w:p>
+            <w:pPr>
+              <w:jc w:val="center"/>
+            </w:pPr>
+            <w:r>
+              <w:rPr>
+                <w:b/>
+                <w:color w:val="FFFFFF"/>
+              </w:rPr>
+              <w:t>Kiểu dữ liệu</w:t>
+            </w:r>
+          </w:p>
+        </w:tc>
+        <w:tc>
+          <w:tcPr>
+            <w:tcW w:w="3213" w:type="dxa"/>
+            <w:shd w:val="clear" w:color="auto" w:fill="1F3864"/>
+          </w:tcPr>
+          <w:p>
+            <w:pPr>
+              <w:jc w:val="center"/>
+            </w:pPr>
+            <w:r>
+              <w:rPr>
+                <w:b/>
+                <w:color w:val="FFFFFF"/>
+              </w:rPr>
+              <w:t>Mô tả / Ràng buộc</w:t>
+            </w:r>
+          </w:p>
+        </w:tc>
+      </w:tr>
+      <w:tr>
+        <w:tc>
+          <w:tcPr>
+            <w:tcW w:w="3213" w:type="dxa"/>
+          </w:tcPr>
+          <w:p>
+            <w:r>
+              <w:t>appointment_id</w:t>
+            </w:r>
+          </w:p>
+        </w:tc>
+        <w:tc>
+          <w:tcPr>
+            <w:tcW w:w="3213" w:type="dxa"/>
+          </w:tcPr>
+          <w:p>
+            <w:r>
+              <w:t>INT (khóa chính, khóa ngoại)</w:t>
+            </w:r>
+          </w:p>
+        </w:tc>
+        <w:tc>
+          <w:tcPr>
+            <w:tcW w:w="3213" w:type="dxa"/>
+          </w:tcPr>
+          <w:p>
+            <w:r>
+              <w:t>Mã lịch hẹn, liên kết appointments.appointment_id.</w:t>
+            </w:r>
+          </w:p>
+        </w:tc>
+      </w:tr>
+      <w:tr>
+        <w:tc>
+          <w:tcPr>
+            <w:tcW w:w="3213" w:type="dxa"/>
+            <w:shd w:val="clear" w:color="auto" w:fill="F2F2F2"/>
+          </w:tcPr>
+          <w:p>
+            <w:r>
+              <w:t>service_id</w:t>
+            </w:r>
+          </w:p>
+        </w:tc>
+        <w:tc>
+          <w:tcPr>
+            <w:tcW w:w="3213" w:type="dxa"/>
+            <w:shd w:val="clear" w:color="auto" w:fill="F2F2F2"/>
+          </w:tcPr>
+          <w:p>
+            <w:r>
+              <w:t>INT (khóa chính, khóa ngoại)</w:t>
+            </w:r>
+          </w:p>
+        </w:tc>
+        <w:tc>
+          <w:tcPr>
+            <w:tcW w:w="3213" w:type="dxa"/>
+            <w:shd w:val="clear" w:color="auto" w:fill="F2F2F2"/>
+          </w:tcPr>
+          <w:p>
+            <w:r>
+              <w:t>Mã dịch vụ đặt trước, liên kết services.service_id.</w:t>
+            </w:r>
+          </w:p>
+        </w:tc>
+      </w:tr>
+    </w:tbl>
+    <w:p>
+      <w:pPr>
+        <w:spacing w:after="120"/>
+      </w:pPr>
+    </w:p>
+    <w:p>
+      <w:pPr>
+        <w:pStyle w:val="Heading3"/>
+        <w:spacing w:before="240" w:after="120"/>
+      </w:pPr>
+      <w:r>
+        <w:t>6.2.5 Bảng services (Danh mục dịch vụ nha khoa)</w:t>
+      </w:r>
+    </w:p>
+    <w:tbl>
+      <w:tblPr>
+        <w:tblW w:w="0" w:type="auto"/>
+        <w:tblLook w:val="04A0" w:firstRow="1" w:lastRow="0" w:firstColumn="1" w:lastColumn="0" w:noHBand="0" w:noVBand="1"/>
+      </w:tblPr>
+      <w:tblGrid>
+        <w:gridCol w:w="3212"/>
         <w:gridCol w:w="3213"/>
         <w:gridCol w:w="3213"/>
       </w:tblGrid>
       <w:tr>
         <w:tc>
           <w:tcPr>
-            <w:tcW w:type="dxa" w:w="3213"/>
+            <w:tcW w:w="3213" w:type="dxa"/>
             <w:shd w:val="clear" w:color="auto" w:fill="1F3864"/>
           </w:tcPr>
           <w:p>
@@ -16714,7 +16957,7 @@
         </w:tc>
         <w:tc>
           <w:tcPr>
-            <w:tcW w:type="dxa" w:w="3213"/>
+            <w:tcW w:w="3213" w:type="dxa"/>
             <w:shd w:val="clear" w:color="auto" w:fill="1F3864"/>
           </w:tcPr>
           <w:p>
@@ -16732,7 +16975,7 @@
         </w:tc>
         <w:tc>
           <w:tcPr>
-            <w:tcW w:type="dxa" w:w="3213"/>
+            <w:tcW w:w="3213" w:type="dxa"/>
             <w:shd w:val="clear" w:color="auto" w:fill="1F3864"/>
           </w:tcPr>
           <w:p>
@@ -16752,17 +16995,17 @@
       <w:tr>
         <w:tc>
           <w:tcPr>
-            <w:tcW w:type="dxa" w:w="3213"/>
-          </w:tcPr>
-          <w:p>
-            <w:r>
-              <w:t>user_id</w:t>
-            </w:r>
-          </w:p>
-        </w:tc>
-        <w:tc>
-          <w:tcPr>
-            <w:tcW w:type="dxa" w:w="3213"/>
+            <w:tcW w:w="3213" w:type="dxa"/>
+          </w:tcPr>
+          <w:p>
+            <w:r>
+              <w:t>service_id</w:t>
+            </w:r>
+          </w:p>
+        </w:tc>
+        <w:tc>
+          <w:tcPr>
+            <w:tcW w:w="3213" w:type="dxa"/>
           </w:tcPr>
           <w:p>
             <w:r>
@@ -16772,30 +17015,30 @@
         </w:tc>
         <w:tc>
           <w:tcPr>
-            <w:tcW w:type="dxa" w:w="3213"/>
-          </w:tcPr>
-          <w:p>
-            <w:r>
-              <w:t>Định danh duy nhất của người dùng, tự động tăng (IDENTITY).</w:t>
-            </w:r>
-          </w:p>
-        </w:tc>
-      </w:tr>
-      <w:tr>
-        <w:tc>
-          <w:tcPr>
-            <w:tcW w:type="dxa" w:w="3213"/>
+            <w:tcW w:w="3213" w:type="dxa"/>
+          </w:tcPr>
+          <w:p>
+            <w:r>
+              <w:t>Mã định danh dịch vụ, tự động tăng.</w:t>
+            </w:r>
+          </w:p>
+        </w:tc>
+      </w:tr>
+      <w:tr>
+        <w:tc>
+          <w:tcPr>
+            <w:tcW w:w="3213" w:type="dxa"/>
             <w:shd w:val="clear" w:color="auto" w:fill="F2F2F2"/>
           </w:tcPr>
           <w:p>
             <w:r>
-              <w:t>full_name</w:t>
-            </w:r>
-          </w:p>
-        </w:tc>
-        <w:tc>
-          <w:tcPr>
-            <w:tcW w:type="dxa" w:w="3213"/>
+              <w:t>service_name</w:t>
+            </w:r>
+          </w:p>
+        </w:tc>
+        <w:tc>
+          <w:tcPr>
+            <w:tcW w:w="3213" w:type="dxa"/>
             <w:shd w:val="clear" w:color="auto" w:fill="F2F2F2"/>
           </w:tcPr>
           <w:p>
@@ -16806,298 +17049,97 @@
         </w:tc>
         <w:tc>
           <w:tcPr>
-            <w:tcW w:type="dxa" w:w="3213"/>
+            <w:tcW w:w="3213" w:type="dxa"/>
             <w:shd w:val="clear" w:color="auto" w:fill="F2F2F2"/>
           </w:tcPr>
           <w:p>
             <w:r>
-              <w:t>Họ và tên đầy đủ. Bắt buộc nhập.</w:t>
-            </w:r>
-          </w:p>
-        </w:tc>
-      </w:tr>
-      <w:tr>
-        <w:tc>
-          <w:tcPr>
-            <w:tcW w:type="dxa" w:w="3213"/>
-          </w:tcPr>
-          <w:p>
-            <w:r>
-              <w:t>email</w:t>
-            </w:r>
-          </w:p>
-        </w:tc>
-        <w:tc>
-          <w:tcPr>
-            <w:tcW w:type="dxa" w:w="3213"/>
-          </w:tcPr>
-          <w:p>
-            <w:r>
-              <w:t>VARCHAR(100)</w:t>
-            </w:r>
-          </w:p>
-        </w:tc>
-        <w:tc>
-          <w:tcPr>
-            <w:tcW w:type="dxa" w:w="3213"/>
-          </w:tcPr>
-          <w:p>
-            <w:r>
-              <w:t>Địa chỉ email; duy nhất trong hệ thống, bắt buộc.</w:t>
-            </w:r>
-          </w:p>
-        </w:tc>
-      </w:tr>
-      <w:tr>
-        <w:tc>
-          <w:tcPr>
-            <w:tcW w:type="dxa" w:w="3213"/>
+              <w:t>Tên dịch vụ nha khoa. Bắt buộc.</w:t>
+            </w:r>
+          </w:p>
+        </w:tc>
+      </w:tr>
+      <w:tr>
+        <w:tc>
+          <w:tcPr>
+            <w:tcW w:w="3213" w:type="dxa"/>
+          </w:tcPr>
+          <w:p>
+            <w:r>
+              <w:t>description</w:t>
+            </w:r>
+          </w:p>
+        </w:tc>
+        <w:tc>
+          <w:tcPr>
+            <w:tcW w:w="3213" w:type="dxa"/>
+          </w:tcPr>
+          <w:p>
+            <w:r>
+              <w:t>NVARCHAR(MAX)</w:t>
+            </w:r>
+          </w:p>
+        </w:tc>
+        <w:tc>
+          <w:tcPr>
+            <w:tcW w:w="3213" w:type="dxa"/>
+          </w:tcPr>
+          <w:p>
+            <w:r>
+              <w:t>Mô tả chi tiết về dịch vụ.</w:t>
+            </w:r>
+          </w:p>
+        </w:tc>
+      </w:tr>
+      <w:tr>
+        <w:tc>
+          <w:tcPr>
+            <w:tcW w:w="3213" w:type="dxa"/>
             <w:shd w:val="clear" w:color="auto" w:fill="F2F2F2"/>
           </w:tcPr>
           <w:p>
             <w:r>
-              <w:t>password</w:t>
-            </w:r>
-          </w:p>
-        </w:tc>
-        <w:tc>
-          <w:tcPr>
-            <w:tcW w:type="dxa" w:w="3213"/>
+              <w:t>price</w:t>
+            </w:r>
+          </w:p>
+        </w:tc>
+        <w:tc>
+          <w:tcPr>
+            <w:tcW w:w="3213" w:type="dxa"/>
             <w:shd w:val="clear" w:color="auto" w:fill="F2F2F2"/>
           </w:tcPr>
           <w:p>
             <w:r>
-              <w:t>VARCHAR(255)</w:t>
-            </w:r>
-          </w:p>
-        </w:tc>
-        <w:tc>
-          <w:tcPr>
-            <w:tcW w:type="dxa" w:w="3213"/>
+              <w:t>DECIMAL(18,0)</w:t>
+            </w:r>
+          </w:p>
+        </w:tc>
+        <w:tc>
+          <w:tcPr>
+            <w:tcW w:w="3213" w:type="dxa"/>
             <w:shd w:val="clear" w:color="auto" w:fill="F2F2F2"/>
           </w:tcPr>
           <w:p>
             <w:r>
-              <w:t>Mật khẩu đã được mã hóa băm (BCrypt). Bắt buộc.</w:t>
-            </w:r>
-          </w:p>
-        </w:tc>
-      </w:tr>
-      <w:tr>
-        <w:tc>
-          <w:tcPr>
-            <w:tcW w:type="dxa" w:w="3213"/>
-          </w:tcPr>
-          <w:p>
-            <w:r>
-              <w:t>phone</w:t>
-            </w:r>
-          </w:p>
-        </w:tc>
-        <w:tc>
-          <w:tcPr>
-            <w:tcW w:type="dxa" w:w="3213"/>
-          </w:tcPr>
-          <w:p>
-            <w:r>
-              <w:t>VARCHAR(20)</w:t>
-            </w:r>
-          </w:p>
-        </w:tc>
-        <w:tc>
-          <w:tcPr>
-            <w:tcW w:type="dxa" w:w="3213"/>
-          </w:tcPr>
-          <w:p>
-            <w:r>
-              <w:t>Số điện thoại liên hệ; duy nhất, có thể NULL.</w:t>
-            </w:r>
-          </w:p>
-        </w:tc>
-      </w:tr>
-      <w:tr>
-        <w:tc>
-          <w:tcPr>
-            <w:tcW w:type="dxa" w:w="3213"/>
-            <w:shd w:val="clear" w:color="auto" w:fill="F2F2F2"/>
-          </w:tcPr>
-          <w:p>
-            <w:r>
-              <w:t>role_id</w:t>
-            </w:r>
-          </w:p>
-        </w:tc>
-        <w:tc>
-          <w:tcPr>
-            <w:tcW w:type="dxa" w:w="3213"/>
-            <w:shd w:val="clear" w:color="auto" w:fill="F2F2F2"/>
-          </w:tcPr>
-          <w:p>
-            <w:r>
-              <w:t>INT (khóa ngoại)</w:t>
-            </w:r>
-          </w:p>
-        </w:tc>
-        <w:tc>
-          <w:tcPr>
-            <w:tcW w:type="dxa" w:w="3213"/>
-            <w:shd w:val="clear" w:color="auto" w:fill="F2F2F2"/>
-          </w:tcPr>
-          <w:p>
-            <w:r>
-              <w:t>Liên kết với roles.role_id để xác định vai trò của người dùng.</w:t>
-            </w:r>
-          </w:p>
-        </w:tc>
-      </w:tr>
-      <w:tr>
-        <w:tc>
-          <w:tcPr>
-            <w:tcW w:type="dxa" w:w="3213"/>
-          </w:tcPr>
-          <w:p>
-            <w:r>
-              <w:t>gender</w:t>
-            </w:r>
-          </w:p>
-        </w:tc>
-        <w:tc>
-          <w:tcPr>
-            <w:tcW w:type="dxa" w:w="3213"/>
-          </w:tcPr>
-          <w:p>
-            <w:r>
-              <w:t>NVARCHAR(10)</w:t>
-            </w:r>
-          </w:p>
-        </w:tc>
-        <w:tc>
-          <w:tcPr>
-            <w:tcW w:type="dxa" w:w="3213"/>
-          </w:tcPr>
-          <w:p>
-            <w:r>
-              <w:t>Giới tính (Nam, Nữ, Khác).</w:t>
-            </w:r>
-          </w:p>
-        </w:tc>
-      </w:tr>
-      <w:tr>
-        <w:tc>
-          <w:tcPr>
-            <w:tcW w:type="dxa" w:w="3213"/>
-            <w:shd w:val="clear" w:color="auto" w:fill="F2F2F2"/>
-          </w:tcPr>
-          <w:p>
-            <w:r>
-              <w:t>dob</w:t>
-            </w:r>
-          </w:p>
-        </w:tc>
-        <w:tc>
-          <w:tcPr>
-            <w:tcW w:type="dxa" w:w="3213"/>
-            <w:shd w:val="clear" w:color="auto" w:fill="F2F2F2"/>
-          </w:tcPr>
-          <w:p>
-            <w:r>
-              <w:t>DATE</w:t>
-            </w:r>
-          </w:p>
-        </w:tc>
-        <w:tc>
-          <w:tcPr>
-            <w:tcW w:type="dxa" w:w="3213"/>
-            <w:shd w:val="clear" w:color="auto" w:fill="F2F2F2"/>
-          </w:tcPr>
-          <w:p>
-            <w:r>
-              <w:t>Ngày sinh.</w:t>
-            </w:r>
-          </w:p>
-        </w:tc>
-      </w:tr>
-      <w:tr>
-        <w:tc>
-          <w:tcPr>
-            <w:tcW w:type="dxa" w:w="3213"/>
-          </w:tcPr>
-          <w:p>
-            <w:r>
-              <w:t>address</w:t>
-            </w:r>
-          </w:p>
-        </w:tc>
-        <w:tc>
-          <w:tcPr>
-            <w:tcW w:type="dxa" w:w="3213"/>
-          </w:tcPr>
-          <w:p>
-            <w:r>
-              <w:t>NVARCHAR(255)</w:t>
-            </w:r>
-          </w:p>
-        </w:tc>
-        <w:tc>
-          <w:tcPr>
-            <w:tcW w:type="dxa" w:w="3213"/>
-          </w:tcPr>
-          <w:p>
-            <w:r>
-              <w:t>Địa chỉ thường trú.</w:t>
-            </w:r>
-          </w:p>
-        </w:tc>
-      </w:tr>
-      <w:tr>
-        <w:tc>
-          <w:tcPr>
-            <w:tcW w:type="dxa" w:w="3213"/>
-            <w:shd w:val="clear" w:color="auto" w:fill="F2F2F2"/>
-          </w:tcPr>
-          <w:p>
-            <w:r>
-              <w:t>created_at</w:t>
-            </w:r>
-          </w:p>
-        </w:tc>
-        <w:tc>
-          <w:tcPr>
-            <w:tcW w:type="dxa" w:w="3213"/>
-            <w:shd w:val="clear" w:color="auto" w:fill="F2F2F2"/>
-          </w:tcPr>
-          <w:p>
-            <w:r>
-              <w:t>DATETIME</w:t>
-            </w:r>
-          </w:p>
-        </w:tc>
-        <w:tc>
-          <w:tcPr>
-            <w:tcW w:type="dxa" w:w="3213"/>
-            <w:shd w:val="clear" w:color="auto" w:fill="F2F2F2"/>
-          </w:tcPr>
-          <w:p>
-            <w:r>
-              <w:t>Thời điểm tạo tài khoản (Mặc định GETDATE()).</w:t>
-            </w:r>
-          </w:p>
-        </w:tc>
-      </w:tr>
-      <w:tr>
-        <w:tc>
-          <w:tcPr>
-            <w:tcW w:type="dxa" w:w="3213"/>
-          </w:tcPr>
-          <w:p>
-            <w:r>
-              <w:t>display_order</w:t>
-            </w:r>
-          </w:p>
-        </w:tc>
-        <w:tc>
-          <w:tcPr>
-            <w:tcW w:type="dxa" w:w="3213"/>
+              <w:t>Đơn giá dịch vụ (VNĐ). Bắt buộc.</w:t>
+            </w:r>
+          </w:p>
+        </w:tc>
+      </w:tr>
+      <w:tr>
+        <w:tc>
+          <w:tcPr>
+            <w:tcW w:w="3213" w:type="dxa"/>
+          </w:tcPr>
+          <w:p>
+            <w:r>
+              <w:t>duration_minutes</w:t>
+            </w:r>
+          </w:p>
+        </w:tc>
+        <w:tc>
+          <w:tcPr>
+            <w:tcW w:w="3213" w:type="dxa"/>
           </w:tcPr>
           <w:p>
             <w:r>
@@ -17107,11 +17149,11 @@
         </w:tc>
         <w:tc>
           <w:tcPr>
-            <w:tcW w:type="dxa" w:w="3213"/>
-          </w:tcPr>
-          <w:p>
-            <w:r>
-              <w:t>Thứ tự hiển thị (tùy chọn).</w:t>
+            <w:tcW w:w="3213" w:type="dxa"/>
+          </w:tcPr>
+          <w:p>
+            <w:r>
+              <w:t>Thời gian ước tính để thực hiện dịch vụ (phút).</w:t>
             </w:r>
           </w:p>
         </w:tc>
@@ -17128,23 +17170,881 @@
         <w:spacing w:before="240" w:after="120"/>
       </w:pPr>
       <w:r>
-        <w:t>6.2.2 Bảng roles (Vai trò hệ thống)</w:t>
+        <w:t>6.2.6 Bảng examination_results (Kết quả khám bệnh lâm sàng)</w:t>
       </w:r>
     </w:p>
     <w:tbl>
       <w:tblPr>
-        <w:tblW w:type="auto" w:w="0"/>
-        <w:tblLook w:firstColumn="1" w:firstRow="1" w:lastColumn="0" w:lastRow="0" w:noHBand="0" w:noVBand="1" w:val="04A0"/>
+        <w:tblW w:w="0" w:type="auto"/>
+        <w:tblLook w:val="04A0" w:firstRow="1" w:lastRow="0" w:firstColumn="1" w:lastColumn="0" w:noHBand="0" w:noVBand="1"/>
+      </w:tblPr>
+      <w:tblGrid>
+        <w:gridCol w:w="3212"/>
+        <w:gridCol w:w="3213"/>
+        <w:gridCol w:w="3213"/>
+      </w:tblGrid>
+      <w:tr>
+        <w:tc>
+          <w:tcPr>
+            <w:tcW w:w="3213" w:type="dxa"/>
+            <w:shd w:val="clear" w:color="auto" w:fill="1F3864"/>
+          </w:tcPr>
+          <w:p>
+            <w:pPr>
+              <w:jc w:val="center"/>
+            </w:pPr>
+            <w:r>
+              <w:rPr>
+                <w:b/>
+                <w:color w:val="FFFFFF"/>
+              </w:rPr>
+              <w:t>Thuộc tính</w:t>
+            </w:r>
+          </w:p>
+        </w:tc>
+        <w:tc>
+          <w:tcPr>
+            <w:tcW w:w="3213" w:type="dxa"/>
+            <w:shd w:val="clear" w:color="auto" w:fill="1F3864"/>
+          </w:tcPr>
+          <w:p>
+            <w:pPr>
+              <w:jc w:val="center"/>
+            </w:pPr>
+            <w:r>
+              <w:rPr>
+                <w:b/>
+                <w:color w:val="FFFFFF"/>
+              </w:rPr>
+              <w:t>Kiểu dữ liệu</w:t>
+            </w:r>
+          </w:p>
+        </w:tc>
+        <w:tc>
+          <w:tcPr>
+            <w:tcW w:w="3213" w:type="dxa"/>
+            <w:shd w:val="clear" w:color="auto" w:fill="1F3864"/>
+          </w:tcPr>
+          <w:p>
+            <w:pPr>
+              <w:jc w:val="center"/>
+            </w:pPr>
+            <w:r>
+              <w:rPr>
+                <w:b/>
+                <w:color w:val="FFFFFF"/>
+              </w:rPr>
+              <w:t>Mô tả / Ràng buộc</w:t>
+            </w:r>
+          </w:p>
+        </w:tc>
+      </w:tr>
+      <w:tr>
+        <w:tc>
+          <w:tcPr>
+            <w:tcW w:w="3213" w:type="dxa"/>
+          </w:tcPr>
+          <w:p>
+            <w:r>
+              <w:lastRenderedPageBreak/>
+              <w:t>result_id</w:t>
+            </w:r>
+          </w:p>
+        </w:tc>
+        <w:tc>
+          <w:tcPr>
+            <w:tcW w:w="3213" w:type="dxa"/>
+          </w:tcPr>
+          <w:p>
+            <w:r>
+              <w:t>INT (khóa chính)</w:t>
+            </w:r>
+          </w:p>
+        </w:tc>
+        <w:tc>
+          <w:tcPr>
+            <w:tcW w:w="3213" w:type="dxa"/>
+          </w:tcPr>
+          <w:p>
+            <w:r>
+              <w:t>Mã kết quả khám bệnh, tự động tăng.</w:t>
+            </w:r>
+          </w:p>
+        </w:tc>
+      </w:tr>
+      <w:tr>
+        <w:tc>
+          <w:tcPr>
+            <w:tcW w:w="3213" w:type="dxa"/>
+            <w:shd w:val="clear" w:color="auto" w:fill="F2F2F2"/>
+          </w:tcPr>
+          <w:p>
+            <w:r>
+              <w:t>appointment_id</w:t>
+            </w:r>
+          </w:p>
+        </w:tc>
+        <w:tc>
+          <w:tcPr>
+            <w:tcW w:w="3213" w:type="dxa"/>
+            <w:shd w:val="clear" w:color="auto" w:fill="F2F2F2"/>
+          </w:tcPr>
+          <w:p>
+            <w:r>
+              <w:t>INT (khóa ngoại)</w:t>
+            </w:r>
+          </w:p>
+        </w:tc>
+        <w:tc>
+          <w:tcPr>
+            <w:tcW w:w="3213" w:type="dxa"/>
+            <w:shd w:val="clear" w:color="auto" w:fill="F2F2F2"/>
+          </w:tcPr>
+          <w:p>
+            <w:r>
+              <w:t>Liên kết appointments.appointment_id (mối quan hệ 1-1 với lịch hẹn đã khám).</w:t>
+            </w:r>
+          </w:p>
+        </w:tc>
+      </w:tr>
+      <w:tr>
+        <w:tc>
+          <w:tcPr>
+            <w:tcW w:w="3213" w:type="dxa"/>
+          </w:tcPr>
+          <w:p>
+            <w:r>
+              <w:t>result_details</w:t>
+            </w:r>
+          </w:p>
+        </w:tc>
+        <w:tc>
+          <w:tcPr>
+            <w:tcW w:w="3213" w:type="dxa"/>
+          </w:tcPr>
+          <w:p>
+            <w:r>
+              <w:t>NVARCHAR(MAX)</w:t>
+            </w:r>
+          </w:p>
+        </w:tc>
+        <w:tc>
+          <w:tcPr>
+            <w:tcW w:w="3213" w:type="dxa"/>
+          </w:tcPr>
+          <w:p>
+            <w:r>
+              <w:t>Chi tiết chẩn đoán bệnh lý và ghi chú điều trị của bác sĩ.</w:t>
+            </w:r>
+          </w:p>
+        </w:tc>
+      </w:tr>
+      <w:tr>
+        <w:tc>
+          <w:tcPr>
+            <w:tcW w:w="3213" w:type="dxa"/>
+            <w:shd w:val="clear" w:color="auto" w:fill="F2F2F2"/>
+          </w:tcPr>
+          <w:p>
+            <w:r>
+              <w:t>examination_date</w:t>
+            </w:r>
+          </w:p>
+        </w:tc>
+        <w:tc>
+          <w:tcPr>
+            <w:tcW w:w="3213" w:type="dxa"/>
+            <w:shd w:val="clear" w:color="auto" w:fill="F2F2F2"/>
+          </w:tcPr>
+          <w:p>
+            <w:r>
+              <w:t>DATETIME</w:t>
+            </w:r>
+          </w:p>
+        </w:tc>
+        <w:tc>
+          <w:tcPr>
+            <w:tcW w:w="3213" w:type="dxa"/>
+            <w:shd w:val="clear" w:color="auto" w:fill="F2F2F2"/>
+          </w:tcPr>
+          <w:p>
+            <w:r>
+              <w:t>Thời điểm bác sĩ lưu kết quả khám.</w:t>
+            </w:r>
+          </w:p>
+        </w:tc>
+      </w:tr>
+    </w:tbl>
+    <w:p>
+      <w:pPr>
+        <w:spacing w:after="120"/>
+      </w:pPr>
+    </w:p>
+    <w:p>
+      <w:pPr>
+        <w:pStyle w:val="Heading3"/>
+        <w:spacing w:before="240" w:after="120"/>
+      </w:pPr>
+      <w:r>
+        <w:t>6.2.7 Bảng prescribed_services (Dịch vụ chỉ định thêm khi khám)</w:t>
+      </w:r>
+    </w:p>
+    <w:tbl>
+      <w:tblPr>
+        <w:tblW w:w="0" w:type="auto"/>
+        <w:tblLook w:val="04A0" w:firstRow="1" w:lastRow="0" w:firstColumn="1" w:lastColumn="0" w:noHBand="0" w:noVBand="1"/>
+      </w:tblPr>
+      <w:tblGrid>
+        <w:gridCol w:w="3212"/>
+        <w:gridCol w:w="3213"/>
+        <w:gridCol w:w="3213"/>
+      </w:tblGrid>
+      <w:tr>
+        <w:tc>
+          <w:tcPr>
+            <w:tcW w:w="3213" w:type="dxa"/>
+            <w:shd w:val="clear" w:color="auto" w:fill="1F3864"/>
+          </w:tcPr>
+          <w:p>
+            <w:pPr>
+              <w:jc w:val="center"/>
+            </w:pPr>
+            <w:r>
+              <w:rPr>
+                <w:b/>
+                <w:color w:val="FFFFFF"/>
+              </w:rPr>
+              <w:t>Thuộc tính</w:t>
+            </w:r>
+          </w:p>
+        </w:tc>
+        <w:tc>
+          <w:tcPr>
+            <w:tcW w:w="3213" w:type="dxa"/>
+            <w:shd w:val="clear" w:color="auto" w:fill="1F3864"/>
+          </w:tcPr>
+          <w:p>
+            <w:pPr>
+              <w:jc w:val="center"/>
+            </w:pPr>
+            <w:r>
+              <w:rPr>
+                <w:b/>
+                <w:color w:val="FFFFFF"/>
+              </w:rPr>
+              <w:t>Kiểu dữ liệu</w:t>
+            </w:r>
+          </w:p>
+        </w:tc>
+        <w:tc>
+          <w:tcPr>
+            <w:tcW w:w="3213" w:type="dxa"/>
+            <w:shd w:val="clear" w:color="auto" w:fill="1F3864"/>
+          </w:tcPr>
+          <w:p>
+            <w:pPr>
+              <w:jc w:val="center"/>
+            </w:pPr>
+            <w:r>
+              <w:rPr>
+                <w:b/>
+                <w:color w:val="FFFFFF"/>
+              </w:rPr>
+              <w:t>Mô tả / Ràng buộc</w:t>
+            </w:r>
+          </w:p>
+        </w:tc>
+      </w:tr>
+      <w:tr>
+        <w:tc>
+          <w:tcPr>
+            <w:tcW w:w="3213" w:type="dxa"/>
+          </w:tcPr>
+          <w:p>
+            <w:r>
+              <w:t>result_id</w:t>
+            </w:r>
+          </w:p>
+        </w:tc>
+        <w:tc>
+          <w:tcPr>
+            <w:tcW w:w="3213" w:type="dxa"/>
+          </w:tcPr>
+          <w:p>
+            <w:r>
+              <w:t>INT (khóa chính, khóa ngoại)</w:t>
+            </w:r>
+          </w:p>
+        </w:tc>
+        <w:tc>
+          <w:tcPr>
+            <w:tcW w:w="3213" w:type="dxa"/>
+          </w:tcPr>
+          <w:p>
+            <w:r>
+              <w:t>Mã kết quả khám, liên kết examination_results.result_id.</w:t>
+            </w:r>
+          </w:p>
+        </w:tc>
+      </w:tr>
+      <w:tr>
+        <w:tc>
+          <w:tcPr>
+            <w:tcW w:w="3213" w:type="dxa"/>
+            <w:shd w:val="clear" w:color="auto" w:fill="F2F2F2"/>
+          </w:tcPr>
+          <w:p>
+            <w:r>
+              <w:t>service_id</w:t>
+            </w:r>
+          </w:p>
+        </w:tc>
+        <w:tc>
+          <w:tcPr>
+            <w:tcW w:w="3213" w:type="dxa"/>
+            <w:shd w:val="clear" w:color="auto" w:fill="F2F2F2"/>
+          </w:tcPr>
+          <w:p>
+            <w:r>
+              <w:t>INT (khóa chính, khóa ngoại)</w:t>
+            </w:r>
+          </w:p>
+        </w:tc>
+        <w:tc>
+          <w:tcPr>
+            <w:tcW w:w="3213" w:type="dxa"/>
+            <w:shd w:val="clear" w:color="auto" w:fill="F2F2F2"/>
+          </w:tcPr>
+          <w:p>
+            <w:r>
+              <w:t>Mã dịch vụ phát sinh được chỉ định thêm, liên kết services.service_id.</w:t>
+            </w:r>
+          </w:p>
+        </w:tc>
+      </w:tr>
+      <w:tr>
+        <w:tc>
+          <w:tcPr>
+            <w:tcW w:w="3213" w:type="dxa"/>
+          </w:tcPr>
+          <w:p>
+            <w:r>
+              <w:t>status</w:t>
+            </w:r>
+          </w:p>
+        </w:tc>
+        <w:tc>
+          <w:tcPr>
+            <w:tcW w:w="3213" w:type="dxa"/>
+          </w:tcPr>
+          <w:p>
+            <w:r>
+              <w:t>NVARCHAR(50)</w:t>
+            </w:r>
+          </w:p>
+        </w:tc>
+        <w:tc>
+          <w:tcPr>
+            <w:tcW w:w="3213" w:type="dxa"/>
+          </w:tcPr>
+          <w:p>
+            <w:r>
+              <w:t>Trạng thái thực hiện của dịch vụ chỉ định thêm.</w:t>
+            </w:r>
+          </w:p>
+        </w:tc>
+      </w:tr>
+      <w:tr>
+        <w:tc>
+          <w:tcPr>
+            <w:tcW w:w="3213" w:type="dxa"/>
+            <w:shd w:val="clear" w:color="auto" w:fill="F2F2F2"/>
+          </w:tcPr>
+          <w:p>
+            <w:r>
+              <w:t>notes</w:t>
+            </w:r>
+          </w:p>
+        </w:tc>
+        <w:tc>
+          <w:tcPr>
+            <w:tcW w:w="3213" w:type="dxa"/>
+            <w:shd w:val="clear" w:color="auto" w:fill="F2F2F2"/>
+          </w:tcPr>
+          <w:p>
+            <w:r>
+              <w:t>NVARCHAR(MAX)</w:t>
+            </w:r>
+          </w:p>
+        </w:tc>
+        <w:tc>
+          <w:tcPr>
+            <w:tcW w:w="3213" w:type="dxa"/>
+            <w:shd w:val="clear" w:color="auto" w:fill="F2F2F2"/>
+          </w:tcPr>
+          <w:p>
+            <w:r>
+              <w:t>Ghi chú điều trị cụ thể cho dịch vụ phát sinh.</w:t>
+            </w:r>
+          </w:p>
+        </w:tc>
+      </w:tr>
+    </w:tbl>
+    <w:p>
+      <w:pPr>
+        <w:spacing w:after="120"/>
+      </w:pPr>
+    </w:p>
+    <w:p>
+      <w:pPr>
+        <w:pStyle w:val="Heading3"/>
+        <w:spacing w:before="240" w:after="120"/>
+      </w:pPr>
+      <w:r>
+        <w:t>6.2.8 Bảng prescriptions (Đơn thuốc)</w:t>
+      </w:r>
+    </w:p>
+    <w:tbl>
+      <w:tblPr>
+        <w:tblW w:w="0" w:type="auto"/>
+        <w:tblLook w:val="04A0" w:firstRow="1" w:lastRow="0" w:firstColumn="1" w:lastColumn="0" w:noHBand="0" w:noVBand="1"/>
+      </w:tblPr>
+      <w:tblGrid>
+        <w:gridCol w:w="3212"/>
+        <w:gridCol w:w="3213"/>
+        <w:gridCol w:w="3213"/>
+      </w:tblGrid>
+      <w:tr>
+        <w:tc>
+          <w:tcPr>
+            <w:tcW w:w="3213" w:type="dxa"/>
+            <w:shd w:val="clear" w:color="auto" w:fill="1F3864"/>
+          </w:tcPr>
+          <w:p>
+            <w:pPr>
+              <w:jc w:val="center"/>
+            </w:pPr>
+            <w:r>
+              <w:rPr>
+                <w:b/>
+                <w:color w:val="FFFFFF"/>
+              </w:rPr>
+              <w:t>Thuộc tính</w:t>
+            </w:r>
+          </w:p>
+        </w:tc>
+        <w:tc>
+          <w:tcPr>
+            <w:tcW w:w="3213" w:type="dxa"/>
+            <w:shd w:val="clear" w:color="auto" w:fill="1F3864"/>
+          </w:tcPr>
+          <w:p>
+            <w:pPr>
+              <w:jc w:val="center"/>
+            </w:pPr>
+            <w:r>
+              <w:rPr>
+                <w:b/>
+                <w:color w:val="FFFFFF"/>
+              </w:rPr>
+              <w:t>Kiểu dữ liệu</w:t>
+            </w:r>
+          </w:p>
+        </w:tc>
+        <w:tc>
+          <w:tcPr>
+            <w:tcW w:w="3213" w:type="dxa"/>
+            <w:shd w:val="clear" w:color="auto" w:fill="1F3864"/>
+          </w:tcPr>
+          <w:p>
+            <w:pPr>
+              <w:jc w:val="center"/>
+            </w:pPr>
+            <w:r>
+              <w:rPr>
+                <w:b/>
+                <w:color w:val="FFFFFF"/>
+              </w:rPr>
+              <w:t>Mô tả / Ràng buộc</w:t>
+            </w:r>
+          </w:p>
+        </w:tc>
+      </w:tr>
+      <w:tr>
+        <w:tc>
+          <w:tcPr>
+            <w:tcW w:w="3213" w:type="dxa"/>
+          </w:tcPr>
+          <w:p>
+            <w:r>
+              <w:t>prescription_id</w:t>
+            </w:r>
+          </w:p>
+        </w:tc>
+        <w:tc>
+          <w:tcPr>
+            <w:tcW w:w="3213" w:type="dxa"/>
+          </w:tcPr>
+          <w:p>
+            <w:r>
+              <w:t>INT (khóa chính)</w:t>
+            </w:r>
+          </w:p>
+        </w:tc>
+        <w:tc>
+          <w:tcPr>
+            <w:tcW w:w="3213" w:type="dxa"/>
+          </w:tcPr>
+          <w:p>
+            <w:r>
+              <w:t>Mã đơn thuốc kê cho bệnh nhân, tự động tăng.</w:t>
+            </w:r>
+          </w:p>
+        </w:tc>
+      </w:tr>
+      <w:tr>
+        <w:tc>
+          <w:tcPr>
+            <w:tcW w:w="3213" w:type="dxa"/>
+            <w:shd w:val="clear" w:color="auto" w:fill="F2F2F2"/>
+          </w:tcPr>
+          <w:p>
+            <w:r>
+              <w:t>result_id</w:t>
+            </w:r>
+          </w:p>
+        </w:tc>
+        <w:tc>
+          <w:tcPr>
+            <w:tcW w:w="3213" w:type="dxa"/>
+            <w:shd w:val="clear" w:color="auto" w:fill="F2F2F2"/>
+          </w:tcPr>
+          <w:p>
+            <w:r>
+              <w:t>INT (khóa ngoại)</w:t>
+            </w:r>
+          </w:p>
+        </w:tc>
+        <w:tc>
+          <w:tcPr>
+            <w:tcW w:w="3213" w:type="dxa"/>
+            <w:shd w:val="clear" w:color="auto" w:fill="F2F2F2"/>
+          </w:tcPr>
+          <w:p>
+            <w:r>
+              <w:t>Mã kết quả khám lâm sàng tương ứng, liên kết examination_results.result_id.</w:t>
+            </w:r>
+          </w:p>
+        </w:tc>
+      </w:tr>
+      <w:tr>
+        <w:tc>
+          <w:tcPr>
+            <w:tcW w:w="3213" w:type="dxa"/>
+          </w:tcPr>
+          <w:p>
+            <w:r>
+              <w:t>instructions</w:t>
+            </w:r>
+          </w:p>
+        </w:tc>
+        <w:tc>
+          <w:tcPr>
+            <w:tcW w:w="3213" w:type="dxa"/>
+          </w:tcPr>
+          <w:p>
+            <w:r>
+              <w:t>NVARCHAR(MAX)</w:t>
+            </w:r>
+          </w:p>
+        </w:tc>
+        <w:tc>
+          <w:tcPr>
+            <w:tcW w:w="3213" w:type="dxa"/>
+          </w:tcPr>
+          <w:p>
+            <w:r>
+              <w:t>Hướng dẫn sử dụng chung cho toàn bộ đơn thuốc (ví dụ liều lượng, giờ uống).</w:t>
+            </w:r>
+          </w:p>
+        </w:tc>
+      </w:tr>
+    </w:tbl>
+    <w:p>
+      <w:pPr>
+        <w:spacing w:after="120"/>
+      </w:pPr>
+    </w:p>
+    <w:p>
+      <w:pPr>
+        <w:pStyle w:val="Heading3"/>
+        <w:spacing w:before="240" w:after="120"/>
+      </w:pPr>
+      <w:r>
+        <w:t>6.2.9 Bảng prescription_details (Chi tiết đơn thuốc)</w:t>
+      </w:r>
+    </w:p>
+    <w:tbl>
+      <w:tblPr>
+        <w:tblW w:w="0" w:type="auto"/>
+        <w:tblLook w:val="04A0" w:firstRow="1" w:lastRow="0" w:firstColumn="1" w:lastColumn="0" w:noHBand="0" w:noVBand="1"/>
       </w:tblPr>
       <w:tblGrid>
         <w:gridCol w:w="3213"/>
+        <w:gridCol w:w="3212"/>
+        <w:gridCol w:w="3213"/>
+      </w:tblGrid>
+      <w:tr>
+        <w:tc>
+          <w:tcPr>
+            <w:tcW w:w="3213" w:type="dxa"/>
+            <w:shd w:val="clear" w:color="auto" w:fill="1F3864"/>
+          </w:tcPr>
+          <w:p>
+            <w:pPr>
+              <w:jc w:val="center"/>
+            </w:pPr>
+            <w:r>
+              <w:rPr>
+                <w:b/>
+                <w:color w:val="FFFFFF"/>
+              </w:rPr>
+              <w:t>Thuộc tính</w:t>
+            </w:r>
+          </w:p>
+        </w:tc>
+        <w:tc>
+          <w:tcPr>
+            <w:tcW w:w="3213" w:type="dxa"/>
+            <w:shd w:val="clear" w:color="auto" w:fill="1F3864"/>
+          </w:tcPr>
+          <w:p>
+            <w:pPr>
+              <w:jc w:val="center"/>
+            </w:pPr>
+            <w:r>
+              <w:rPr>
+                <w:b/>
+                <w:color w:val="FFFFFF"/>
+              </w:rPr>
+              <w:t>Kiểu dữ liệu</w:t>
+            </w:r>
+          </w:p>
+        </w:tc>
+        <w:tc>
+          <w:tcPr>
+            <w:tcW w:w="3213" w:type="dxa"/>
+            <w:shd w:val="clear" w:color="auto" w:fill="1F3864"/>
+          </w:tcPr>
+          <w:p>
+            <w:pPr>
+              <w:jc w:val="center"/>
+            </w:pPr>
+            <w:r>
+              <w:rPr>
+                <w:b/>
+                <w:color w:val="FFFFFF"/>
+              </w:rPr>
+              <w:t>Mô tả / Ràng buộc</w:t>
+            </w:r>
+          </w:p>
+        </w:tc>
+      </w:tr>
+      <w:tr>
+        <w:tc>
+          <w:tcPr>
+            <w:tcW w:w="3213" w:type="dxa"/>
+          </w:tcPr>
+          <w:p>
+            <w:r>
+              <w:t>prescription_id</w:t>
+            </w:r>
+          </w:p>
+        </w:tc>
+        <w:tc>
+          <w:tcPr>
+            <w:tcW w:w="3213" w:type="dxa"/>
+          </w:tcPr>
+          <w:p>
+            <w:r>
+              <w:t>INT (khóa chính, khóa ngoại)</w:t>
+            </w:r>
+          </w:p>
+        </w:tc>
+        <w:tc>
+          <w:tcPr>
+            <w:tcW w:w="3213" w:type="dxa"/>
+          </w:tcPr>
+          <w:p>
+            <w:r>
+              <w:t>Mã đơn thuốc, liên kết prescriptions.prescription_id.</w:t>
+            </w:r>
+          </w:p>
+        </w:tc>
+      </w:tr>
+      <w:tr>
+        <w:tc>
+          <w:tcPr>
+            <w:tcW w:w="3213" w:type="dxa"/>
+            <w:shd w:val="clear" w:color="auto" w:fill="F2F2F2"/>
+          </w:tcPr>
+          <w:p>
+            <w:r>
+              <w:t>medicine_id</w:t>
+            </w:r>
+          </w:p>
+        </w:tc>
+        <w:tc>
+          <w:tcPr>
+            <w:tcW w:w="3213" w:type="dxa"/>
+            <w:shd w:val="clear" w:color="auto" w:fill="F2F2F2"/>
+          </w:tcPr>
+          <w:p>
+            <w:r>
+              <w:t>INT (khóa chính, khóa ngoại)</w:t>
+            </w:r>
+          </w:p>
+        </w:tc>
+        <w:tc>
+          <w:tcPr>
+            <w:tcW w:w="3213" w:type="dxa"/>
+            <w:shd w:val="clear" w:color="auto" w:fill="F2F2F2"/>
+          </w:tcPr>
+          <w:p>
+            <w:r>
+              <w:t>Mã thuốc được kê, liên kết medicines.medicine_id.</w:t>
+            </w:r>
+          </w:p>
+        </w:tc>
+      </w:tr>
+      <w:tr>
+        <w:tc>
+          <w:tcPr>
+            <w:tcW w:w="3213" w:type="dxa"/>
+          </w:tcPr>
+          <w:p>
+            <w:r>
+              <w:t>prescribed_quantity</w:t>
+            </w:r>
+          </w:p>
+        </w:tc>
+        <w:tc>
+          <w:tcPr>
+            <w:tcW w:w="3213" w:type="dxa"/>
+          </w:tcPr>
+          <w:p>
+            <w:r>
+              <w:t>INT</w:t>
+            </w:r>
+          </w:p>
+        </w:tc>
+        <w:tc>
+          <w:tcPr>
+            <w:tcW w:w="3213" w:type="dxa"/>
+          </w:tcPr>
+          <w:p>
+            <w:r>
+              <w:t>Số lượng thuốc bác sĩ kê trong đơn. Bắt buộc.</w:t>
+            </w:r>
+          </w:p>
+        </w:tc>
+      </w:tr>
+      <w:tr>
+        <w:tc>
+          <w:tcPr>
+            <w:tcW w:w="3213" w:type="dxa"/>
+            <w:shd w:val="clear" w:color="auto" w:fill="F2F2F2"/>
+          </w:tcPr>
+          <w:p>
+            <w:r>
+              <w:t>purchased_quantity</w:t>
+            </w:r>
+          </w:p>
+        </w:tc>
+        <w:tc>
+          <w:tcPr>
+            <w:tcW w:w="3213" w:type="dxa"/>
+            <w:shd w:val="clear" w:color="auto" w:fill="F2F2F2"/>
+          </w:tcPr>
+          <w:p>
+            <w:r>
+              <w:t>INT</w:t>
+            </w:r>
+          </w:p>
+        </w:tc>
+        <w:tc>
+          <w:tcPr>
+            <w:tcW w:w="3213" w:type="dxa"/>
+            <w:shd w:val="clear" w:color="auto" w:fill="F2F2F2"/>
+          </w:tcPr>
+          <w:p>
+            <w:r>
+              <w:t>Số lượng thuốc thực tế bệnh nhân đã mua. Có thể NULL.</w:t>
+            </w:r>
+          </w:p>
+        </w:tc>
+      </w:tr>
+      <w:tr>
+        <w:tc>
+          <w:tcPr>
+            <w:tcW w:w="3213" w:type="dxa"/>
+          </w:tcPr>
+          <w:p>
+            <w:r>
+              <w:t>unit_price</w:t>
+            </w:r>
+          </w:p>
+        </w:tc>
+        <w:tc>
+          <w:tcPr>
+            <w:tcW w:w="3213" w:type="dxa"/>
+          </w:tcPr>
+          <w:p>
+            <w:r>
+              <w:t>DECIMAL(18,0)</w:t>
+            </w:r>
+          </w:p>
+        </w:tc>
+        <w:tc>
+          <w:tcPr>
+            <w:tcW w:w="3213" w:type="dxa"/>
+          </w:tcPr>
+          <w:p>
+            <w:r>
+              <w:t>Đơn giá thuốc tại thời điểm kê đơn (lưu vết giá bán). Bắt buộc.</w:t>
+            </w:r>
+          </w:p>
+        </w:tc>
+      </w:tr>
+    </w:tbl>
+    <w:p>
+      <w:pPr>
+        <w:spacing w:after="120"/>
+      </w:pPr>
+    </w:p>
+    <w:p>
+      <w:pPr>
+        <w:pStyle w:val="Heading3"/>
+        <w:spacing w:before="240" w:after="120"/>
+      </w:pPr>
+      <w:r>
+        <w:t>6.2.10 Bảng medicines (Danh mục thuốc trong kho)</w:t>
+      </w:r>
+    </w:p>
+    <w:tbl>
+      <w:tblPr>
+        <w:tblW w:w="0" w:type="auto"/>
+        <w:tblLook w:val="04A0" w:firstRow="1" w:lastRow="0" w:firstColumn="1" w:lastColumn="0" w:noHBand="0" w:noVBand="1"/>
+      </w:tblPr>
+      <w:tblGrid>
+        <w:gridCol w:w="3212"/>
         <w:gridCol w:w="3213"/>
         <w:gridCol w:w="3213"/>
       </w:tblGrid>
       <w:tr>
         <w:tc>
           <w:tcPr>
-            <w:tcW w:type="dxa" w:w="3213"/>
+            <w:tcW w:w="3213" w:type="dxa"/>
             <w:shd w:val="clear" w:color="auto" w:fill="1F3864"/>
           </w:tcPr>
           <w:p>
@@ -17156,13 +18056,14 @@
                 <w:b/>
                 <w:color w:val="FFFFFF"/>
               </w:rPr>
+              <w:lastRenderedPageBreak/>
               <w:t>Thuộc tính</w:t>
             </w:r>
           </w:p>
         </w:tc>
         <w:tc>
           <w:tcPr>
-            <w:tcW w:type="dxa" w:w="3213"/>
+            <w:tcW w:w="3213" w:type="dxa"/>
             <w:shd w:val="clear" w:color="auto" w:fill="1F3864"/>
           </w:tcPr>
           <w:p>
@@ -17180,7 +18081,7 @@
         </w:tc>
         <w:tc>
           <w:tcPr>
-            <w:tcW w:type="dxa" w:w="3213"/>
+            <w:tcW w:w="3213" w:type="dxa"/>
             <w:shd w:val="clear" w:color="auto" w:fill="1F3864"/>
           </w:tcPr>
           <w:p>
@@ -17200,17 +18101,17 @@
       <w:tr>
         <w:tc>
           <w:tcPr>
-            <w:tcW w:type="dxa" w:w="3213"/>
-          </w:tcPr>
-          <w:p>
-            <w:r>
-              <w:t>role_id</w:t>
-            </w:r>
-          </w:p>
-        </w:tc>
-        <w:tc>
-          <w:tcPr>
-            <w:tcW w:type="dxa" w:w="3213"/>
+            <w:tcW w:w="3213" w:type="dxa"/>
+          </w:tcPr>
+          <w:p>
+            <w:r>
+              <w:t>medicine_id</w:t>
+            </w:r>
+          </w:p>
+        </w:tc>
+        <w:tc>
+          <w:tcPr>
+            <w:tcW w:w="3213" w:type="dxa"/>
           </w:tcPr>
           <w:p>
             <w:r>
@@ -17220,46 +18121,113 @@
         </w:tc>
         <w:tc>
           <w:tcPr>
-            <w:tcW w:type="dxa" w:w="3213"/>
-          </w:tcPr>
-          <w:p>
-            <w:r>
-              <w:t>Mã định danh vai trò, tự động tăng.</w:t>
-            </w:r>
-          </w:p>
-        </w:tc>
-      </w:tr>
-      <w:tr>
-        <w:tc>
-          <w:tcPr>
-            <w:tcW w:type="dxa" w:w="3213"/>
+            <w:tcW w:w="3213" w:type="dxa"/>
+          </w:tcPr>
+          <w:p>
+            <w:r>
+              <w:t>Mã định danh thuốc, tự động tăng.</w:t>
+            </w:r>
+          </w:p>
+        </w:tc>
+      </w:tr>
+      <w:tr>
+        <w:tc>
+          <w:tcPr>
+            <w:tcW w:w="3213" w:type="dxa"/>
             <w:shd w:val="clear" w:color="auto" w:fill="F2F2F2"/>
           </w:tcPr>
           <w:p>
             <w:r>
-              <w:t>role_name</w:t>
-            </w:r>
-          </w:p>
-        </w:tc>
-        <w:tc>
-          <w:tcPr>
-            <w:tcW w:type="dxa" w:w="3213"/>
+              <w:t>medicine_name</w:t>
+            </w:r>
+          </w:p>
+        </w:tc>
+        <w:tc>
+          <w:tcPr>
+            <w:tcW w:w="3213" w:type="dxa"/>
             <w:shd w:val="clear" w:color="auto" w:fill="F2F2F2"/>
           </w:tcPr>
           <w:p>
             <w:r>
-              <w:t>NVARCHAR(50)</w:t>
-            </w:r>
-          </w:p>
-        </w:tc>
-        <w:tc>
-          <w:tcPr>
-            <w:tcW w:type="dxa" w:w="3213"/>
+              <w:t>NVARCHAR(100)</w:t>
+            </w:r>
+          </w:p>
+        </w:tc>
+        <w:tc>
+          <w:tcPr>
+            <w:tcW w:w="3213" w:type="dxa"/>
             <w:shd w:val="clear" w:color="auto" w:fill="F2F2F2"/>
           </w:tcPr>
           <w:p>
             <w:r>
-              <w:t>Tên vai trò người dùng (ADMIN, DOCTOR, STAFF, CUSTOMER). Bắt buộc.</w:t>
+              <w:t>Tên thuốc. Bắt buộc.</w:t>
+            </w:r>
+          </w:p>
+        </w:tc>
+      </w:tr>
+      <w:tr>
+        <w:tc>
+          <w:tcPr>
+            <w:tcW w:w="3213" w:type="dxa"/>
+          </w:tcPr>
+          <w:p>
+            <w:r>
+              <w:t>price</w:t>
+            </w:r>
+          </w:p>
+        </w:tc>
+        <w:tc>
+          <w:tcPr>
+            <w:tcW w:w="3213" w:type="dxa"/>
+          </w:tcPr>
+          <w:p>
+            <w:r>
+              <w:t>DECIMAL(18,0)</w:t>
+            </w:r>
+          </w:p>
+        </w:tc>
+        <w:tc>
+          <w:tcPr>
+            <w:tcW w:w="3213" w:type="dxa"/>
+          </w:tcPr>
+          <w:p>
+            <w:r>
+              <w:t>Đơn giá hiện hành của thuốc (VNĐ). Bắt buộc.</w:t>
+            </w:r>
+          </w:p>
+        </w:tc>
+      </w:tr>
+      <w:tr>
+        <w:tc>
+          <w:tcPr>
+            <w:tcW w:w="3213" w:type="dxa"/>
+            <w:shd w:val="clear" w:color="auto" w:fill="F2F2F2"/>
+          </w:tcPr>
+          <w:p>
+            <w:r>
+              <w:t>stock_quantity</w:t>
+            </w:r>
+          </w:p>
+        </w:tc>
+        <w:tc>
+          <w:tcPr>
+            <w:tcW w:w="3213" w:type="dxa"/>
+            <w:shd w:val="clear" w:color="auto" w:fill="F2F2F2"/>
+          </w:tcPr>
+          <w:p>
+            <w:r>
+              <w:t>INT</w:t>
+            </w:r>
+          </w:p>
+        </w:tc>
+        <w:tc>
+          <w:tcPr>
+            <w:tcW w:w="3213" w:type="dxa"/>
+            <w:shd w:val="clear" w:color="auto" w:fill="F2F2F2"/>
+          </w:tcPr>
+          <w:p>
+            <w:r>
+              <w:t>Số lượng thuốc còn tồn trong kho. Bắt buộc.</w:t>
             </w:r>
           </w:p>
         </w:tc>
@@ -17276,23 +18244,23 @@
         <w:spacing w:before="240" w:after="120"/>
       </w:pPr>
       <w:r>
-        <w:t>6.2.3 Bảng appointments (Lịch hẹn khám)</w:t>
+        <w:t>6.2.11 Bảng invoices (Hóa đơn - Chưa cài đặt vật lý trong CSDL SQL Server hiện tại)</w:t>
       </w:r>
     </w:p>
     <w:tbl>
       <w:tblPr>
-        <w:tblW w:type="auto" w:w="0"/>
-        <w:tblLook w:firstColumn="1" w:firstRow="1" w:lastColumn="0" w:lastRow="0" w:noHBand="0" w:noVBand="1" w:val="04A0"/>
+        <w:tblW w:w="0" w:type="auto"/>
+        <w:tblLook w:val="04A0" w:firstRow="1" w:lastRow="0" w:firstColumn="1" w:lastColumn="0" w:noHBand="0" w:noVBand="1"/>
       </w:tblPr>
       <w:tblGrid>
-        <w:gridCol w:w="3213"/>
+        <w:gridCol w:w="3212"/>
         <w:gridCol w:w="3213"/>
         <w:gridCol w:w="3213"/>
       </w:tblGrid>
       <w:tr>
         <w:tc>
           <w:tcPr>
-            <w:tcW w:type="dxa" w:w="3213"/>
+            <w:tcW w:w="3213" w:type="dxa"/>
             <w:shd w:val="clear" w:color="auto" w:fill="1F3864"/>
           </w:tcPr>
           <w:p>
@@ -17310,7 +18278,7 @@
         </w:tc>
         <w:tc>
           <w:tcPr>
-            <w:tcW w:type="dxa" w:w="3213"/>
+            <w:tcW w:w="3213" w:type="dxa"/>
             <w:shd w:val="clear" w:color="auto" w:fill="1F3864"/>
           </w:tcPr>
           <w:p>
@@ -17328,7 +18296,7 @@
         </w:tc>
         <w:tc>
           <w:tcPr>
-            <w:tcW w:type="dxa" w:w="3213"/>
+            <w:tcW w:w="3213" w:type="dxa"/>
             <w:shd w:val="clear" w:color="auto" w:fill="1F3864"/>
           </w:tcPr>
           <w:p>
@@ -17348,7 +18316,74 @@
       <w:tr>
         <w:tc>
           <w:tcPr>
-            <w:tcW w:type="dxa" w:w="3213"/>
+            <w:tcW w:w="3213" w:type="dxa"/>
+          </w:tcPr>
+          <w:p>
+            <w:r>
+              <w:t>invoice_id</w:t>
+            </w:r>
+          </w:p>
+        </w:tc>
+        <w:tc>
+          <w:tcPr>
+            <w:tcW w:w="3213" w:type="dxa"/>
+          </w:tcPr>
+          <w:p>
+            <w:r>
+              <w:t>INT (khóa chính)</w:t>
+            </w:r>
+          </w:p>
+        </w:tc>
+        <w:tc>
+          <w:tcPr>
+            <w:tcW w:w="3213" w:type="dxa"/>
+          </w:tcPr>
+          <w:p>
+            <w:r>
+              <w:t>Mã hóa đơn thanh toán, tự tăng. (Ghi chú: Chưa có trong file SQL hiện tại).</w:t>
+            </w:r>
+          </w:p>
+        </w:tc>
+      </w:tr>
+      <w:tr>
+        <w:tc>
+          <w:tcPr>
+            <w:tcW w:w="3213" w:type="dxa"/>
+            <w:shd w:val="clear" w:color="auto" w:fill="F2F2F2"/>
+          </w:tcPr>
+          <w:p>
+            <w:r>
+              <w:t>patient_id</w:t>
+            </w:r>
+          </w:p>
+        </w:tc>
+        <w:tc>
+          <w:tcPr>
+            <w:tcW w:w="3213" w:type="dxa"/>
+            <w:shd w:val="clear" w:color="auto" w:fill="F2F2F2"/>
+          </w:tcPr>
+          <w:p>
+            <w:r>
+              <w:t>INT (khóa ngoại)</w:t>
+            </w:r>
+          </w:p>
+        </w:tc>
+        <w:tc>
+          <w:tcPr>
+            <w:tcW w:w="3213" w:type="dxa"/>
+            <w:shd w:val="clear" w:color="auto" w:fill="F2F2F2"/>
+          </w:tcPr>
+          <w:p>
+            <w:r>
+              <w:t>Mã bệnh nhân thanh toán, liên kết users.user_id.</w:t>
+            </w:r>
+          </w:p>
+        </w:tc>
+      </w:tr>
+      <w:tr>
+        <w:tc>
+          <w:tcPr>
+            <w:tcW w:w="3213" w:type="dxa"/>
           </w:tcPr>
           <w:p>
             <w:r>
@@ -17358,40 +18393,40 @@
         </w:tc>
         <w:tc>
           <w:tcPr>
-            <w:tcW w:type="dxa" w:w="3213"/>
-          </w:tcPr>
-          <w:p>
-            <w:r>
-              <w:t>INT (khóa chính)</w:t>
-            </w:r>
-          </w:p>
-        </w:tc>
-        <w:tc>
-          <w:tcPr>
-            <w:tcW w:type="dxa" w:w="3213"/>
-          </w:tcPr>
-          <w:p>
-            <w:r>
-              <w:t>Mã định danh lịch hẹn, tự động tăng.</w:t>
-            </w:r>
-          </w:p>
-        </w:tc>
-      </w:tr>
-      <w:tr>
-        <w:tc>
-          <w:tcPr>
-            <w:tcW w:type="dxa" w:w="3213"/>
+            <w:tcW w:w="3213" w:type="dxa"/>
+          </w:tcPr>
+          <w:p>
+            <w:r>
+              <w:t>INT (khóa ngoại)</w:t>
+            </w:r>
+          </w:p>
+        </w:tc>
+        <w:tc>
+          <w:tcPr>
+            <w:tcW w:w="3213" w:type="dxa"/>
+          </w:tcPr>
+          <w:p>
+            <w:r>
+              <w:t>Liên kết với appointments.appointment_id (nếu thanh toán tiền khám). Có thể NULL.</w:t>
+            </w:r>
+          </w:p>
+        </w:tc>
+      </w:tr>
+      <w:tr>
+        <w:tc>
+          <w:tcPr>
+            <w:tcW w:w="3213" w:type="dxa"/>
             <w:shd w:val="clear" w:color="auto" w:fill="F2F2F2"/>
           </w:tcPr>
           <w:p>
             <w:r>
-              <w:t>patient_id</w:t>
-            </w:r>
-          </w:p>
-        </w:tc>
-        <w:tc>
-          <w:tcPr>
-            <w:tcW w:type="dxa" w:w="3213"/>
+              <w:t>prescription_id</w:t>
+            </w:r>
+          </w:p>
+        </w:tc>
+        <w:tc>
+          <w:tcPr>
+            <w:tcW w:w="3213" w:type="dxa"/>
             <w:shd w:val="clear" w:color="auto" w:fill="F2F2F2"/>
           </w:tcPr>
           <w:p>
@@ -17402,213 +18437,146 @@
         </w:tc>
         <w:tc>
           <w:tcPr>
-            <w:tcW w:type="dxa" w:w="3213"/>
+            <w:tcW w:w="3213" w:type="dxa"/>
             <w:shd w:val="clear" w:color="auto" w:fill="F2F2F2"/>
           </w:tcPr>
           <w:p>
             <w:r>
-              <w:t>Mã bệnh nhân đặt lịch, liên kết users.user_id.</w:t>
-            </w:r>
-          </w:p>
-        </w:tc>
-      </w:tr>
-      <w:tr>
-        <w:tc>
-          <w:tcPr>
-            <w:tcW w:type="dxa" w:w="3213"/>
-          </w:tcPr>
-          <w:p>
-            <w:r>
-              <w:t>doctor_id</w:t>
-            </w:r>
-          </w:p>
-        </w:tc>
-        <w:tc>
-          <w:tcPr>
-            <w:tcW w:type="dxa" w:w="3213"/>
-          </w:tcPr>
-          <w:p>
-            <w:r>
-              <w:t>INT (khóa ngoại)</w:t>
-            </w:r>
-          </w:p>
-        </w:tc>
-        <w:tc>
-          <w:tcPr>
-            <w:tcW w:type="dxa" w:w="3213"/>
-          </w:tcPr>
-          <w:p>
-            <w:r>
-              <w:t>Mã bác sĩ phụ trách khám, liên kết users.user_id.</w:t>
-            </w:r>
-          </w:p>
-        </w:tc>
-      </w:tr>
-      <w:tr>
-        <w:tc>
-          <w:tcPr>
-            <w:tcW w:type="dxa" w:w="3213"/>
+              <w:t>Liên kết với prescriptions.prescription_id (nếu thanh toán tiền thuốc). Có thể NULL.</w:t>
+            </w:r>
+          </w:p>
+        </w:tc>
+      </w:tr>
+      <w:tr>
+        <w:tc>
+          <w:tcPr>
+            <w:tcW w:w="3213" w:type="dxa"/>
+          </w:tcPr>
+          <w:p>
+            <w:r>
+              <w:t>total_amount</w:t>
+            </w:r>
+          </w:p>
+        </w:tc>
+        <w:tc>
+          <w:tcPr>
+            <w:tcW w:w="3213" w:type="dxa"/>
+          </w:tcPr>
+          <w:p>
+            <w:r>
+              <w:t>DECIMAL(14,2)</w:t>
+            </w:r>
+          </w:p>
+        </w:tc>
+        <w:tc>
+          <w:tcPr>
+            <w:tcW w:w="3213" w:type="dxa"/>
+          </w:tcPr>
+          <w:p>
+            <w:r>
+              <w:t>Tổng số tiền cần thanh toán.</w:t>
+            </w:r>
+          </w:p>
+        </w:tc>
+      </w:tr>
+      <w:tr>
+        <w:tc>
+          <w:tcPr>
+            <w:tcW w:w="3213" w:type="dxa"/>
             <w:shd w:val="clear" w:color="auto" w:fill="F2F2F2"/>
           </w:tcPr>
           <w:p>
             <w:r>
-              <w:t>appointment_date</w:t>
-            </w:r>
-          </w:p>
-        </w:tc>
-        <w:tc>
-          <w:tcPr>
-            <w:tcW w:type="dxa" w:w="3213"/>
+              <w:t>payment_method</w:t>
+            </w:r>
+          </w:p>
+        </w:tc>
+        <w:tc>
+          <w:tcPr>
+            <w:tcW w:w="3213" w:type="dxa"/>
             <w:shd w:val="clear" w:color="auto" w:fill="F2F2F2"/>
           </w:tcPr>
           <w:p>
             <w:r>
-              <w:t>DATE</w:t>
-            </w:r>
-          </w:p>
-        </w:tc>
-        <w:tc>
-          <w:tcPr>
-            <w:tcW w:type="dxa" w:w="3213"/>
+              <w:t>NVARCHAR(50)</w:t>
+            </w:r>
+          </w:p>
+        </w:tc>
+        <w:tc>
+          <w:tcPr>
+            <w:tcW w:w="3213" w:type="dxa"/>
             <w:shd w:val="clear" w:color="auto" w:fill="F2F2F2"/>
           </w:tcPr>
           <w:p>
             <w:r>
-              <w:t>Ngày hẹn khám bệnh. Bắt buộc.</w:t>
-            </w:r>
-          </w:p>
-        </w:tc>
-      </w:tr>
-      <w:tr>
-        <w:tc>
-          <w:tcPr>
-            <w:tcW w:type="dxa" w:w="3213"/>
-          </w:tcPr>
-          <w:p>
-            <w:r>
-              <w:t>appointment_time</w:t>
-            </w:r>
-          </w:p>
-        </w:tc>
-        <w:tc>
-          <w:tcPr>
-            <w:tcW w:type="dxa" w:w="3213"/>
-          </w:tcPr>
-          <w:p>
-            <w:r>
-              <w:t>TIME(7)</w:t>
-            </w:r>
-          </w:p>
-        </w:tc>
-        <w:tc>
-          <w:tcPr>
-            <w:tcW w:type="dxa" w:w="3213"/>
-          </w:tcPr>
-          <w:p>
-            <w:r>
-              <w:t>Giờ hẹn khám bệnh. Bắt buộc.</w:t>
-            </w:r>
-          </w:p>
-        </w:tc>
-      </w:tr>
-      <w:tr>
-        <w:tc>
-          <w:tcPr>
-            <w:tcW w:type="dxa" w:w="3213"/>
+              <w:t>Hình thức thanh toán (CASH, BANK_TRANSFER).</w:t>
+            </w:r>
+          </w:p>
+        </w:tc>
+      </w:tr>
+      <w:tr>
+        <w:tc>
+          <w:tcPr>
+            <w:tcW w:w="3213" w:type="dxa"/>
+          </w:tcPr>
+          <w:p>
+            <w:r>
+              <w:t>status</w:t>
+            </w:r>
+          </w:p>
+        </w:tc>
+        <w:tc>
+          <w:tcPr>
+            <w:tcW w:w="3213" w:type="dxa"/>
+          </w:tcPr>
+          <w:p>
+            <w:r>
+              <w:t>NVARCHAR(50)</w:t>
+            </w:r>
+          </w:p>
+        </w:tc>
+        <w:tc>
+          <w:tcPr>
+            <w:tcW w:w="3213" w:type="dxa"/>
+          </w:tcPr>
+          <w:p>
+            <w:r>
+              <w:t>Trạng thái hóa đơn (Chưa thanh toán, Đã thanh toán).</w:t>
+            </w:r>
+          </w:p>
+        </w:tc>
+      </w:tr>
+      <w:tr>
+        <w:tc>
+          <w:tcPr>
+            <w:tcW w:w="3213" w:type="dxa"/>
             <w:shd w:val="clear" w:color="auto" w:fill="F2F2F2"/>
           </w:tcPr>
           <w:p>
             <w:r>
-              <w:t>status</w:t>
-            </w:r>
-          </w:p>
-        </w:tc>
-        <w:tc>
-          <w:tcPr>
-            <w:tcW w:type="dxa" w:w="3213"/>
+              <w:t>payment_date</w:t>
+            </w:r>
+          </w:p>
+        </w:tc>
+        <w:tc>
+          <w:tcPr>
+            <w:tcW w:w="3213" w:type="dxa"/>
             <w:shd w:val="clear" w:color="auto" w:fill="F2F2F2"/>
           </w:tcPr>
           <w:p>
             <w:r>
-              <w:t>NVARCHAR(50)</w:t>
-            </w:r>
-          </w:p>
-        </w:tc>
-        <w:tc>
-          <w:tcPr>
-            <w:tcW w:type="dxa" w:w="3213"/>
+              <w:t>DATETIME</w:t>
+            </w:r>
+          </w:p>
+        </w:tc>
+        <w:tc>
+          <w:tcPr>
+            <w:tcW w:w="3213" w:type="dxa"/>
             <w:shd w:val="clear" w:color="auto" w:fill="F2F2F2"/>
           </w:tcPr>
           <w:p>
             <w:r>
-              <w:t>Trạng thái (Pending, Confirmed, Checked In, Completed, Cancelled).</w:t>
-            </w:r>
-          </w:p>
-        </w:tc>
-      </w:tr>
-      <w:tr>
-        <w:tc>
-          <w:tcPr>
-            <w:tcW w:type="dxa" w:w="3213"/>
-          </w:tcPr>
-          <w:p>
-            <w:r>
-              <w:t>notes</w:t>
-            </w:r>
-          </w:p>
-        </w:tc>
-        <w:tc>
-          <w:tcPr>
-            <w:tcW w:type="dxa" w:w="3213"/>
-          </w:tcPr>
-          <w:p>
-            <w:r>
-              <w:t>NVARCHAR(MAX)</w:t>
-            </w:r>
-          </w:p>
-        </w:tc>
-        <w:tc>
-          <w:tcPr>
-            <w:tcW w:type="dxa" w:w="3213"/>
-          </w:tcPr>
-          <w:p>
-            <w:r>
-              <w:t>Ghi chú thêm về triệu chứng hoặc yêu cầu từ người bệnh.</w:t>
-            </w:r>
-          </w:p>
-        </w:tc>
-      </w:tr>
-      <w:tr>
-        <w:tc>
-          <w:tcPr>
-            <w:tcW w:type="dxa" w:w="3213"/>
-            <w:shd w:val="clear" w:color="auto" w:fill="F2F2F2"/>
-          </w:tcPr>
-          <w:p>
-            <w:r>
-              <w:t>room</w:t>
-            </w:r>
-          </w:p>
-        </w:tc>
-        <w:tc>
-          <w:tcPr>
-            <w:tcW w:type="dxa" w:w="3213"/>
-            <w:shd w:val="clear" w:color="auto" w:fill="F2F2F2"/>
-          </w:tcPr>
-          <w:p>
-            <w:r>
-              <w:t>NVARCHAR(50)</w:t>
-            </w:r>
-          </w:p>
-        </w:tc>
-        <w:tc>
-          <w:tcPr>
-            <w:tcW w:type="dxa" w:w="3213"/>
-            <w:shd w:val="clear" w:color="auto" w:fill="F2F2F2"/>
-          </w:tcPr>
-          <w:p>
-            <w:r>
-              <w:t>Phòng khám được chỉ định lúc check-in.</w:t>
+              <w:t>Thời điểm xác nhận thanh toán.</w:t>
             </w:r>
           </w:p>
         </w:tc>
@@ -17625,23 +18593,23 @@
         <w:spacing w:before="240" w:after="120"/>
       </w:pPr>
       <w:r>
-        <w:t>6.2.4 Bảng appointment_services (Dịch vụ đặt trước trong lịch hẹn)</w:t>
+        <w:t>6.2.12 Bảng invoice_details (Chi tiết hóa đơn - Chưa cài đặt vật lý trong CSDL SQL Server hiện tại)</w:t>
       </w:r>
     </w:p>
     <w:tbl>
       <w:tblPr>
-        <w:tblW w:type="auto" w:w="0"/>
-        <w:tblLook w:firstColumn="1" w:firstRow="1" w:lastColumn="0" w:lastRow="0" w:noHBand="0" w:noVBand="1" w:val="04A0"/>
+        <w:tblW w:w="0" w:type="auto"/>
+        <w:tblLook w:val="04A0" w:firstRow="1" w:lastRow="0" w:firstColumn="1" w:lastColumn="0" w:noHBand="0" w:noVBand="1"/>
       </w:tblPr>
       <w:tblGrid>
-        <w:gridCol w:w="3213"/>
+        <w:gridCol w:w="3212"/>
         <w:gridCol w:w="3213"/>
         <w:gridCol w:w="3213"/>
       </w:tblGrid>
       <w:tr>
         <w:tc>
           <w:tcPr>
-            <w:tcW w:type="dxa" w:w="3213"/>
+            <w:tcW w:w="3213" w:type="dxa"/>
             <w:shd w:val="clear" w:color="auto" w:fill="1F3864"/>
           </w:tcPr>
           <w:p>
@@ -17659,7 +18627,7 @@
         </w:tc>
         <w:tc>
           <w:tcPr>
-            <w:tcW w:type="dxa" w:w="3213"/>
+            <w:tcW w:w="3213" w:type="dxa"/>
             <w:shd w:val="clear" w:color="auto" w:fill="1F3864"/>
           </w:tcPr>
           <w:p>
@@ -17677,7 +18645,7 @@
         </w:tc>
         <w:tc>
           <w:tcPr>
-            <w:tcW w:type="dxa" w:w="3213"/>
+            <w:tcW w:w="3213" w:type="dxa"/>
             <w:shd w:val="clear" w:color="auto" w:fill="1F3864"/>
           </w:tcPr>
           <w:p>
@@ -17697,1618 +18665,218 @@
       <w:tr>
         <w:tc>
           <w:tcPr>
-            <w:tcW w:type="dxa" w:w="3213"/>
-          </w:tcPr>
-          <w:p>
-            <w:r>
-              <w:t>appointment_id</w:t>
-            </w:r>
-          </w:p>
-        </w:tc>
-        <w:tc>
-          <w:tcPr>
-            <w:tcW w:type="dxa" w:w="3213"/>
-          </w:tcPr>
-          <w:p>
-            <w:r>
-              <w:t>INT (khóa chính, khóa ngoại)</w:t>
-            </w:r>
-          </w:p>
-        </w:tc>
-        <w:tc>
-          <w:tcPr>
-            <w:tcW w:type="dxa" w:w="3213"/>
-          </w:tcPr>
-          <w:p>
-            <w:r>
-              <w:t>Mã lịch hẹn, liên kết appointments.appointment_id.</w:t>
-            </w:r>
-          </w:p>
-        </w:tc>
-      </w:tr>
-      <w:tr>
-        <w:tc>
-          <w:tcPr>
-            <w:tcW w:type="dxa" w:w="3213"/>
+            <w:tcW w:w="3213" w:type="dxa"/>
+          </w:tcPr>
+          <w:p>
+            <w:r>
+              <w:t>invoice_detail_id</w:t>
+            </w:r>
+          </w:p>
+        </w:tc>
+        <w:tc>
+          <w:tcPr>
+            <w:tcW w:w="3213" w:type="dxa"/>
+          </w:tcPr>
+          <w:p>
+            <w:r>
+              <w:t>INT (khóa chính)</w:t>
+            </w:r>
+          </w:p>
+        </w:tc>
+        <w:tc>
+          <w:tcPr>
+            <w:tcW w:w="3213" w:type="dxa"/>
+          </w:tcPr>
+          <w:p>
+            <w:r>
+              <w:t>Mã dòng chi tiết hóa đơn, tự tăng. (Ghi chú: Chưa có trong file SQL hiện tại).</w:t>
+            </w:r>
+          </w:p>
+        </w:tc>
+      </w:tr>
+      <w:tr>
+        <w:tc>
+          <w:tcPr>
+            <w:tcW w:w="3213" w:type="dxa"/>
             <w:shd w:val="clear" w:color="auto" w:fill="F2F2F2"/>
           </w:tcPr>
           <w:p>
             <w:r>
-              <w:t>service_id</w:t>
-            </w:r>
-          </w:p>
-        </w:tc>
-        <w:tc>
-          <w:tcPr>
-            <w:tcW w:type="dxa" w:w="3213"/>
+              <w:t>invoice_id</w:t>
+            </w:r>
+          </w:p>
+        </w:tc>
+        <w:tc>
+          <w:tcPr>
+            <w:tcW w:w="3213" w:type="dxa"/>
             <w:shd w:val="clear" w:color="auto" w:fill="F2F2F2"/>
           </w:tcPr>
           <w:p>
             <w:r>
-              <w:t>INT (khóa chính, khóa ngoại)</w:t>
-            </w:r>
-          </w:p>
-        </w:tc>
-        <w:tc>
-          <w:tcPr>
-            <w:tcW w:type="dxa" w:w="3213"/>
+              <w:t>INT (khóa ngoại)</w:t>
+            </w:r>
+          </w:p>
+        </w:tc>
+        <w:tc>
+          <w:tcPr>
+            <w:tcW w:w="3213" w:type="dxa"/>
             <w:shd w:val="clear" w:color="auto" w:fill="F2F2F2"/>
           </w:tcPr>
           <w:p>
             <w:r>
-              <w:t>Mã dịch vụ đặt trước, liên kết services.service_id.</w:t>
-            </w:r>
-          </w:p>
-        </w:tc>
-      </w:tr>
-    </w:tbl>
-    <w:p>
-      <w:pPr>
-        <w:spacing w:after="120"/>
-      </w:pPr>
-    </w:p>
-    <w:p>
-      <w:pPr>
-        <w:pStyle w:val="Heading3"/>
-        <w:spacing w:before="240" w:after="120"/>
-      </w:pPr>
-      <w:r>
-        <w:t>6.2.5 Bảng services (Danh mục dịch vụ nha khoa)</w:t>
-      </w:r>
-    </w:p>
-    <w:tbl>
-      <w:tblPr>
-        <w:tblW w:type="auto" w:w="0"/>
-        <w:tblLook w:firstColumn="1" w:firstRow="1" w:lastColumn="0" w:lastRow="0" w:noHBand="0" w:noVBand="1" w:val="04A0"/>
-      </w:tblPr>
-      <w:tblGrid>
-        <w:gridCol w:w="3213"/>
-        <w:gridCol w:w="3213"/>
-        <w:gridCol w:w="3213"/>
-      </w:tblGrid>
-      <w:tr>
-        <w:tc>
-          <w:tcPr>
-            <w:tcW w:type="dxa" w:w="3213"/>
-            <w:shd w:val="clear" w:color="auto" w:fill="1F3864"/>
-          </w:tcPr>
-          <w:p>
-            <w:pPr>
-              <w:jc w:val="center"/>
-            </w:pPr>
-            <w:r>
-              <w:rPr>
-                <w:b/>
-                <w:color w:val="FFFFFF"/>
-              </w:rPr>
-              <w:t>Thuộc tính</w:t>
-            </w:r>
-          </w:p>
-        </w:tc>
-        <w:tc>
-          <w:tcPr>
-            <w:tcW w:type="dxa" w:w="3213"/>
-            <w:shd w:val="clear" w:color="auto" w:fill="1F3864"/>
-          </w:tcPr>
-          <w:p>
-            <w:pPr>
-              <w:jc w:val="center"/>
-            </w:pPr>
-            <w:r>
-              <w:rPr>
-                <w:b/>
-                <w:color w:val="FFFFFF"/>
-              </w:rPr>
-              <w:t>Kiểu dữ liệu</w:t>
-            </w:r>
-          </w:p>
-        </w:tc>
-        <w:tc>
-          <w:tcPr>
-            <w:tcW w:type="dxa" w:w="3213"/>
-            <w:shd w:val="clear" w:color="auto" w:fill="1F3864"/>
-          </w:tcPr>
-          <w:p>
-            <w:pPr>
-              <w:jc w:val="center"/>
-            </w:pPr>
-            <w:r>
-              <w:rPr>
-                <w:b/>
-                <w:color w:val="FFFFFF"/>
-              </w:rPr>
-              <w:t>Mô tả / Ràng buộc</w:t>
-            </w:r>
-          </w:p>
-        </w:tc>
-      </w:tr>
-      <w:tr>
-        <w:tc>
-          <w:tcPr>
-            <w:tcW w:type="dxa" w:w="3213"/>
-          </w:tcPr>
-          <w:p>
-            <w:r>
-              <w:t>service_id</w:t>
-            </w:r>
-          </w:p>
-        </w:tc>
-        <w:tc>
-          <w:tcPr>
-            <w:tcW w:type="dxa" w:w="3213"/>
-          </w:tcPr>
-          <w:p>
-            <w:r>
-              <w:t>INT (khóa chính)</w:t>
-            </w:r>
-          </w:p>
-        </w:tc>
-        <w:tc>
-          <w:tcPr>
-            <w:tcW w:type="dxa" w:w="3213"/>
-          </w:tcPr>
-          <w:p>
-            <w:r>
-              <w:t>Mã định danh dịch vụ, tự động tăng.</w:t>
-            </w:r>
-          </w:p>
-        </w:tc>
-      </w:tr>
-      <w:tr>
-        <w:tc>
-          <w:tcPr>
-            <w:tcW w:type="dxa" w:w="3213"/>
+              <w:t>Mã hóa đơn, liên kết invoices.invoice_id.</w:t>
+            </w:r>
+          </w:p>
+        </w:tc>
+      </w:tr>
+      <w:tr>
+        <w:tc>
+          <w:tcPr>
+            <w:tcW w:w="3213" w:type="dxa"/>
+          </w:tcPr>
+          <w:p>
+            <w:r>
+              <w:t>item_type</w:t>
+            </w:r>
+          </w:p>
+        </w:tc>
+        <w:tc>
+          <w:tcPr>
+            <w:tcW w:w="3213" w:type="dxa"/>
+          </w:tcPr>
+          <w:p>
+            <w:r>
+              <w:t>NVARCHAR(50)</w:t>
+            </w:r>
+          </w:p>
+        </w:tc>
+        <w:tc>
+          <w:tcPr>
+            <w:tcW w:w="3213" w:type="dxa"/>
+          </w:tcPr>
+          <w:p>
+            <w:r>
+              <w:t>Phân loại khoản mục thanh toán (DichVu / Thuoc).</w:t>
+            </w:r>
+          </w:p>
+        </w:tc>
+      </w:tr>
+      <w:tr>
+        <w:tc>
+          <w:tcPr>
+            <w:tcW w:w="3213" w:type="dxa"/>
             <w:shd w:val="clear" w:color="auto" w:fill="F2F2F2"/>
           </w:tcPr>
           <w:p>
             <w:r>
-              <w:t>service_name</w:t>
-            </w:r>
-          </w:p>
-        </w:tc>
-        <w:tc>
-          <w:tcPr>
-            <w:tcW w:type="dxa" w:w="3213"/>
+              <w:t>reference_id</w:t>
+            </w:r>
+          </w:p>
+        </w:tc>
+        <w:tc>
+          <w:tcPr>
+            <w:tcW w:w="3213" w:type="dxa"/>
             <w:shd w:val="clear" w:color="auto" w:fill="F2F2F2"/>
           </w:tcPr>
           <w:p>
             <w:r>
-              <w:t>NVARCHAR(100)</w:t>
-            </w:r>
-          </w:p>
-        </w:tc>
-        <w:tc>
-          <w:tcPr>
-            <w:tcW w:type="dxa" w:w="3213"/>
+              <w:t>INT</w:t>
+            </w:r>
+          </w:p>
+        </w:tc>
+        <w:tc>
+          <w:tcPr>
+            <w:tcW w:w="3213" w:type="dxa"/>
             <w:shd w:val="clear" w:color="auto" w:fill="F2F2F2"/>
           </w:tcPr>
           <w:p>
             <w:r>
-              <w:t>Tên dịch vụ nha khoa. Bắt buộc.</w:t>
-            </w:r>
-          </w:p>
-        </w:tc>
-      </w:tr>
-      <w:tr>
-        <w:tc>
-          <w:tcPr>
-            <w:tcW w:type="dxa" w:w="3213"/>
-          </w:tcPr>
-          <w:p>
-            <w:r>
-              <w:t>description</w:t>
-            </w:r>
-          </w:p>
-        </w:tc>
-        <w:tc>
-          <w:tcPr>
-            <w:tcW w:type="dxa" w:w="3213"/>
-          </w:tcPr>
-          <w:p>
-            <w:r>
-              <w:t>NVARCHAR(MAX)</w:t>
-            </w:r>
-          </w:p>
-        </w:tc>
-        <w:tc>
-          <w:tcPr>
-            <w:tcW w:type="dxa" w:w="3213"/>
-          </w:tcPr>
-          <w:p>
-            <w:r>
-              <w:t>Mô tả chi tiết về dịch vụ.</w:t>
-            </w:r>
-          </w:p>
-        </w:tc>
-      </w:tr>
-      <w:tr>
-        <w:tc>
-          <w:tcPr>
-            <w:tcW w:type="dxa" w:w="3213"/>
+              <w:t>Mã tham chiếu tới dịch vụ (service_id) hoặc thuốc (medicine_id) tùy theo item_type.</w:t>
+            </w:r>
+          </w:p>
+        </w:tc>
+      </w:tr>
+      <w:tr>
+        <w:tc>
+          <w:tcPr>
+            <w:tcW w:w="3213" w:type="dxa"/>
+          </w:tcPr>
+          <w:p>
+            <w:r>
+              <w:t>quantity</w:t>
+            </w:r>
+          </w:p>
+        </w:tc>
+        <w:tc>
+          <w:tcPr>
+            <w:tcW w:w="3213" w:type="dxa"/>
+          </w:tcPr>
+          <w:p>
+            <w:r>
+              <w:t>INT</w:t>
+            </w:r>
+          </w:p>
+        </w:tc>
+        <w:tc>
+          <w:tcPr>
+            <w:tcW w:w="3213" w:type="dxa"/>
+          </w:tcPr>
+          <w:p>
+            <w:r>
+              <w:t>Số lượng của khoản mục thanh toán.</w:t>
+            </w:r>
+          </w:p>
+        </w:tc>
+      </w:tr>
+      <w:tr>
+        <w:tc>
+          <w:tcPr>
+            <w:tcW w:w="3213" w:type="dxa"/>
             <w:shd w:val="clear" w:color="auto" w:fill="F2F2F2"/>
           </w:tcPr>
           <w:p>
             <w:r>
-              <w:t>price</w:t>
-            </w:r>
-          </w:p>
-        </w:tc>
-        <w:tc>
-          <w:tcPr>
-            <w:tcW w:type="dxa" w:w="3213"/>
+              <w:t>unit_price</w:t>
+            </w:r>
+          </w:p>
+        </w:tc>
+        <w:tc>
+          <w:tcPr>
+            <w:tcW w:w="3213" w:type="dxa"/>
             <w:shd w:val="clear" w:color="auto" w:fill="F2F2F2"/>
           </w:tcPr>
           <w:p>
             <w:r>
-              <w:t>DECIMAL(18,0)</w:t>
-            </w:r>
-          </w:p>
-        </w:tc>
-        <w:tc>
-          <w:tcPr>
-            <w:tcW w:type="dxa" w:w="3213"/>
+              <w:t>DECIMAL(12,2)</w:t>
+            </w:r>
+          </w:p>
+        </w:tc>
+        <w:tc>
+          <w:tcPr>
+            <w:tcW w:w="3213" w:type="dxa"/>
             <w:shd w:val="clear" w:color="auto" w:fill="F2F2F2"/>
           </w:tcPr>
           <w:p>
             <w:r>
-              <w:t>Đơn giá dịch vụ (VNĐ). Bắt buộc.</w:t>
-            </w:r>
-          </w:p>
-        </w:tc>
-      </w:tr>
-      <w:tr>
-        <w:tc>
-          <w:tcPr>
-            <w:tcW w:type="dxa" w:w="3213"/>
-          </w:tcPr>
-          <w:p>
-            <w:r>
-              <w:t>duration_minutes</w:t>
-            </w:r>
-          </w:p>
-        </w:tc>
-        <w:tc>
-          <w:tcPr>
-            <w:tcW w:type="dxa" w:w="3213"/>
-          </w:tcPr>
-          <w:p>
-            <w:r>
-              <w:t>INT</w:t>
-            </w:r>
-          </w:p>
-        </w:tc>
-        <w:tc>
-          <w:tcPr>
-            <w:tcW w:type="dxa" w:w="3213"/>
-          </w:tcPr>
-          <w:p>
-            <w:r>
-              <w:t>Thời gian ước tính để thực hiện dịch vụ (phút).</w:t>
-            </w:r>
-          </w:p>
-        </w:tc>
-      </w:tr>
-    </w:tbl>
-    <w:p>
-      <w:pPr>
-        <w:spacing w:after="120"/>
-      </w:pPr>
-    </w:p>
-    <w:p>
-      <w:pPr>
-        <w:pStyle w:val="Heading3"/>
-        <w:spacing w:before="240" w:after="120"/>
-      </w:pPr>
-      <w:r>
-        <w:t>6.2.6 Bảng examination_results (Kết quả khám bệnh lâm sàng)</w:t>
-      </w:r>
-    </w:p>
-    <w:tbl>
-      <w:tblPr>
-        <w:tblW w:type="auto" w:w="0"/>
-        <w:tblLook w:firstColumn="1" w:firstRow="1" w:lastColumn="0" w:lastRow="0" w:noHBand="0" w:noVBand="1" w:val="04A0"/>
-      </w:tblPr>
-      <w:tblGrid>
-        <w:gridCol w:w="3213"/>
-        <w:gridCol w:w="3213"/>
-        <w:gridCol w:w="3213"/>
-      </w:tblGrid>
-      <w:tr>
-        <w:tc>
-          <w:tcPr>
-            <w:tcW w:type="dxa" w:w="3213"/>
-            <w:shd w:val="clear" w:color="auto" w:fill="1F3864"/>
-          </w:tcPr>
-          <w:p>
-            <w:pPr>
-              <w:jc w:val="center"/>
-            </w:pPr>
-            <w:r>
-              <w:rPr>
-                <w:b/>
-                <w:color w:val="FFFFFF"/>
-              </w:rPr>
-              <w:t>Thuộc tính</w:t>
-            </w:r>
-          </w:p>
-        </w:tc>
-        <w:tc>
-          <w:tcPr>
-            <w:tcW w:type="dxa" w:w="3213"/>
-            <w:shd w:val="clear" w:color="auto" w:fill="1F3864"/>
-          </w:tcPr>
-          <w:p>
-            <w:pPr>
-              <w:jc w:val="center"/>
-            </w:pPr>
-            <w:r>
-              <w:rPr>
-                <w:b/>
-                <w:color w:val="FFFFFF"/>
-              </w:rPr>
-              <w:t>Kiểu dữ liệu</w:t>
-            </w:r>
-          </w:p>
-        </w:tc>
-        <w:tc>
-          <w:tcPr>
-            <w:tcW w:type="dxa" w:w="3213"/>
-            <w:shd w:val="clear" w:color="auto" w:fill="1F3864"/>
-          </w:tcPr>
-          <w:p>
-            <w:pPr>
-              <w:jc w:val="center"/>
-            </w:pPr>
-            <w:r>
-              <w:rPr>
-                <w:b/>
-                <w:color w:val="FFFFFF"/>
-              </w:rPr>
-              <w:t>Mô tả / Ràng buộc</w:t>
-            </w:r>
-          </w:p>
-        </w:tc>
-      </w:tr>
-      <w:tr>
-        <w:tc>
-          <w:tcPr>
-            <w:tcW w:type="dxa" w:w="3213"/>
-          </w:tcPr>
-          <w:p>
-            <w:r>
-              <w:t>result_id</w:t>
-            </w:r>
-          </w:p>
-        </w:tc>
-        <w:tc>
-          <w:tcPr>
-            <w:tcW w:type="dxa" w:w="3213"/>
-          </w:tcPr>
-          <w:p>
-            <w:r>
-              <w:t>INT (khóa chính)</w:t>
-            </w:r>
-          </w:p>
-        </w:tc>
-        <w:tc>
-          <w:tcPr>
-            <w:tcW w:type="dxa" w:w="3213"/>
-          </w:tcPr>
-          <w:p>
-            <w:r>
-              <w:t>Mã kết quả khám bệnh, tự động tăng.</w:t>
-            </w:r>
-          </w:p>
-        </w:tc>
-      </w:tr>
-      <w:tr>
-        <w:tc>
-          <w:tcPr>
-            <w:tcW w:type="dxa" w:w="3213"/>
-            <w:shd w:val="clear" w:color="auto" w:fill="F2F2F2"/>
-          </w:tcPr>
-          <w:p>
-            <w:r>
-              <w:t>appointment_id</w:t>
-            </w:r>
-          </w:p>
-        </w:tc>
-        <w:tc>
-          <w:tcPr>
-            <w:tcW w:type="dxa" w:w="3213"/>
-            <w:shd w:val="clear" w:color="auto" w:fill="F2F2F2"/>
-          </w:tcPr>
-          <w:p>
-            <w:r>
-              <w:t>INT (khóa ngoại)</w:t>
-            </w:r>
-          </w:p>
-        </w:tc>
-        <w:tc>
-          <w:tcPr>
-            <w:tcW w:type="dxa" w:w="3213"/>
-            <w:shd w:val="clear" w:color="auto" w:fill="F2F2F2"/>
-          </w:tcPr>
-          <w:p>
-            <w:r>
-              <w:t>Liên kết appointments.appointment_id (mối quan hệ 1-1 với lịch hẹn đã khám).</w:t>
-            </w:r>
-          </w:p>
-        </w:tc>
-      </w:tr>
-      <w:tr>
-        <w:tc>
-          <w:tcPr>
-            <w:tcW w:type="dxa" w:w="3213"/>
-          </w:tcPr>
-          <w:p>
-            <w:r>
-              <w:t>result_details</w:t>
-            </w:r>
-          </w:p>
-        </w:tc>
-        <w:tc>
-          <w:tcPr>
-            <w:tcW w:type="dxa" w:w="3213"/>
-          </w:tcPr>
-          <w:p>
-            <w:r>
-              <w:t>NVARCHAR(MAX)</w:t>
-            </w:r>
-          </w:p>
-        </w:tc>
-        <w:tc>
-          <w:tcPr>
-            <w:tcW w:type="dxa" w:w="3213"/>
-          </w:tcPr>
-          <w:p>
-            <w:r>
-              <w:t>Chi tiết chẩn đoán bệnh lý và ghi chú điều trị của bác sĩ.</w:t>
-            </w:r>
-          </w:p>
-        </w:tc>
-      </w:tr>
-      <w:tr>
-        <w:tc>
-          <w:tcPr>
-            <w:tcW w:type="dxa" w:w="3213"/>
-            <w:shd w:val="clear" w:color="auto" w:fill="F2F2F2"/>
-          </w:tcPr>
-          <w:p>
-            <w:r>
-              <w:t>examination_date</w:t>
-            </w:r>
-          </w:p>
-        </w:tc>
-        <w:tc>
-          <w:tcPr>
-            <w:tcW w:type="dxa" w:w="3213"/>
-            <w:shd w:val="clear" w:color="auto" w:fill="F2F2F2"/>
-          </w:tcPr>
-          <w:p>
-            <w:r>
-              <w:t>DATETIME</w:t>
-            </w:r>
-          </w:p>
-        </w:tc>
-        <w:tc>
-          <w:tcPr>
-            <w:tcW w:type="dxa" w:w="3213"/>
-            <w:shd w:val="clear" w:color="auto" w:fill="F2F2F2"/>
-          </w:tcPr>
-          <w:p>
-            <w:r>
-              <w:t>Thời điểm bác sĩ lưu kết quả khám.</w:t>
-            </w:r>
-          </w:p>
-        </w:tc>
-      </w:tr>
-    </w:tbl>
-    <w:p>
-      <w:pPr>
-        <w:spacing w:after="120"/>
-      </w:pPr>
-    </w:p>
-    <w:p>
-      <w:pPr>
-        <w:pStyle w:val="Heading3"/>
-        <w:spacing w:before="240" w:after="120"/>
-      </w:pPr>
-      <w:r>
-        <w:t>6.2.7 Bảng prescribed_services (Dịch vụ chỉ định thêm khi khám)</w:t>
-      </w:r>
-    </w:p>
-    <w:tbl>
-      <w:tblPr>
-        <w:tblW w:type="auto" w:w="0"/>
-        <w:tblLook w:firstColumn="1" w:firstRow="1" w:lastColumn="0" w:lastRow="0" w:noHBand="0" w:noVBand="1" w:val="04A0"/>
-      </w:tblPr>
-      <w:tblGrid>
-        <w:gridCol w:w="3213"/>
-        <w:gridCol w:w="3213"/>
-        <w:gridCol w:w="3213"/>
-      </w:tblGrid>
-      <w:tr>
-        <w:tc>
-          <w:tcPr>
-            <w:tcW w:type="dxa" w:w="3213"/>
-            <w:shd w:val="clear" w:color="auto" w:fill="1F3864"/>
-          </w:tcPr>
-          <w:p>
-            <w:pPr>
-              <w:jc w:val="center"/>
-            </w:pPr>
-            <w:r>
-              <w:rPr>
-                <w:b/>
-                <w:color w:val="FFFFFF"/>
-              </w:rPr>
-              <w:t>Thuộc tính</w:t>
-            </w:r>
-          </w:p>
-        </w:tc>
-        <w:tc>
-          <w:tcPr>
-            <w:tcW w:type="dxa" w:w="3213"/>
-            <w:shd w:val="clear" w:color="auto" w:fill="1F3864"/>
-          </w:tcPr>
-          <w:p>
-            <w:pPr>
-              <w:jc w:val="center"/>
-            </w:pPr>
-            <w:r>
-              <w:rPr>
-                <w:b/>
-                <w:color w:val="FFFFFF"/>
-              </w:rPr>
-              <w:t>Kiểu dữ liệu</w:t>
-            </w:r>
-          </w:p>
-        </w:tc>
-        <w:tc>
-          <w:tcPr>
-            <w:tcW w:type="dxa" w:w="3213"/>
-            <w:shd w:val="clear" w:color="auto" w:fill="1F3864"/>
-          </w:tcPr>
-          <w:p>
-            <w:pPr>
-              <w:jc w:val="center"/>
-            </w:pPr>
-            <w:r>
-              <w:rPr>
-                <w:b/>
-                <w:color w:val="FFFFFF"/>
-              </w:rPr>
-              <w:t>Mô tả / Ràng buộc</w:t>
-            </w:r>
-          </w:p>
-        </w:tc>
-      </w:tr>
-      <w:tr>
-        <w:tc>
-          <w:tcPr>
-            <w:tcW w:type="dxa" w:w="3213"/>
-          </w:tcPr>
-          <w:p>
-            <w:r>
-              <w:t>result_id</w:t>
-            </w:r>
-          </w:p>
-        </w:tc>
-        <w:tc>
-          <w:tcPr>
-            <w:tcW w:type="dxa" w:w="3213"/>
-          </w:tcPr>
-          <w:p>
-            <w:r>
-              <w:t>INT (khóa chính, khóa ngoại)</w:t>
-            </w:r>
-          </w:p>
-        </w:tc>
-        <w:tc>
-          <w:tcPr>
-            <w:tcW w:type="dxa" w:w="3213"/>
-          </w:tcPr>
-          <w:p>
-            <w:r>
-              <w:t>Mã kết quả khám, liên kết examination_results.result_id.</w:t>
-            </w:r>
-          </w:p>
-        </w:tc>
-      </w:tr>
-      <w:tr>
-        <w:tc>
-          <w:tcPr>
-            <w:tcW w:type="dxa" w:w="3213"/>
-            <w:shd w:val="clear" w:color="auto" w:fill="F2F2F2"/>
-          </w:tcPr>
-          <w:p>
-            <w:r>
-              <w:t>service_id</w:t>
-            </w:r>
-          </w:p>
-        </w:tc>
-        <w:tc>
-          <w:tcPr>
-            <w:tcW w:type="dxa" w:w="3213"/>
-            <w:shd w:val="clear" w:color="auto" w:fill="F2F2F2"/>
-          </w:tcPr>
-          <w:p>
-            <w:r>
-              <w:t>INT (khóa chính, khóa ngoại)</w:t>
-            </w:r>
-          </w:p>
-        </w:tc>
-        <w:tc>
-          <w:tcPr>
-            <w:tcW w:type="dxa" w:w="3213"/>
-            <w:shd w:val="clear" w:color="auto" w:fill="F2F2F2"/>
-          </w:tcPr>
-          <w:p>
-            <w:r>
-              <w:t>Mã dịch vụ phát sinh được chỉ định thêm, liên kết services.service_id.</w:t>
-            </w:r>
-          </w:p>
-        </w:tc>
-      </w:tr>
-      <w:tr>
-        <w:tc>
-          <w:tcPr>
-            <w:tcW w:type="dxa" w:w="3213"/>
-          </w:tcPr>
-          <w:p>
-            <w:r>
-              <w:t>status</w:t>
-            </w:r>
-          </w:p>
-        </w:tc>
-        <w:tc>
-          <w:tcPr>
-            <w:tcW w:type="dxa" w:w="3213"/>
-          </w:tcPr>
-          <w:p>
-            <w:r>
-              <w:t>NVARCHAR(50)</w:t>
-            </w:r>
-          </w:p>
-        </w:tc>
-        <w:tc>
-          <w:tcPr>
-            <w:tcW w:type="dxa" w:w="3213"/>
-          </w:tcPr>
-          <w:p>
-            <w:r>
-              <w:t>Trạng thái thực hiện của dịch vụ chỉ định thêm.</w:t>
-            </w:r>
-          </w:p>
-        </w:tc>
-      </w:tr>
-      <w:tr>
-        <w:tc>
-          <w:tcPr>
-            <w:tcW w:type="dxa" w:w="3213"/>
-            <w:shd w:val="clear" w:color="auto" w:fill="F2F2F2"/>
-          </w:tcPr>
-          <w:p>
-            <w:r>
-              <w:t>notes</w:t>
-            </w:r>
-          </w:p>
-        </w:tc>
-        <w:tc>
-          <w:tcPr>
-            <w:tcW w:type="dxa" w:w="3213"/>
-            <w:shd w:val="clear" w:color="auto" w:fill="F2F2F2"/>
-          </w:tcPr>
-          <w:p>
-            <w:r>
-              <w:t>NVARCHAR(MAX)</w:t>
-            </w:r>
-          </w:p>
-        </w:tc>
-        <w:tc>
-          <w:tcPr>
-            <w:tcW w:type="dxa" w:w="3213"/>
-            <w:shd w:val="clear" w:color="auto" w:fill="F2F2F2"/>
-          </w:tcPr>
-          <w:p>
-            <w:r>
-              <w:t>Ghi chú điều trị cụ thể cho dịch vụ phát sinh.</w:t>
-            </w:r>
-          </w:p>
-        </w:tc>
-      </w:tr>
-    </w:tbl>
-    <w:p>
-      <w:pPr>
-        <w:spacing w:after="120"/>
-      </w:pPr>
-    </w:p>
-    <w:p>
-      <w:pPr>
-        <w:pStyle w:val="Heading3"/>
-        <w:spacing w:before="240" w:after="120"/>
-      </w:pPr>
-      <w:r>
-        <w:t>6.2.8 Bảng prescriptions (Đơn thuốc)</w:t>
-      </w:r>
-    </w:p>
-    <w:tbl>
-      <w:tblPr>
-        <w:tblW w:type="auto" w:w="0"/>
-        <w:tblLook w:firstColumn="1" w:firstRow="1" w:lastColumn="0" w:lastRow="0" w:noHBand="0" w:noVBand="1" w:val="04A0"/>
-      </w:tblPr>
-      <w:tblGrid>
-        <w:gridCol w:w="3213"/>
-        <w:gridCol w:w="3213"/>
-        <w:gridCol w:w="3213"/>
-      </w:tblGrid>
-      <w:tr>
-        <w:tc>
-          <w:tcPr>
-            <w:tcW w:type="dxa" w:w="3213"/>
-            <w:shd w:val="clear" w:color="auto" w:fill="1F3864"/>
-          </w:tcPr>
-          <w:p>
-            <w:pPr>
-              <w:jc w:val="center"/>
-            </w:pPr>
-            <w:r>
-              <w:rPr>
-                <w:b/>
-                <w:color w:val="FFFFFF"/>
-              </w:rPr>
-              <w:t>Thuộc tính</w:t>
-            </w:r>
-          </w:p>
-        </w:tc>
-        <w:tc>
-          <w:tcPr>
-            <w:tcW w:type="dxa" w:w="3213"/>
-            <w:shd w:val="clear" w:color="auto" w:fill="1F3864"/>
-          </w:tcPr>
-          <w:p>
-            <w:pPr>
-              <w:jc w:val="center"/>
-            </w:pPr>
-            <w:r>
-              <w:rPr>
-                <w:b/>
-                <w:color w:val="FFFFFF"/>
-              </w:rPr>
-              <w:t>Kiểu dữ liệu</w:t>
-            </w:r>
-          </w:p>
-        </w:tc>
-        <w:tc>
-          <w:tcPr>
-            <w:tcW w:type="dxa" w:w="3213"/>
-            <w:shd w:val="clear" w:color="auto" w:fill="1F3864"/>
-          </w:tcPr>
-          <w:p>
-            <w:pPr>
-              <w:jc w:val="center"/>
-            </w:pPr>
-            <w:r>
-              <w:rPr>
-                <w:b/>
-                <w:color w:val="FFFFFF"/>
-              </w:rPr>
-              <w:t>Mô tả / Ràng buộc</w:t>
-            </w:r>
-          </w:p>
-        </w:tc>
-      </w:tr>
-      <w:tr>
-        <w:tc>
-          <w:tcPr>
-            <w:tcW w:type="dxa" w:w="3213"/>
-          </w:tcPr>
-          <w:p>
-            <w:r>
-              <w:t>prescription_id</w:t>
-            </w:r>
-          </w:p>
-        </w:tc>
-        <w:tc>
-          <w:tcPr>
-            <w:tcW w:type="dxa" w:w="3213"/>
-          </w:tcPr>
-          <w:p>
-            <w:r>
-              <w:t>INT (khóa chính)</w:t>
-            </w:r>
-          </w:p>
-        </w:tc>
-        <w:tc>
-          <w:tcPr>
-            <w:tcW w:type="dxa" w:w="3213"/>
-          </w:tcPr>
-          <w:p>
-            <w:r>
-              <w:t>Mã đơn thuốc kê cho bệnh nhân, tự động tăng.</w:t>
-            </w:r>
-          </w:p>
-        </w:tc>
-      </w:tr>
-      <w:tr>
-        <w:tc>
-          <w:tcPr>
-            <w:tcW w:type="dxa" w:w="3213"/>
-            <w:shd w:val="clear" w:color="auto" w:fill="F2F2F2"/>
-          </w:tcPr>
-          <w:p>
-            <w:r>
-              <w:t>result_id</w:t>
-            </w:r>
-          </w:p>
-        </w:tc>
-        <w:tc>
-          <w:tcPr>
-            <w:tcW w:type="dxa" w:w="3213"/>
-            <w:shd w:val="clear" w:color="auto" w:fill="F2F2F2"/>
-          </w:tcPr>
-          <w:p>
-            <w:r>
-              <w:t>INT (khóa ngoại)</w:t>
-            </w:r>
-          </w:p>
-        </w:tc>
-        <w:tc>
-          <w:tcPr>
-            <w:tcW w:type="dxa" w:w="3213"/>
-            <w:shd w:val="clear" w:color="auto" w:fill="F2F2F2"/>
-          </w:tcPr>
-          <w:p>
-            <w:r>
-              <w:t>Mã kết quả khám lâm sàng tương ứng, liên kết examination_results.result_id.</w:t>
-            </w:r>
-          </w:p>
-        </w:tc>
-      </w:tr>
-      <w:tr>
-        <w:tc>
-          <w:tcPr>
-            <w:tcW w:type="dxa" w:w="3213"/>
-          </w:tcPr>
-          <w:p>
-            <w:r>
-              <w:t>instructions</w:t>
-            </w:r>
-          </w:p>
-        </w:tc>
-        <w:tc>
-          <w:tcPr>
-            <w:tcW w:type="dxa" w:w="3213"/>
-          </w:tcPr>
-          <w:p>
-            <w:r>
-              <w:t>NVARCHAR(MAX)</w:t>
-            </w:r>
-          </w:p>
-        </w:tc>
-        <w:tc>
-          <w:tcPr>
-            <w:tcW w:type="dxa" w:w="3213"/>
-          </w:tcPr>
-          <w:p>
-            <w:r>
-              <w:t>Hướng dẫn sử dụng chung cho toàn bộ đơn thuốc (ví dụ liều lượng, giờ uống).</w:t>
-            </w:r>
-          </w:p>
-        </w:tc>
-      </w:tr>
-    </w:tbl>
-    <w:p>
-      <w:pPr>
-        <w:spacing w:after="120"/>
-      </w:pPr>
-    </w:p>
-    <w:p>
-      <w:pPr>
-        <w:pStyle w:val="Heading3"/>
-        <w:spacing w:before="240" w:after="120"/>
-      </w:pPr>
-      <w:r>
-        <w:t>6.2.9 Bảng prescription_details (Chi tiết đơn thuốc)</w:t>
-      </w:r>
-    </w:p>
-    <w:tbl>
-      <w:tblPr>
-        <w:tblW w:type="auto" w:w="0"/>
-        <w:tblLook w:firstColumn="1" w:firstRow="1" w:lastColumn="0" w:lastRow="0" w:noHBand="0" w:noVBand="1" w:val="04A0"/>
-      </w:tblPr>
-      <w:tblGrid>
-        <w:gridCol w:w="3213"/>
-        <w:gridCol w:w="3213"/>
-        <w:gridCol w:w="3213"/>
-      </w:tblGrid>
-      <w:tr>
-        <w:tc>
-          <w:tcPr>
-            <w:tcW w:type="dxa" w:w="3213"/>
-            <w:shd w:val="clear" w:color="auto" w:fill="1F3864"/>
-          </w:tcPr>
-          <w:p>
-            <w:pPr>
-              <w:jc w:val="center"/>
-            </w:pPr>
-            <w:r>
-              <w:rPr>
-                <w:b/>
-                <w:color w:val="FFFFFF"/>
-              </w:rPr>
-              <w:t>Thuộc tính</w:t>
-            </w:r>
-          </w:p>
-        </w:tc>
-        <w:tc>
-          <w:tcPr>
-            <w:tcW w:type="dxa" w:w="3213"/>
-            <w:shd w:val="clear" w:color="auto" w:fill="1F3864"/>
-          </w:tcPr>
-          <w:p>
-            <w:pPr>
-              <w:jc w:val="center"/>
-            </w:pPr>
-            <w:r>
-              <w:rPr>
-                <w:b/>
-                <w:color w:val="FFFFFF"/>
-              </w:rPr>
-              <w:t>Kiểu dữ liệu</w:t>
-            </w:r>
-          </w:p>
-        </w:tc>
-        <w:tc>
-          <w:tcPr>
-            <w:tcW w:type="dxa" w:w="3213"/>
-            <w:shd w:val="clear" w:color="auto" w:fill="1F3864"/>
-          </w:tcPr>
-          <w:p>
-            <w:pPr>
-              <w:jc w:val="center"/>
-            </w:pPr>
-            <w:r>
-              <w:rPr>
-                <w:b/>
-                <w:color w:val="FFFFFF"/>
-              </w:rPr>
-              <w:t>Mô tả / Ràng buộc</w:t>
-            </w:r>
-          </w:p>
-        </w:tc>
-      </w:tr>
-      <w:tr>
-        <w:tc>
-          <w:tcPr>
-            <w:tcW w:type="dxa" w:w="3213"/>
-          </w:tcPr>
-          <w:p>
-            <w:r>
-              <w:t>prescription_id</w:t>
-            </w:r>
-          </w:p>
-        </w:tc>
-        <w:tc>
-          <w:tcPr>
-            <w:tcW w:type="dxa" w:w="3213"/>
-          </w:tcPr>
-          <w:p>
-            <w:r>
-              <w:t>INT (khóa chính, khóa ngoại)</w:t>
-            </w:r>
-          </w:p>
-        </w:tc>
-        <w:tc>
-          <w:tcPr>
-            <w:tcW w:type="dxa" w:w="3213"/>
-          </w:tcPr>
-          <w:p>
-            <w:r>
-              <w:t>Mã đơn thuốc, liên kết prescriptions.prescription_id.</w:t>
-            </w:r>
-          </w:p>
-        </w:tc>
-      </w:tr>
-      <w:tr>
-        <w:tc>
-          <w:tcPr>
-            <w:tcW w:type="dxa" w:w="3213"/>
-            <w:shd w:val="clear" w:color="auto" w:fill="F2F2F2"/>
-          </w:tcPr>
-          <w:p>
-            <w:r>
-              <w:t>medicine_id</w:t>
-            </w:r>
-          </w:p>
-        </w:tc>
-        <w:tc>
-          <w:tcPr>
-            <w:tcW w:type="dxa" w:w="3213"/>
-            <w:shd w:val="clear" w:color="auto" w:fill="F2F2F2"/>
-          </w:tcPr>
-          <w:p>
-            <w:r>
-              <w:t>INT (khóa chính, khóa ngoại)</w:t>
-            </w:r>
-          </w:p>
-        </w:tc>
-        <w:tc>
-          <w:tcPr>
-            <w:tcW w:type="dxa" w:w="3213"/>
-            <w:shd w:val="clear" w:color="auto" w:fill="F2F2F2"/>
-          </w:tcPr>
-          <w:p>
-            <w:r>
-              <w:t>Mã thuốc được kê, liên kết medicines.medicine_id.</w:t>
-            </w:r>
-          </w:p>
-        </w:tc>
-      </w:tr>
-      <w:tr>
-        <w:tc>
-          <w:tcPr>
-            <w:tcW w:type="dxa" w:w="3213"/>
-          </w:tcPr>
-          <w:p>
-            <w:r>
-              <w:t>prescribed_quantity</w:t>
-            </w:r>
-          </w:p>
-        </w:tc>
-        <w:tc>
-          <w:tcPr>
-            <w:tcW w:type="dxa" w:w="3213"/>
-          </w:tcPr>
-          <w:p>
-            <w:r>
-              <w:t>INT</w:t>
-            </w:r>
-          </w:p>
-        </w:tc>
-        <w:tc>
-          <w:tcPr>
-            <w:tcW w:type="dxa" w:w="3213"/>
-          </w:tcPr>
-          <w:p>
-            <w:r>
-              <w:t>Số lượng thuốc bác sĩ kê trong đơn. Bắt buộc.</w:t>
-            </w:r>
-          </w:p>
-        </w:tc>
-      </w:tr>
-      <w:tr>
-        <w:tc>
-          <w:tcPr>
-            <w:tcW w:type="dxa" w:w="3213"/>
-            <w:shd w:val="clear" w:color="auto" w:fill="F2F2F2"/>
-          </w:tcPr>
-          <w:p>
-            <w:r>
-              <w:t>purchased_quantity</w:t>
-            </w:r>
-          </w:p>
-        </w:tc>
-        <w:tc>
-          <w:tcPr>
-            <w:tcW w:type="dxa" w:w="3213"/>
-            <w:shd w:val="clear" w:color="auto" w:fill="F2F2F2"/>
-          </w:tcPr>
-          <w:p>
-            <w:r>
-              <w:t>INT</w:t>
-            </w:r>
-          </w:p>
-        </w:tc>
-        <w:tc>
-          <w:tcPr>
-            <w:tcW w:type="dxa" w:w="3213"/>
-            <w:shd w:val="clear" w:color="auto" w:fill="F2F2F2"/>
-          </w:tcPr>
-          <w:p>
-            <w:r>
-              <w:t>Số lượng thuốc thực tế bệnh nhân đã mua. Có thể NULL.</w:t>
-            </w:r>
-          </w:p>
-        </w:tc>
-      </w:tr>
-      <w:tr>
-        <w:tc>
-          <w:tcPr>
-            <w:tcW w:type="dxa" w:w="3213"/>
-          </w:tcPr>
-          <w:p>
-            <w:r>
-              <w:t>unit_price</w:t>
-            </w:r>
-          </w:p>
-        </w:tc>
-        <w:tc>
-          <w:tcPr>
-            <w:tcW w:type="dxa" w:w="3213"/>
-          </w:tcPr>
-          <w:p>
-            <w:r>
-              <w:t>DECIMAL(18,0)</w:t>
-            </w:r>
-          </w:p>
-        </w:tc>
-        <w:tc>
-          <w:tcPr>
-            <w:tcW w:type="dxa" w:w="3213"/>
-          </w:tcPr>
-          <w:p>
-            <w:r>
-              <w:t>Đơn giá thuốc tại thời điểm kê đơn (lưu vết giá bán). Bắt buộc.</w:t>
-            </w:r>
-          </w:p>
-        </w:tc>
-      </w:tr>
-    </w:tbl>
-    <w:p>
-      <w:pPr>
-        <w:spacing w:after="120"/>
-      </w:pPr>
-    </w:p>
-    <w:p>
-      <w:pPr>
-        <w:pStyle w:val="Heading3"/>
-        <w:spacing w:before="240" w:after="120"/>
-      </w:pPr>
-      <w:r>
-        <w:t>6.2.10 Bảng medicines (Danh mục thuốc trong kho)</w:t>
-      </w:r>
-    </w:p>
-    <w:tbl>
-      <w:tblPr>
-        <w:tblW w:type="auto" w:w="0"/>
-        <w:tblLook w:firstColumn="1" w:firstRow="1" w:lastColumn="0" w:lastRow="0" w:noHBand="0" w:noVBand="1" w:val="04A0"/>
-      </w:tblPr>
-      <w:tblGrid>
-        <w:gridCol w:w="3213"/>
-        <w:gridCol w:w="3213"/>
-        <w:gridCol w:w="3213"/>
-      </w:tblGrid>
-      <w:tr>
-        <w:tc>
-          <w:tcPr>
-            <w:tcW w:type="dxa" w:w="3213"/>
-            <w:shd w:val="clear" w:color="auto" w:fill="1F3864"/>
-          </w:tcPr>
-          <w:p>
-            <w:pPr>
-              <w:jc w:val="center"/>
-            </w:pPr>
-            <w:r>
-              <w:rPr>
-                <w:b/>
-                <w:color w:val="FFFFFF"/>
-              </w:rPr>
-              <w:t>Thuộc tính</w:t>
-            </w:r>
-          </w:p>
-        </w:tc>
-        <w:tc>
-          <w:tcPr>
-            <w:tcW w:type="dxa" w:w="3213"/>
-            <w:shd w:val="clear" w:color="auto" w:fill="1F3864"/>
-          </w:tcPr>
-          <w:p>
-            <w:pPr>
-              <w:jc w:val="center"/>
-            </w:pPr>
-            <w:r>
-              <w:rPr>
-                <w:b/>
-                <w:color w:val="FFFFFF"/>
-              </w:rPr>
-              <w:t>Kiểu dữ liệu</w:t>
-            </w:r>
-          </w:p>
-        </w:tc>
-        <w:tc>
-          <w:tcPr>
-            <w:tcW w:type="dxa" w:w="3213"/>
-            <w:shd w:val="clear" w:color="auto" w:fill="1F3864"/>
-          </w:tcPr>
-          <w:p>
-            <w:pPr>
-              <w:jc w:val="center"/>
-            </w:pPr>
-            <w:r>
-              <w:rPr>
-                <w:b/>
-                <w:color w:val="FFFFFF"/>
-              </w:rPr>
-              <w:t>Mô tả / Ràng buộc</w:t>
-            </w:r>
-          </w:p>
-        </w:tc>
-      </w:tr>
-      <w:tr>
-        <w:tc>
-          <w:tcPr>
-            <w:tcW w:type="dxa" w:w="3213"/>
-          </w:tcPr>
-          <w:p>
-            <w:r>
-              <w:t>medicine_id</w:t>
-            </w:r>
-          </w:p>
-        </w:tc>
-        <w:tc>
-          <w:tcPr>
-            <w:tcW w:type="dxa" w:w="3213"/>
-          </w:tcPr>
-          <w:p>
-            <w:r>
-              <w:t>INT (khóa chính)</w:t>
-            </w:r>
-          </w:p>
-        </w:tc>
-        <w:tc>
-          <w:tcPr>
-            <w:tcW w:type="dxa" w:w="3213"/>
-          </w:tcPr>
-          <w:p>
-            <w:r>
-              <w:t>Mã định danh thuốc, tự động tăng.</w:t>
-            </w:r>
-          </w:p>
-        </w:tc>
-      </w:tr>
-      <w:tr>
-        <w:tc>
-          <w:tcPr>
-            <w:tcW w:type="dxa" w:w="3213"/>
-            <w:shd w:val="clear" w:color="auto" w:fill="F2F2F2"/>
-          </w:tcPr>
-          <w:p>
-            <w:r>
-              <w:t>medicine_name</w:t>
-            </w:r>
-          </w:p>
-        </w:tc>
-        <w:tc>
-          <w:tcPr>
-            <w:tcW w:type="dxa" w:w="3213"/>
-            <w:shd w:val="clear" w:color="auto" w:fill="F2F2F2"/>
-          </w:tcPr>
-          <w:p>
-            <w:r>
-              <w:t>NVARCHAR(100)</w:t>
-            </w:r>
-          </w:p>
-        </w:tc>
-        <w:tc>
-          <w:tcPr>
-            <w:tcW w:type="dxa" w:w="3213"/>
-            <w:shd w:val="clear" w:color="auto" w:fill="F2F2F2"/>
-          </w:tcPr>
-          <w:p>
-            <w:r>
-              <w:t>Tên thuốc. Bắt buộc.</w:t>
-            </w:r>
-          </w:p>
-        </w:tc>
-      </w:tr>
-      <w:tr>
-        <w:tc>
-          <w:tcPr>
-            <w:tcW w:type="dxa" w:w="3213"/>
-          </w:tcPr>
-          <w:p>
-            <w:r>
-              <w:t>price</w:t>
-            </w:r>
-          </w:p>
-        </w:tc>
-        <w:tc>
-          <w:tcPr>
-            <w:tcW w:type="dxa" w:w="3213"/>
-          </w:tcPr>
-          <w:p>
-            <w:r>
-              <w:t>DECIMAL(18,0)</w:t>
-            </w:r>
-          </w:p>
-        </w:tc>
-        <w:tc>
-          <w:tcPr>
-            <w:tcW w:type="dxa" w:w="3213"/>
-          </w:tcPr>
-          <w:p>
-            <w:r>
-              <w:t>Đơn giá hiện hành của thuốc (VNĐ). Bắt buộc.</w:t>
-            </w:r>
-          </w:p>
-        </w:tc>
-      </w:tr>
-      <w:tr>
-        <w:tc>
-          <w:tcPr>
-            <w:tcW w:type="dxa" w:w="3213"/>
-            <w:shd w:val="clear" w:color="auto" w:fill="F2F2F2"/>
-          </w:tcPr>
-          <w:p>
-            <w:r>
-              <w:t>stock_quantity</w:t>
-            </w:r>
-          </w:p>
-        </w:tc>
-        <w:tc>
-          <w:tcPr>
-            <w:tcW w:type="dxa" w:w="3213"/>
-            <w:shd w:val="clear" w:color="auto" w:fill="F2F2F2"/>
-          </w:tcPr>
-          <w:p>
-            <w:r>
-              <w:t>INT</w:t>
-            </w:r>
-          </w:p>
-        </w:tc>
-        <w:tc>
-          <w:tcPr>
-            <w:tcW w:type="dxa" w:w="3213"/>
-            <w:shd w:val="clear" w:color="auto" w:fill="F2F2F2"/>
-          </w:tcPr>
-          <w:p>
-            <w:r>
-              <w:t>Số lượng thuốc còn tồn trong kho. Bắt buộc.</w:t>
-            </w:r>
-          </w:p>
-        </w:tc>
-      </w:tr>
-    </w:tbl>
-    <w:p>
-      <w:pPr>
-        <w:spacing w:after="120"/>
-      </w:pPr>
-    </w:p>
-    <w:p>
-      <w:pPr>
-        <w:pStyle w:val="Heading3"/>
-        <w:spacing w:before="240" w:after="120"/>
-      </w:pPr>
-      <w:r>
-        <w:t>6.2.11 Bảng invoices (Hóa đơn - Chưa cài đặt vật lý trong CSDL SQL Server hiện tại)</w:t>
-      </w:r>
-    </w:p>
-    <w:tbl>
-      <w:tblPr>
-        <w:tblW w:type="auto" w:w="0"/>
-        <w:tblLook w:firstColumn="1" w:firstRow="1" w:lastColumn="0" w:lastRow="0" w:noHBand="0" w:noVBand="1" w:val="04A0"/>
-      </w:tblPr>
-      <w:tblGrid>
-        <w:gridCol w:w="3213"/>
-        <w:gridCol w:w="3213"/>
-        <w:gridCol w:w="3213"/>
-      </w:tblGrid>
-      <w:tr>
-        <w:tc>
-          <w:tcPr>
-            <w:tcW w:type="dxa" w:w="3213"/>
-            <w:shd w:val="clear" w:color="auto" w:fill="1F3864"/>
-          </w:tcPr>
-          <w:p>
-            <w:pPr>
-              <w:jc w:val="center"/>
-            </w:pPr>
-            <w:r>
-              <w:rPr>
-                <w:b/>
-                <w:color w:val="FFFFFF"/>
-              </w:rPr>
-              <w:t>Thuộc tính</w:t>
-            </w:r>
-          </w:p>
-        </w:tc>
-        <w:tc>
-          <w:tcPr>
-            <w:tcW w:type="dxa" w:w="3213"/>
-            <w:shd w:val="clear" w:color="auto" w:fill="1F3864"/>
-          </w:tcPr>
-          <w:p>
-            <w:pPr>
-              <w:jc w:val="center"/>
-            </w:pPr>
-            <w:r>
-              <w:rPr>
-                <w:b/>
-                <w:color w:val="FFFFFF"/>
-              </w:rPr>
-              <w:t>Kiểu dữ liệu</w:t>
-            </w:r>
-          </w:p>
-        </w:tc>
-        <w:tc>
-          <w:tcPr>
-            <w:tcW w:type="dxa" w:w="3213"/>
-            <w:shd w:val="clear" w:color="auto" w:fill="1F3864"/>
-          </w:tcPr>
-          <w:p>
-            <w:pPr>
-              <w:jc w:val="center"/>
-            </w:pPr>
-            <w:r>
-              <w:rPr>
-                <w:b/>
-                <w:color w:val="FFFFFF"/>
-              </w:rPr>
-              <w:t>Mô tả / Ràng buộc</w:t>
-            </w:r>
-          </w:p>
-        </w:tc>
-      </w:tr>
-      <w:tr>
-        <w:tc>
-          <w:tcPr>
-            <w:tcW w:type="dxa" w:w="3213"/>
-          </w:tcPr>
-          <w:p>
-            <w:r>
-              <w:t>invoice_id</w:t>
-            </w:r>
-          </w:p>
-        </w:tc>
-        <w:tc>
-          <w:tcPr>
-            <w:tcW w:type="dxa" w:w="3213"/>
-          </w:tcPr>
-          <w:p>
-            <w:r>
-              <w:t>INT (khóa chính)</w:t>
-            </w:r>
-          </w:p>
-        </w:tc>
-        <w:tc>
-          <w:tcPr>
-            <w:tcW w:type="dxa" w:w="3213"/>
-          </w:tcPr>
-          <w:p>
-            <w:r>
-              <w:t>Mã hóa đơn thanh toán, tự tăng. (Ghi chú: Chưa có trong file SQL hiện tại).</w:t>
-            </w:r>
-          </w:p>
-        </w:tc>
-      </w:tr>
-      <w:tr>
-        <w:tc>
-          <w:tcPr>
-            <w:tcW w:type="dxa" w:w="3213"/>
-            <w:shd w:val="clear" w:color="auto" w:fill="F2F2F2"/>
-          </w:tcPr>
-          <w:p>
-            <w:r>
-              <w:t>patient_id</w:t>
-            </w:r>
-          </w:p>
-        </w:tc>
-        <w:tc>
-          <w:tcPr>
-            <w:tcW w:type="dxa" w:w="3213"/>
-            <w:shd w:val="clear" w:color="auto" w:fill="F2F2F2"/>
-          </w:tcPr>
-          <w:p>
-            <w:r>
-              <w:t>INT (khóa ngoại)</w:t>
-            </w:r>
-          </w:p>
-        </w:tc>
-        <w:tc>
-          <w:tcPr>
-            <w:tcW w:type="dxa" w:w="3213"/>
-            <w:shd w:val="clear" w:color="auto" w:fill="F2F2F2"/>
-          </w:tcPr>
-          <w:p>
-            <w:r>
-              <w:t>Mã bệnh nhân thanh toán, liên kết users.user_id.</w:t>
-            </w:r>
-          </w:p>
-        </w:tc>
-      </w:tr>
-      <w:tr>
-        <w:tc>
-          <w:tcPr>
-            <w:tcW w:type="dxa" w:w="3213"/>
-          </w:tcPr>
-          <w:p>
-            <w:r>
-              <w:t>appointment_id</w:t>
-            </w:r>
-          </w:p>
-        </w:tc>
-        <w:tc>
-          <w:tcPr>
-            <w:tcW w:type="dxa" w:w="3213"/>
-          </w:tcPr>
-          <w:p>
-            <w:r>
-              <w:t>INT (khóa ngoại)</w:t>
-            </w:r>
-          </w:p>
-        </w:tc>
-        <w:tc>
-          <w:tcPr>
-            <w:tcW w:type="dxa" w:w="3213"/>
-          </w:tcPr>
-          <w:p>
-            <w:r>
-              <w:t>Liên kết với appointments.appointment_id (nếu thanh toán tiền khám). Có thể NULL.</w:t>
-            </w:r>
-          </w:p>
-        </w:tc>
-      </w:tr>
-      <w:tr>
-        <w:tc>
-          <w:tcPr>
-            <w:tcW w:type="dxa" w:w="3213"/>
-            <w:shd w:val="clear" w:color="auto" w:fill="F2F2F2"/>
-          </w:tcPr>
-          <w:p>
-            <w:r>
-              <w:t>prescription_id</w:t>
-            </w:r>
-          </w:p>
-        </w:tc>
-        <w:tc>
-          <w:tcPr>
-            <w:tcW w:type="dxa" w:w="3213"/>
-            <w:shd w:val="clear" w:color="auto" w:fill="F2F2F2"/>
-          </w:tcPr>
-          <w:p>
-            <w:r>
-              <w:t>INT (khóa ngoại)</w:t>
-            </w:r>
-          </w:p>
-        </w:tc>
-        <w:tc>
-          <w:tcPr>
-            <w:tcW w:type="dxa" w:w="3213"/>
-            <w:shd w:val="clear" w:color="auto" w:fill="F2F2F2"/>
-          </w:tcPr>
-          <w:p>
-            <w:r>
-              <w:t>Liên kết với prescriptions.prescription_id (nếu thanh toán tiền thuốc). Có thể NULL.</w:t>
-            </w:r>
-          </w:p>
-        </w:tc>
-      </w:tr>
-      <w:tr>
-        <w:tc>
-          <w:tcPr>
-            <w:tcW w:type="dxa" w:w="3213"/>
-          </w:tcPr>
-          <w:p>
-            <w:r>
-              <w:t>total_amount</w:t>
-            </w:r>
-          </w:p>
-        </w:tc>
-        <w:tc>
-          <w:tcPr>
-            <w:tcW w:type="dxa" w:w="3213"/>
+              <w:t>Đơn giá tại thời điểm giao dịch.</w:t>
+            </w:r>
+          </w:p>
+        </w:tc>
+      </w:tr>
+      <w:tr>
+        <w:tc>
+          <w:tcPr>
+            <w:tcW w:w="3213" w:type="dxa"/>
+          </w:tcPr>
+          <w:p>
+            <w:r>
+              <w:t>total_price</w:t>
+            </w:r>
+          </w:p>
+        </w:tc>
+        <w:tc>
+          <w:tcPr>
+            <w:tcW w:w="3213" w:type="dxa"/>
           </w:tcPr>
           <w:p>
             <w:r>
@@ -19318,423 +18886,7 @@
         </w:tc>
         <w:tc>
           <w:tcPr>
-            <w:tcW w:type="dxa" w:w="3213"/>
-          </w:tcPr>
-          <w:p>
-            <w:r>
-              <w:t>Tổng số tiền cần thanh toán.</w:t>
-            </w:r>
-          </w:p>
-        </w:tc>
-      </w:tr>
-      <w:tr>
-        <w:tc>
-          <w:tcPr>
-            <w:tcW w:type="dxa" w:w="3213"/>
-            <w:shd w:val="clear" w:color="auto" w:fill="F2F2F2"/>
-          </w:tcPr>
-          <w:p>
-            <w:r>
-              <w:t>payment_method</w:t>
-            </w:r>
-          </w:p>
-        </w:tc>
-        <w:tc>
-          <w:tcPr>
-            <w:tcW w:type="dxa" w:w="3213"/>
-            <w:shd w:val="clear" w:color="auto" w:fill="F2F2F2"/>
-          </w:tcPr>
-          <w:p>
-            <w:r>
-              <w:t>NVARCHAR(50)</w:t>
-            </w:r>
-          </w:p>
-        </w:tc>
-        <w:tc>
-          <w:tcPr>
-            <w:tcW w:type="dxa" w:w="3213"/>
-            <w:shd w:val="clear" w:color="auto" w:fill="F2F2F2"/>
-          </w:tcPr>
-          <w:p>
-            <w:r>
-              <w:t>Hình thức thanh toán (CASH, BANK_TRANSFER).</w:t>
-            </w:r>
-          </w:p>
-        </w:tc>
-      </w:tr>
-      <w:tr>
-        <w:tc>
-          <w:tcPr>
-            <w:tcW w:type="dxa" w:w="3213"/>
-          </w:tcPr>
-          <w:p>
-            <w:r>
-              <w:t>status</w:t>
-            </w:r>
-          </w:p>
-        </w:tc>
-        <w:tc>
-          <w:tcPr>
-            <w:tcW w:type="dxa" w:w="3213"/>
-          </w:tcPr>
-          <w:p>
-            <w:r>
-              <w:t>NVARCHAR(50)</w:t>
-            </w:r>
-          </w:p>
-        </w:tc>
-        <w:tc>
-          <w:tcPr>
-            <w:tcW w:type="dxa" w:w="3213"/>
-          </w:tcPr>
-          <w:p>
-            <w:r>
-              <w:t>Trạng thái hóa đơn (Chưa thanh toán, Đã thanh toán).</w:t>
-            </w:r>
-          </w:p>
-        </w:tc>
-      </w:tr>
-      <w:tr>
-        <w:tc>
-          <w:tcPr>
-            <w:tcW w:type="dxa" w:w="3213"/>
-            <w:shd w:val="clear" w:color="auto" w:fill="F2F2F2"/>
-          </w:tcPr>
-          <w:p>
-            <w:r>
-              <w:t>payment_date</w:t>
-            </w:r>
-          </w:p>
-        </w:tc>
-        <w:tc>
-          <w:tcPr>
-            <w:tcW w:type="dxa" w:w="3213"/>
-            <w:shd w:val="clear" w:color="auto" w:fill="F2F2F2"/>
-          </w:tcPr>
-          <w:p>
-            <w:r>
-              <w:t>DATETIME</w:t>
-            </w:r>
-          </w:p>
-        </w:tc>
-        <w:tc>
-          <w:tcPr>
-            <w:tcW w:type="dxa" w:w="3213"/>
-            <w:shd w:val="clear" w:color="auto" w:fill="F2F2F2"/>
-          </w:tcPr>
-          <w:p>
-            <w:r>
-              <w:t>Thời điểm xác nhận thanh toán.</w:t>
-            </w:r>
-          </w:p>
-        </w:tc>
-      </w:tr>
-    </w:tbl>
-    <w:p>
-      <w:pPr>
-        <w:spacing w:after="120"/>
-      </w:pPr>
-    </w:p>
-    <w:p>
-      <w:pPr>
-        <w:pStyle w:val="Heading3"/>
-        <w:spacing w:before="240" w:after="120"/>
-      </w:pPr>
-      <w:r>
-        <w:t>6.2.12 Bảng invoice_details (Chi tiết hóa đơn - Chưa cài đặt vật lý trong CSDL SQL Server hiện tại)</w:t>
-      </w:r>
-    </w:p>
-    <w:tbl>
-      <w:tblPr>
-        <w:tblW w:type="auto" w:w="0"/>
-        <w:tblLook w:firstColumn="1" w:firstRow="1" w:lastColumn="0" w:lastRow="0" w:noHBand="0" w:noVBand="1" w:val="04A0"/>
-      </w:tblPr>
-      <w:tblGrid>
-        <w:gridCol w:w="3213"/>
-        <w:gridCol w:w="3213"/>
-        <w:gridCol w:w="3213"/>
-      </w:tblGrid>
-      <w:tr>
-        <w:tc>
-          <w:tcPr>
-            <w:tcW w:type="dxa" w:w="3213"/>
-            <w:shd w:val="clear" w:color="auto" w:fill="1F3864"/>
-          </w:tcPr>
-          <w:p>
-            <w:pPr>
-              <w:jc w:val="center"/>
-            </w:pPr>
-            <w:r>
-              <w:rPr>
-                <w:b/>
-                <w:color w:val="FFFFFF"/>
-              </w:rPr>
-              <w:t>Thuộc tính</w:t>
-            </w:r>
-          </w:p>
-        </w:tc>
-        <w:tc>
-          <w:tcPr>
-            <w:tcW w:type="dxa" w:w="3213"/>
-            <w:shd w:val="clear" w:color="auto" w:fill="1F3864"/>
-          </w:tcPr>
-          <w:p>
-            <w:pPr>
-              <w:jc w:val="center"/>
-            </w:pPr>
-            <w:r>
-              <w:rPr>
-                <w:b/>
-                <w:color w:val="FFFFFF"/>
-              </w:rPr>
-              <w:t>Kiểu dữ liệu</w:t>
-            </w:r>
-          </w:p>
-        </w:tc>
-        <w:tc>
-          <w:tcPr>
-            <w:tcW w:type="dxa" w:w="3213"/>
-            <w:shd w:val="clear" w:color="auto" w:fill="1F3864"/>
-          </w:tcPr>
-          <w:p>
-            <w:pPr>
-              <w:jc w:val="center"/>
-            </w:pPr>
-            <w:r>
-              <w:rPr>
-                <w:b/>
-                <w:color w:val="FFFFFF"/>
-              </w:rPr>
-              <w:t>Mô tả / Ràng buộc</w:t>
-            </w:r>
-          </w:p>
-        </w:tc>
-      </w:tr>
-      <w:tr>
-        <w:tc>
-          <w:tcPr>
-            <w:tcW w:type="dxa" w:w="3213"/>
-          </w:tcPr>
-          <w:p>
-            <w:r>
-              <w:t>invoice_detail_id</w:t>
-            </w:r>
-          </w:p>
-        </w:tc>
-        <w:tc>
-          <w:tcPr>
-            <w:tcW w:type="dxa" w:w="3213"/>
-          </w:tcPr>
-          <w:p>
-            <w:r>
-              <w:t>INT (khóa chính)</w:t>
-            </w:r>
-          </w:p>
-        </w:tc>
-        <w:tc>
-          <w:tcPr>
-            <w:tcW w:type="dxa" w:w="3213"/>
-          </w:tcPr>
-          <w:p>
-            <w:r>
-              <w:t>Mã dòng chi tiết hóa đơn, tự tăng. (Ghi chú: Chưa có trong file SQL hiện tại).</w:t>
-            </w:r>
-          </w:p>
-        </w:tc>
-      </w:tr>
-      <w:tr>
-        <w:tc>
-          <w:tcPr>
-            <w:tcW w:type="dxa" w:w="3213"/>
-            <w:shd w:val="clear" w:color="auto" w:fill="F2F2F2"/>
-          </w:tcPr>
-          <w:p>
-            <w:r>
-              <w:t>invoice_id</w:t>
-            </w:r>
-          </w:p>
-        </w:tc>
-        <w:tc>
-          <w:tcPr>
-            <w:tcW w:type="dxa" w:w="3213"/>
-            <w:shd w:val="clear" w:color="auto" w:fill="F2F2F2"/>
-          </w:tcPr>
-          <w:p>
-            <w:r>
-              <w:t>INT (khóa ngoại)</w:t>
-            </w:r>
-          </w:p>
-        </w:tc>
-        <w:tc>
-          <w:tcPr>
-            <w:tcW w:type="dxa" w:w="3213"/>
-            <w:shd w:val="clear" w:color="auto" w:fill="F2F2F2"/>
-          </w:tcPr>
-          <w:p>
-            <w:r>
-              <w:t>Mã hóa đơn, liên kết invoices.invoice_id.</w:t>
-            </w:r>
-          </w:p>
-        </w:tc>
-      </w:tr>
-      <w:tr>
-        <w:tc>
-          <w:tcPr>
-            <w:tcW w:type="dxa" w:w="3213"/>
-          </w:tcPr>
-          <w:p>
-            <w:r>
-              <w:t>item_type</w:t>
-            </w:r>
-          </w:p>
-        </w:tc>
-        <w:tc>
-          <w:tcPr>
-            <w:tcW w:type="dxa" w:w="3213"/>
-          </w:tcPr>
-          <w:p>
-            <w:r>
-              <w:t>NVARCHAR(50)</w:t>
-            </w:r>
-          </w:p>
-        </w:tc>
-        <w:tc>
-          <w:tcPr>
-            <w:tcW w:type="dxa" w:w="3213"/>
-          </w:tcPr>
-          <w:p>
-            <w:r>
-              <w:t>Phân loại khoản mục thanh toán (DichVu / Thuoc).</w:t>
-            </w:r>
-          </w:p>
-        </w:tc>
-      </w:tr>
-      <w:tr>
-        <w:tc>
-          <w:tcPr>
-            <w:tcW w:type="dxa" w:w="3213"/>
-            <w:shd w:val="clear" w:color="auto" w:fill="F2F2F2"/>
-          </w:tcPr>
-          <w:p>
-            <w:r>
-              <w:t>reference_id</w:t>
-            </w:r>
-          </w:p>
-        </w:tc>
-        <w:tc>
-          <w:tcPr>
-            <w:tcW w:type="dxa" w:w="3213"/>
-            <w:shd w:val="clear" w:color="auto" w:fill="F2F2F2"/>
-          </w:tcPr>
-          <w:p>
-            <w:r>
-              <w:t>INT</w:t>
-            </w:r>
-          </w:p>
-        </w:tc>
-        <w:tc>
-          <w:tcPr>
-            <w:tcW w:type="dxa" w:w="3213"/>
-            <w:shd w:val="clear" w:color="auto" w:fill="F2F2F2"/>
-          </w:tcPr>
-          <w:p>
-            <w:r>
-              <w:t>Mã tham chiếu tới dịch vụ (service_id) hoặc thuốc (medicine_id) tùy theo item_type.</w:t>
-            </w:r>
-          </w:p>
-        </w:tc>
-      </w:tr>
-      <w:tr>
-        <w:tc>
-          <w:tcPr>
-            <w:tcW w:type="dxa" w:w="3213"/>
-          </w:tcPr>
-          <w:p>
-            <w:r>
-              <w:t>quantity</w:t>
-            </w:r>
-          </w:p>
-        </w:tc>
-        <w:tc>
-          <w:tcPr>
-            <w:tcW w:type="dxa" w:w="3213"/>
-          </w:tcPr>
-          <w:p>
-            <w:r>
-              <w:t>INT</w:t>
-            </w:r>
-          </w:p>
-        </w:tc>
-        <w:tc>
-          <w:tcPr>
-            <w:tcW w:type="dxa" w:w="3213"/>
-          </w:tcPr>
-          <w:p>
-            <w:r>
-              <w:t>Số lượng của khoản mục thanh toán.</w:t>
-            </w:r>
-          </w:p>
-        </w:tc>
-      </w:tr>
-      <w:tr>
-        <w:tc>
-          <w:tcPr>
-            <w:tcW w:type="dxa" w:w="3213"/>
-            <w:shd w:val="clear" w:color="auto" w:fill="F2F2F2"/>
-          </w:tcPr>
-          <w:p>
-            <w:r>
-              <w:t>unit_price</w:t>
-            </w:r>
-          </w:p>
-        </w:tc>
-        <w:tc>
-          <w:tcPr>
-            <w:tcW w:type="dxa" w:w="3213"/>
-            <w:shd w:val="clear" w:color="auto" w:fill="F2F2F2"/>
-          </w:tcPr>
-          <w:p>
-            <w:r>
-              <w:t>DECIMAL(12,2)</w:t>
-            </w:r>
-          </w:p>
-        </w:tc>
-        <w:tc>
-          <w:tcPr>
-            <w:tcW w:type="dxa" w:w="3213"/>
-            <w:shd w:val="clear" w:color="auto" w:fill="F2F2F2"/>
-          </w:tcPr>
-          <w:p>
-            <w:r>
-              <w:t>Đơn giá tại thời điểm giao dịch.</w:t>
-            </w:r>
-          </w:p>
-        </w:tc>
-      </w:tr>
-      <w:tr>
-        <w:tc>
-          <w:tcPr>
-            <w:tcW w:type="dxa" w:w="3213"/>
-          </w:tcPr>
-          <w:p>
-            <w:r>
-              <w:t>total_price</w:t>
-            </w:r>
-          </w:p>
-        </w:tc>
-        <w:tc>
-          <w:tcPr>
-            <w:tcW w:type="dxa" w:w="3213"/>
-          </w:tcPr>
-          <w:p>
-            <w:r>
-              <w:t>DECIMAL(14,2)</w:t>
-            </w:r>
-          </w:p>
-        </w:tc>
-        <w:tc>
-          <w:tcPr>
-            <w:tcW w:type="dxa" w:w="3213"/>
+            <w:tcW w:w="3213" w:type="dxa"/>
           </w:tcPr>
           <w:p>
             <w:r>
@@ -19754,22 +18906,22 @@
         <w:pStyle w:val="Heading1"/>
         <w:pageBreakBefore/>
       </w:pPr>
-      <w:bookmarkStart w:id="60" w:name="_Toc237263281"/>
+      <w:bookmarkStart w:id="50" w:name="_Toc237263281"/>
       <w:r>
         <w:lastRenderedPageBreak/>
         <w:t>7. PHỤ LỤC (APPENDIX)</w:t>
       </w:r>
-      <w:bookmarkEnd w:id="60"/>
+      <w:bookmarkEnd w:id="50"/>
     </w:p>
     <w:p>
       <w:pPr>
         <w:pStyle w:val="Heading2"/>
       </w:pPr>
-      <w:bookmarkStart w:id="61" w:name="_Toc237263282"/>
+      <w:bookmarkStart w:id="51" w:name="_Toc237263282"/>
       <w:r>
         <w:t>7.1 Bảng thuật ngữ (Glossary)</w:t>
       </w:r>
-      <w:bookmarkEnd w:id="61"/>
+      <w:bookmarkEnd w:id="51"/>
     </w:p>
     <w:tbl>
       <w:tblPr>
@@ -19793,12 +18945,6 @@
         <w:gridCol w:w="6300"/>
       </w:tblGrid>
       <w:tr>
-        <w:tblPrEx>
-          <w:tblCellMar>
-            <w:top w:w="0" w:type="dxa"/>
-            <w:bottom w:w="0" w:type="dxa"/>
-          </w:tblCellMar>
-        </w:tblPrEx>
         <w:trPr>
           <w:tblHeader/>
         </w:trPr>
@@ -19860,12 +19006,6 @@
         </w:tc>
       </w:tr>
       <w:tr>
-        <w:tblPrEx>
-          <w:tblCellMar>
-            <w:top w:w="0" w:type="dxa"/>
-            <w:bottom w:w="0" w:type="dxa"/>
-          </w:tblCellMar>
-        </w:tblPrEx>
         <w:tc>
           <w:tcPr>
             <w:tcW w:w="3000" w:type="dxa"/>
@@ -19910,12 +19050,6 @@
         </w:tc>
       </w:tr>
       <w:tr>
-        <w:tblPrEx>
-          <w:tblCellMar>
-            <w:top w:w="0" w:type="dxa"/>
-            <w:bottom w:w="0" w:type="dxa"/>
-          </w:tblCellMar>
-        </w:tblPrEx>
         <w:tc>
           <w:tcPr>
             <w:tcW w:w="3000" w:type="dxa"/>
@@ -19962,12 +19096,6 @@
         </w:tc>
       </w:tr>
       <w:tr>
-        <w:tblPrEx>
-          <w:tblCellMar>
-            <w:top w:w="0" w:type="dxa"/>
-            <w:bottom w:w="0" w:type="dxa"/>
-          </w:tblCellMar>
-        </w:tblPrEx>
         <w:tc>
           <w:tcPr>
             <w:tcW w:w="3000" w:type="dxa"/>
@@ -20012,12 +19140,6 @@
         </w:tc>
       </w:tr>
       <w:tr>
-        <w:tblPrEx>
-          <w:tblCellMar>
-            <w:top w:w="0" w:type="dxa"/>
-            <w:bottom w:w="0" w:type="dxa"/>
-          </w:tblCellMar>
-        </w:tblPrEx>
         <w:tc>
           <w:tcPr>
             <w:tcW w:w="3000" w:type="dxa"/>
@@ -20064,12 +19186,6 @@
         </w:tc>
       </w:tr>
       <w:tr>
-        <w:tblPrEx>
-          <w:tblCellMar>
-            <w:top w:w="0" w:type="dxa"/>
-            <w:bottom w:w="0" w:type="dxa"/>
-          </w:tblCellMar>
-        </w:tblPrEx>
         <w:tc>
           <w:tcPr>
             <w:tcW w:w="3000" w:type="dxa"/>
@@ -20114,12 +19230,6 @@
         </w:tc>
       </w:tr>
       <w:tr>
-        <w:tblPrEx>
-          <w:tblCellMar>
-            <w:top w:w="0" w:type="dxa"/>
-            <w:bottom w:w="0" w:type="dxa"/>
-          </w:tblCellMar>
-        </w:tblPrEx>
         <w:tc>
           <w:tcPr>
             <w:tcW w:w="3000" w:type="dxa"/>
@@ -20166,12 +19276,6 @@
         </w:tc>
       </w:tr>
       <w:tr>
-        <w:tblPrEx>
-          <w:tblCellMar>
-            <w:top w:w="0" w:type="dxa"/>
-            <w:bottom w:w="0" w:type="dxa"/>
-          </w:tblCellMar>
-        </w:tblPrEx>
         <w:tc>
           <w:tcPr>
             <w:tcW w:w="3000" w:type="dxa"/>
@@ -20216,12 +19320,6 @@
         </w:tc>
       </w:tr>
       <w:tr>
-        <w:tblPrEx>
-          <w:tblCellMar>
-            <w:top w:w="0" w:type="dxa"/>
-            <w:bottom w:w="0" w:type="dxa"/>
-          </w:tblCellMar>
-        </w:tblPrEx>
         <w:tc>
           <w:tcPr>
             <w:tcW w:w="3000" w:type="dxa"/>
@@ -20268,12 +19366,6 @@
         </w:tc>
       </w:tr>
       <w:tr>
-        <w:tblPrEx>
-          <w:tblCellMar>
-            <w:top w:w="0" w:type="dxa"/>
-            <w:bottom w:w="0" w:type="dxa"/>
-          </w:tblCellMar>
-        </w:tblPrEx>
         <w:tc>
           <w:tcPr>
             <w:tcW w:w="3000" w:type="dxa"/>
@@ -20318,12 +19410,6 @@
         </w:tc>
       </w:tr>
       <w:tr>
-        <w:tblPrEx>
-          <w:tblCellMar>
-            <w:top w:w="0" w:type="dxa"/>
-            <w:bottom w:w="0" w:type="dxa"/>
-          </w:tblCellMar>
-        </w:tblPrEx>
         <w:tc>
           <w:tcPr>
             <w:tcW w:w="3000" w:type="dxa"/>
@@ -20370,12 +19456,6 @@
         </w:tc>
       </w:tr>
       <w:tr>
-        <w:tblPrEx>
-          <w:tblCellMar>
-            <w:top w:w="0" w:type="dxa"/>
-            <w:bottom w:w="0" w:type="dxa"/>
-          </w:tblCellMar>
-        </w:tblPrEx>
         <w:tc>
           <w:tcPr>
             <w:tcW w:w="3000" w:type="dxa"/>
@@ -20420,12 +19500,6 @@
         </w:tc>
       </w:tr>
       <w:tr>
-        <w:tblPrEx>
-          <w:tblCellMar>
-            <w:top w:w="0" w:type="dxa"/>
-            <w:bottom w:w="0" w:type="dxa"/>
-          </w:tblCellMar>
-        </w:tblPrEx>
         <w:tc>
           <w:tcPr>
             <w:tcW w:w="3000" w:type="dxa"/>
@@ -20472,12 +19546,6 @@
         </w:tc>
       </w:tr>
       <w:tr>
-        <w:tblPrEx>
-          <w:tblCellMar>
-            <w:top w:w="0" w:type="dxa"/>
-            <w:bottom w:w="0" w:type="dxa"/>
-          </w:tblCellMar>
-        </w:tblPrEx>
         <w:tc>
           <w:tcPr>
             <w:tcW w:w="3000" w:type="dxa"/>
@@ -20522,12 +19590,6 @@
         </w:tc>
       </w:tr>
       <w:tr>
-        <w:tblPrEx>
-          <w:tblCellMar>
-            <w:top w:w="0" w:type="dxa"/>
-            <w:bottom w:w="0" w:type="dxa"/>
-          </w:tblCellMar>
-        </w:tblPrEx>
         <w:tc>
           <w:tcPr>
             <w:tcW w:w="3000" w:type="dxa"/>
@@ -20578,11 +19640,11 @@
       <w:pPr>
         <w:pStyle w:val="Heading2"/>
       </w:pPr>
-      <w:bookmarkStart w:id="62" w:name="_Toc237263283"/>
+      <w:bookmarkStart w:id="52" w:name="_Toc237263283"/>
       <w:r>
         <w:t>7.2 Lịch sử sửa đổi tài liệu (Revision History)</w:t>
       </w:r>
-      <w:bookmarkEnd w:id="62"/>
+      <w:bookmarkEnd w:id="52"/>
     </w:p>
     <w:tbl>
       <w:tblPr>
@@ -20608,12 +19670,6 @@
         <w:gridCol w:w="1300"/>
       </w:tblGrid>
       <w:tr>
-        <w:tblPrEx>
-          <w:tblCellMar>
-            <w:top w:w="0" w:type="dxa"/>
-            <w:bottom w:w="0" w:type="dxa"/>
-          </w:tblCellMar>
-        </w:tblPrEx>
         <w:trPr>
           <w:tblHeader/>
         </w:trPr>
@@ -20731,12 +19787,6 @@
         </w:tc>
       </w:tr>
       <w:tr>
-        <w:tblPrEx>
-          <w:tblCellMar>
-            <w:top w:w="0" w:type="dxa"/>
-            <w:bottom w:w="0" w:type="dxa"/>
-          </w:tblCellMar>
-        </w:tblPrEx>
         <w:tc>
           <w:tcPr>
             <w:tcW w:w="1400" w:type="dxa"/>
@@ -20827,11 +19877,11 @@
       <w:pPr>
         <w:pStyle w:val="Heading2"/>
       </w:pPr>
-      <w:bookmarkStart w:id="63" w:name="_Toc237263284"/>
+      <w:bookmarkStart w:id="53" w:name="_Toc237263284"/>
       <w:r>
         <w:t>7.3 Vấn đề còn tồn đọng (Open Issues)</w:t>
       </w:r>
-      <w:bookmarkEnd w:id="63"/>
+      <w:bookmarkEnd w:id="53"/>
     </w:p>
     <w:p>
       <w:pPr>
@@ -21641,6 +20691,7 @@
   <w:style w:type="character" w:default="1" w:styleId="DefaultParagraphFont">
     <w:name w:val="Default Paragraph Font"/>
     <w:uiPriority w:val="1"/>
+    <w:semiHidden/>
     <w:unhideWhenUsed/>
   </w:style>
   <w:style w:type="table" w:default="1" w:styleId="TableNormal">
